--- a/uk-cca-app-api/src/main/resources/templates/ca/england/Updated UnA template - v03.docx
+++ b/uk-cca-app-api/src/main/resources/templates/ca/england/Updated UnA template - v03.docx
@@ -1,6 +1,6 @@
 
 <file path=word/document.xml><?xml version="1.0" encoding="utf-8"?>
-<w:document xmlns:wpc="http://schemas.microsoft.com/office/word/2010/wordprocessingCanvas" xmlns:cx="http://schemas.microsoft.com/office/drawing/2014/chartex" xmlns:cx1="http://schemas.microsoft.com/office/drawing/2015/9/8/chartex" xmlns:cx2="http://schemas.microsoft.com/office/drawing/2015/10/21/chartex" xmlns:cx3="http://schemas.microsoft.com/office/drawing/2016/5/9/chartex" xmlns:cx4="http://schemas.microsoft.com/office/drawing/2016/5/10/chartex" xmlns:cx5="http://schemas.microsoft.com/office/drawing/2016/5/11/chartex" xmlns:cx6="http://schemas.microsoft.com/office/drawing/2016/5/12/chartex" xmlns:cx7="http://schemas.microsoft.com/office/drawing/2016/5/13/chartex" xmlns:cx8="http://schemas.microsoft.com/office/drawing/2016/5/14/chartex" xmlns:mc="http://schemas.openxmlformats.org/markup-compatibility/2006" xmlns:aink="http://schemas.microsoft.com/office/drawing/2016/ink" xmlns:am3d="http://schemas.microsoft.com/office/drawing/2017/model3d" xmlns:o="urn:schemas-microsoft-com:office:office" xmlns:oel="http://schemas.microsoft.com/office/2019/extlst" xmlns:r="http://schemas.openxmlformats.org/officeDocument/2006/relationships" xmlns:m="http://schemas.openxmlformats.org/officeDocument/2006/math" xmlns:v="urn:schemas-microsoft-com:vml" xmlns:wp14="http://schemas.microsoft.com/office/word/2010/wordprocessingDrawing" xmlns:wp="http://schemas.openxmlformats.org/drawingml/2006/wordprocessingDrawing" xmlns:w10="urn:schemas-microsoft-com:office:word" xmlns:w="http://schemas.openxmlformats.org/wordprocessingml/2006/main" xmlns:w14="http://schemas.microsoft.com/office/word/2010/wordml" xmlns:w15="http://schemas.microsoft.com/office/word/2012/wordml" xmlns:w16cex="http://schemas.microsoft.com/office/word/2018/wordml/cex" xmlns:w16cid="http://schemas.microsoft.com/office/word/2016/wordml/cid" xmlns:w16="http://schemas.microsoft.com/office/word/2018/wordml" xmlns:w16sdtdh="http://schemas.microsoft.com/office/word/2020/wordml/sdtdatahash" xmlns:w16se="http://schemas.microsoft.com/office/word/2015/wordml/symex" xmlns:wpg="http://schemas.microsoft.com/office/word/2010/wordprocessingGroup" xmlns:wpi="http://schemas.microsoft.com/office/word/2010/wordprocessingInk" xmlns:wne="http://schemas.microsoft.com/office/word/2006/wordml" xmlns:wps="http://schemas.microsoft.com/office/word/2010/wordprocessingShape" mc:Ignorable="w14 w15 w16se w16cid w16 w16cex w16sdtdh wp14">
+<w:document xmlns:wpc="http://schemas.microsoft.com/office/word/2010/wordprocessingCanvas" xmlns:cx="http://schemas.microsoft.com/office/drawing/2014/chartex" xmlns:cx1="http://schemas.microsoft.com/office/drawing/2015/9/8/chartex" xmlns:cx2="http://schemas.microsoft.com/office/drawing/2015/10/21/chartex" xmlns:cx3="http://schemas.microsoft.com/office/drawing/2016/5/9/chartex" xmlns:cx4="http://schemas.microsoft.com/office/drawing/2016/5/10/chartex" xmlns:cx5="http://schemas.microsoft.com/office/drawing/2016/5/11/chartex" xmlns:cx6="http://schemas.microsoft.com/office/drawing/2016/5/12/chartex" xmlns:cx7="http://schemas.microsoft.com/office/drawing/2016/5/13/chartex" xmlns:cx8="http://schemas.microsoft.com/office/drawing/2016/5/14/chartex" xmlns:mc="http://schemas.openxmlformats.org/markup-compatibility/2006" xmlns:aink="http://schemas.microsoft.com/office/drawing/2016/ink" xmlns:am3d="http://schemas.microsoft.com/office/drawing/2017/model3d" xmlns:o="urn:schemas-microsoft-com:office:office" xmlns:r="http://schemas.openxmlformats.org/officeDocument/2006/relationships" xmlns:m="http://schemas.openxmlformats.org/officeDocument/2006/math" xmlns:v="urn:schemas-microsoft-com:vml" xmlns:wp14="http://schemas.microsoft.com/office/word/2010/wordprocessingDrawing" xmlns:wp="http://schemas.openxmlformats.org/drawingml/2006/wordprocessingDrawing" xmlns:w10="urn:schemas-microsoft-com:office:word" xmlns:w="http://schemas.openxmlformats.org/wordprocessingml/2006/main" xmlns:w14="http://schemas.microsoft.com/office/word/2010/wordml" xmlns:w15="http://schemas.microsoft.com/office/word/2012/wordml" xmlns:w16cex="http://schemas.microsoft.com/office/word/2018/wordml/cex" xmlns:w16cid="http://schemas.microsoft.com/office/word/2016/wordml/cid" xmlns:w16="http://schemas.microsoft.com/office/word/2018/wordml" xmlns:w16sdtdh="http://schemas.microsoft.com/office/word/2020/wordml/sdtdatahash" xmlns:w16se="http://schemas.microsoft.com/office/word/2015/wordml/symex" xmlns:wpg="http://schemas.microsoft.com/office/word/2010/wordprocessingGroup" xmlns:wpi="http://schemas.microsoft.com/office/word/2010/wordprocessingInk" xmlns:wne="http://schemas.microsoft.com/office/word/2006/wordml" xmlns:wps="http://schemas.microsoft.com/office/word/2010/wordprocessingShape" mc:Ignorable="w14 w15 w16se w16cid w16 w16cex w16sdtdh wp14">
   <w:body>
     <w:p>
       <w:pPr>
@@ -202,9 +202,17 @@
         <w:rPr>
           <w:rFonts w:cs="Arial"/>
         </w:rPr>
-        <w:t>Paragraphs 42(1)(</w:t>
+        <w:t>Paragraphs 42(</w:t>
+      </w:r>
+      <w:proofErr w:type="gramStart"/>
+      <w:r>
+        <w:rPr>
+          <w:rFonts w:cs="Arial"/>
+        </w:rPr>
+        <w:t>1)(</w:t>
       </w:r>
       <w:proofErr w:type="spellStart"/>
+      <w:proofErr w:type="gramEnd"/>
       <w:r>
         <w:rPr>
           <w:rFonts w:cs="Arial"/>
@@ -422,6 +430,7 @@
         <w:rPr>
           <w:rFonts w:cs="Arial"/>
         </w:rPr>
+        <w:lastRenderedPageBreak/>
         <w:t>“account” means the account in the Register of a sector association or an operator;</w:t>
       </w:r>
     </w:p>
@@ -455,8 +464,21 @@
         <w:rPr>
           <w:rFonts w:cs="Arial"/>
         </w:rPr>
-        <w:lastRenderedPageBreak/>
-        <w:t>“base year”</w:t>
+        <w:t>“</w:t>
+      </w:r>
+      <w:proofErr w:type="gramStart"/>
+      <w:r>
+        <w:rPr>
+          <w:rFonts w:cs="Arial"/>
+        </w:rPr>
+        <w:t>base</w:t>
+      </w:r>
+      <w:proofErr w:type="gramEnd"/>
+      <w:r>
+        <w:rPr>
+          <w:rFonts w:cs="Arial"/>
+        </w:rPr>
+        <w:t xml:space="preserve"> year”</w:t>
       </w:r>
       <w:r>
         <w:rPr>
@@ -491,7 +513,21 @@
           <w:rFonts w:cs="Arial"/>
         </w:rPr>
         <w:tab/>
-        <w:t>for a target unit which includes a greenfield facility, the 12 month period starting on the date of an underlying agreement which provides for that target period;</w:t>
+        <w:t xml:space="preserve">for a target unit which includes a greenfield facility, the </w:t>
+      </w:r>
+      <w:proofErr w:type="gramStart"/>
+      <w:r>
+        <w:rPr>
+          <w:rFonts w:cs="Arial"/>
+        </w:rPr>
+        <w:t>12 month</w:t>
+      </w:r>
+      <w:proofErr w:type="gramEnd"/>
+      <w:r>
+        <w:rPr>
+          <w:rFonts w:cs="Arial"/>
+        </w:rPr>
+        <w:t xml:space="preserve"> period starting on the date of an underlying agreement which provides for that target period;</w:t>
       </w:r>
     </w:p>
     <w:p>
@@ -514,7 +550,21 @@
           <w:rFonts w:cs="Arial"/>
         </w:rPr>
         <w:tab/>
-        <w:t>for a target unit which does not include a greenfield facility, a 12 month period which—</w:t>
+        <w:t xml:space="preserve">for a target unit which does not include a greenfield facility, a </w:t>
+      </w:r>
+      <w:proofErr w:type="gramStart"/>
+      <w:r>
+        <w:rPr>
+          <w:rFonts w:cs="Arial"/>
+        </w:rPr>
+        <w:t>12 month</w:t>
+      </w:r>
+      <w:proofErr w:type="gramEnd"/>
+      <w:r>
+        <w:rPr>
+          <w:rFonts w:cs="Arial"/>
+        </w:rPr>
+        <w:t xml:space="preserve"> period which—</w:t>
       </w:r>
     </w:p>
     <w:p>
@@ -583,7 +633,21 @@
         <w:rPr>
           <w:rFonts w:cs="Arial"/>
         </w:rPr>
-        <w:t>“buy-out fee” means the fee calculated in accordance with Rule 7;</w:t>
+        <w:t>“</w:t>
+      </w:r>
+      <w:proofErr w:type="gramStart"/>
+      <w:r>
+        <w:rPr>
+          <w:rFonts w:cs="Arial"/>
+        </w:rPr>
+        <w:t>buy</w:t>
+      </w:r>
+      <w:proofErr w:type="gramEnd"/>
+      <w:r>
+        <w:rPr>
+          <w:rFonts w:cs="Arial"/>
+        </w:rPr>
+        <w:t>-out fee” means the fee calculated in accordance with Rule 7;</w:t>
       </w:r>
     </w:p>
     <w:p>
@@ -603,12 +667,14 @@
         </w:rPr>
         <w:t>“</w:t>
       </w:r>
+      <w:proofErr w:type="gramStart"/>
       <w:r>
         <w:rPr>
           <w:rFonts w:cs="Arial"/>
         </w:rPr>
         <w:t>certification</w:t>
       </w:r>
+      <w:proofErr w:type="gramEnd"/>
       <w:r>
         <w:rPr>
           <w:rFonts w:cs="Arial"/>
@@ -1083,7 +1149,21 @@
         <w:rPr>
           <w:rFonts w:cs="Arial"/>
         </w:rPr>
-        <w:t>“charging scheme” means the Climate Change Agreements Charges Scheme 2012 made by the Administrator or any replacement or revision of that charging scheme;</w:t>
+        <w:t>“</w:t>
+      </w:r>
+      <w:proofErr w:type="gramStart"/>
+      <w:r>
+        <w:rPr>
+          <w:rFonts w:cs="Arial"/>
+        </w:rPr>
+        <w:t>charging</w:t>
+      </w:r>
+      <w:proofErr w:type="gramEnd"/>
+      <w:r>
+        <w:rPr>
+          <w:rFonts w:cs="Arial"/>
+        </w:rPr>
+        <w:t xml:space="preserve"> scheme” means the Climate Change Agreements Charges Scheme 2012 made by the Administrator or any replacement or revision of that charging scheme;</w:t>
       </w:r>
     </w:p>
     <w:p>
@@ -1160,12 +1240,14 @@
         </w:rPr>
         <w:t>“</w:t>
       </w:r>
+      <w:proofErr w:type="gramStart"/>
       <w:r>
         <w:rPr>
           <w:rFonts w:cs="Arial"/>
         </w:rPr>
         <w:t>facility</w:t>
       </w:r>
+      <w:proofErr w:type="gramEnd"/>
       <w:r>
         <w:rPr>
           <w:rFonts w:cs="Arial"/>
@@ -1189,13 +1271,30 @@
           <w:rFonts w:cs="Arial"/>
           <w:szCs w:val="24"/>
         </w:rPr>
-        <w:t>“greenfield facility” means a facility which started to carry out the process by virtue of which it is a facility within the meaning of paragraph 50 of Schedule 6 during the 12 month period ending on the date the operator applies for the facility to be covered by an agreement</w:t>
-      </w:r>
+        <w:lastRenderedPageBreak/>
+        <w:t>“</w:t>
+      </w:r>
+      <w:proofErr w:type="gramStart"/>
       <w:r>
         <w:rPr>
           <w:rFonts w:cs="Arial"/>
           <w:szCs w:val="24"/>
         </w:rPr>
+        <w:t>greenfield</w:t>
+      </w:r>
+      <w:proofErr w:type="gramEnd"/>
+      <w:r>
+        <w:rPr>
+          <w:rFonts w:cs="Arial"/>
+          <w:szCs w:val="24"/>
+        </w:rPr>
+        <w:t xml:space="preserve"> facility” means a facility which started to carry out the process by virtue of which it is a facility within the meaning of paragraph 50 of Schedule 6 during the 12 month period ending on the date the operator applies for the facility to be covered by an agreement</w:t>
+      </w:r>
+      <w:r>
+        <w:rPr>
+          <w:rFonts w:cs="Arial"/>
+          <w:szCs w:val="24"/>
+        </w:rPr>
         <w:t>;</w:t>
       </w:r>
     </w:p>
@@ -1241,7 +1340,6 @@
         <w:rPr>
           <w:rFonts w:cs="Arial"/>
         </w:rPr>
-        <w:lastRenderedPageBreak/>
         <w:t>“operator” means, as the context requires, either:</w:t>
       </w:r>
     </w:p>
@@ -1304,7 +1402,21 @@
         <w:rPr>
           <w:rFonts w:cs="Arial"/>
         </w:rPr>
-        <w:t>“personal information” means:</w:t>
+        <w:t>“</w:t>
+      </w:r>
+      <w:proofErr w:type="gramStart"/>
+      <w:r>
+        <w:rPr>
+          <w:rFonts w:cs="Arial"/>
+        </w:rPr>
+        <w:t>personal</w:t>
+      </w:r>
+      <w:proofErr w:type="gramEnd"/>
+      <w:r>
+        <w:rPr>
+          <w:rFonts w:cs="Arial"/>
+        </w:rPr>
+        <w:t xml:space="preserve"> information” means:</w:t>
       </w:r>
     </w:p>
     <w:p>
@@ -1443,7 +1555,21 @@
         <w:rPr>
           <w:rFonts w:cs="Arial"/>
         </w:rPr>
-        <w:t>“the Register” means the electronic system established and operated by the Administrator for the administration of agreements;</w:t>
+        <w:t>“</w:t>
+      </w:r>
+      <w:proofErr w:type="gramStart"/>
+      <w:r>
+        <w:rPr>
+          <w:rFonts w:cs="Arial"/>
+        </w:rPr>
+        <w:t>the</w:t>
+      </w:r>
+      <w:proofErr w:type="gramEnd"/>
+      <w:r>
+        <w:rPr>
+          <w:rFonts w:cs="Arial"/>
+        </w:rPr>
+        <w:t xml:space="preserve"> Register” means the electronic system established and operated by the Administrator for the administration of agreements;</w:t>
       </w:r>
     </w:p>
     <w:p>
@@ -1630,7 +1756,21 @@
         <w:rPr>
           <w:rFonts w:cs="Arial"/>
         </w:rPr>
-        <w:t>“responsible person” means an individual who is legally authorised by the Operator to enter as the Operator’s agent into an underlying agreement, to agree any amendments to an underlying agreement, and to accept service of notices on behalf of the Operator;</w:t>
+        <w:t>“</w:t>
+      </w:r>
+      <w:proofErr w:type="gramStart"/>
+      <w:r>
+        <w:rPr>
+          <w:rFonts w:cs="Arial"/>
+        </w:rPr>
+        <w:t>responsible</w:t>
+      </w:r>
+      <w:proofErr w:type="gramEnd"/>
+      <w:r>
+        <w:rPr>
+          <w:rFonts w:cs="Arial"/>
+        </w:rPr>
+        <w:t xml:space="preserve"> person” means an individual who is legally authorised by the Operator to enter as the Operator’s agent into an underlying agreement, to agree any amendments to an underlying agreement, and to accept service of notices on behalf of the Operator;</w:t>
       </w:r>
     </w:p>
     <w:p>
@@ -1713,12 +1853,14 @@
         </w:rPr>
         <w:t>“</w:t>
       </w:r>
+      <w:proofErr w:type="gramStart"/>
       <w:r>
         <w:rPr>
           <w:rFonts w:cs="Arial"/>
         </w:rPr>
         <w:t>sector</w:t>
       </w:r>
+      <w:proofErr w:type="gramEnd"/>
       <w:r>
         <w:rPr>
           <w:rFonts w:cs="Arial"/>
@@ -1741,7 +1883,22 @@
         <w:rPr>
           <w:rFonts w:cs="Arial"/>
         </w:rPr>
-        <w:t>“sector commitment” means the commitment set out in Schedule 5 of</w:t>
+        <w:lastRenderedPageBreak/>
+        <w:t>“</w:t>
+      </w:r>
+      <w:proofErr w:type="gramStart"/>
+      <w:r>
+        <w:rPr>
+          <w:rFonts w:cs="Arial"/>
+        </w:rPr>
+        <w:t>sector</w:t>
+      </w:r>
+      <w:proofErr w:type="gramEnd"/>
+      <w:r>
+        <w:rPr>
+          <w:rFonts w:cs="Arial"/>
+        </w:rPr>
+        <w:t xml:space="preserve"> commitment” means the commitment set out in Schedule 5 of</w:t>
       </w:r>
       <w:r>
         <w:rPr>
@@ -1816,13 +1973,29 @@
           <w:rFonts w:cs="Arial"/>
           <w:szCs w:val="24"/>
         </w:rPr>
-        <w:t xml:space="preserve">(for that target period ) </w:t>
-      </w:r>
+        <w:t xml:space="preserve">(for that target </w:t>
+      </w:r>
+      <w:proofErr w:type="gramStart"/>
       <w:r>
         <w:rPr>
           <w:rFonts w:cs="Arial"/>
           <w:szCs w:val="24"/>
         </w:rPr>
+        <w:t>period )</w:t>
+      </w:r>
+      <w:proofErr w:type="gramEnd"/>
+      <w:r>
+        <w:rPr>
+          <w:rFonts w:cs="Arial"/>
+          <w:szCs w:val="24"/>
+        </w:rPr>
+        <w:t xml:space="preserve"> </w:t>
+      </w:r>
+      <w:r>
+        <w:rPr>
+          <w:rFonts w:cs="Arial"/>
+          <w:szCs w:val="24"/>
+        </w:rPr>
         <w:t>applicable to the target unit, set out in Schedule 6 to this Agreement, as varied from time to time;</w:t>
       </w:r>
     </w:p>
@@ -1840,7 +2013,21 @@
         <w:rPr>
           <w:rFonts w:cs="Arial"/>
         </w:rPr>
-        <w:t>“target period 1” means the target period from 1st January 2013 to 31st December 2014;</w:t>
+        <w:t>“</w:t>
+      </w:r>
+      <w:proofErr w:type="gramStart"/>
+      <w:r>
+        <w:rPr>
+          <w:rFonts w:cs="Arial"/>
+        </w:rPr>
+        <w:t>target</w:t>
+      </w:r>
+      <w:proofErr w:type="gramEnd"/>
+      <w:r>
+        <w:rPr>
+          <w:rFonts w:cs="Arial"/>
+        </w:rPr>
+        <w:t xml:space="preserve"> period 1” means the target period from 1st January 2013 to 31st December 2014;</w:t>
       </w:r>
     </w:p>
     <w:p>
@@ -1856,8 +2043,21 @@
         <w:rPr>
           <w:rFonts w:cs="Arial"/>
         </w:rPr>
-        <w:lastRenderedPageBreak/>
-        <w:t>“target period 2” means the target period from 1st January 2015 to 31st December 2016;</w:t>
+        <w:t>“</w:t>
+      </w:r>
+      <w:proofErr w:type="gramStart"/>
+      <w:r>
+        <w:rPr>
+          <w:rFonts w:cs="Arial"/>
+        </w:rPr>
+        <w:t>target</w:t>
+      </w:r>
+      <w:proofErr w:type="gramEnd"/>
+      <w:r>
+        <w:rPr>
+          <w:rFonts w:cs="Arial"/>
+        </w:rPr>
+        <w:t xml:space="preserve"> period 2” means the target period from 1st January 2015 to 31st December 2016;</w:t>
       </w:r>
     </w:p>
     <w:p>
@@ -1873,7 +2073,21 @@
         <w:rPr>
           <w:rFonts w:cs="Arial"/>
         </w:rPr>
-        <w:t>“target period 3” means the target period from 1st January 2017 to 31st December 2018;</w:t>
+        <w:t>“</w:t>
+      </w:r>
+      <w:proofErr w:type="gramStart"/>
+      <w:r>
+        <w:rPr>
+          <w:rFonts w:cs="Arial"/>
+        </w:rPr>
+        <w:t>target</w:t>
+      </w:r>
+      <w:proofErr w:type="gramEnd"/>
+      <w:r>
+        <w:rPr>
+          <w:rFonts w:cs="Arial"/>
+        </w:rPr>
+        <w:t xml:space="preserve"> period 3” means the target period from 1st January 2017 to 31st December 2018;</w:t>
       </w:r>
     </w:p>
     <w:p>
@@ -1889,7 +2103,21 @@
         <w:rPr>
           <w:rFonts w:cs="Arial"/>
         </w:rPr>
-        <w:t>“target period 4” means the target period from 1st January 2019 to 31st December 2020</w:t>
+        <w:t>“</w:t>
+      </w:r>
+      <w:proofErr w:type="gramStart"/>
+      <w:r>
+        <w:rPr>
+          <w:rFonts w:cs="Arial"/>
+        </w:rPr>
+        <w:t>target</w:t>
+      </w:r>
+      <w:proofErr w:type="gramEnd"/>
+      <w:r>
+        <w:rPr>
+          <w:rFonts w:cs="Arial"/>
+        </w:rPr>
+        <w:t xml:space="preserve"> period 4” means the target period from 1st January 2019 to 31st December 2020</w:t>
       </w:r>
       <w:r>
         <w:rPr>
@@ -1911,7 +2139,21 @@
         <w:rPr>
           <w:rFonts w:cs="Arial"/>
         </w:rPr>
-        <w:t>“target period 5” means the target period from 1st January 2021 to 31st December 2022;</w:t>
+        <w:t>“</w:t>
+      </w:r>
+      <w:proofErr w:type="gramStart"/>
+      <w:r>
+        <w:rPr>
+          <w:rFonts w:cs="Arial"/>
+        </w:rPr>
+        <w:t>target</w:t>
+      </w:r>
+      <w:proofErr w:type="gramEnd"/>
+      <w:r>
+        <w:rPr>
+          <w:rFonts w:cs="Arial"/>
+        </w:rPr>
+        <w:t xml:space="preserve"> period 5” means the target period from 1st January 2021 to 31st December 2022;</w:t>
       </w:r>
     </w:p>
     <w:bookmarkEnd w:id="3"/>
@@ -1929,7 +2171,21 @@
         <w:rPr>
           <w:rFonts w:cs="Arial"/>
         </w:rPr>
-        <w:t>“target period 6” means the target period from 1</w:t>
+        <w:t>“</w:t>
+      </w:r>
+      <w:proofErr w:type="gramStart"/>
+      <w:r>
+        <w:rPr>
+          <w:rFonts w:cs="Arial"/>
+        </w:rPr>
+        <w:t>target</w:t>
+      </w:r>
+      <w:proofErr w:type="gramEnd"/>
+      <w:r>
+        <w:rPr>
+          <w:rFonts w:cs="Arial"/>
+        </w:rPr>
+        <w:t xml:space="preserve"> period 6” means the target period from 1</w:t>
       </w:r>
       <w:r>
         <w:rPr>
@@ -1987,12 +2243,14 @@
         </w:rPr>
         <w:t>“</w:t>
       </w:r>
+      <w:proofErr w:type="gramStart"/>
       <w:r>
         <w:rPr>
           <w:rFonts w:cs="Arial"/>
         </w:rPr>
         <w:t>target</w:t>
       </w:r>
+      <w:proofErr w:type="gramEnd"/>
       <w:r>
         <w:rPr>
           <w:rFonts w:cs="Arial"/>
@@ -2187,12 +2445,14 @@
         </w:rPr>
         <w:t>“</w:t>
       </w:r>
+      <w:proofErr w:type="gramStart"/>
       <w:r>
         <w:rPr>
           <w:rFonts w:cs="Arial"/>
         </w:rPr>
         <w:t>the</w:t>
       </w:r>
+      <w:proofErr w:type="gramEnd"/>
       <w:r>
         <w:rPr>
           <w:rFonts w:cs="Arial"/>
@@ -2229,7 +2489,21 @@
         <w:rPr>
           <w:rFonts w:cs="Arial"/>
         </w:rPr>
-        <w:t>“umbrella agreement” means an agreement that is an umbrella agreement for the purposes of paragraph 48 of Schedule 6 to the Act;</w:t>
+        <w:t>“</w:t>
+      </w:r>
+      <w:proofErr w:type="gramStart"/>
+      <w:r>
+        <w:rPr>
+          <w:rFonts w:cs="Arial"/>
+        </w:rPr>
+        <w:t>umbrella</w:t>
+      </w:r>
+      <w:proofErr w:type="gramEnd"/>
+      <w:r>
+        <w:rPr>
+          <w:rFonts w:cs="Arial"/>
+        </w:rPr>
+        <w:t xml:space="preserve"> agreement” means an agreement that is an umbrella agreement for the purposes of paragraph 48 of Schedule 6 to the Act;</w:t>
       </w:r>
     </w:p>
     <w:p>
@@ -2245,7 +2519,21 @@
         <w:rPr>
           <w:rFonts w:cs="Arial"/>
         </w:rPr>
-        <w:t>“underlying agreement” means, as the context requires, either:</w:t>
+        <w:t>“</w:t>
+      </w:r>
+      <w:proofErr w:type="gramStart"/>
+      <w:r>
+        <w:rPr>
+          <w:rFonts w:cs="Arial"/>
+        </w:rPr>
+        <w:t>underlying</w:t>
+      </w:r>
+      <w:proofErr w:type="gramEnd"/>
+      <w:r>
+        <w:rPr>
+          <w:rFonts w:cs="Arial"/>
+        </w:rPr>
+        <w:t xml:space="preserve"> agreement” means, as the context requires, either:</w:t>
       </w:r>
     </w:p>
     <w:p>
@@ -2284,6 +2572,7 @@
         <w:rPr>
           <w:rFonts w:cs="Arial"/>
         </w:rPr>
+        <w:lastRenderedPageBreak/>
         <w:t>b)</w:t>
       </w:r>
       <w:r>
@@ -2394,7 +2683,6 @@
           <w:rFonts w:cs="Arial"/>
           <w:b/>
         </w:rPr>
-        <w:lastRenderedPageBreak/>
         <w:t>TARGET</w:t>
       </w:r>
     </w:p>
@@ -2923,6 +3211,7 @@
           <w:rFonts w:cs="Arial"/>
           <w:lang w:eastAsia="en-US"/>
         </w:rPr>
+        <w:lastRenderedPageBreak/>
         <w:t xml:space="preserve">Any variation to this Agreement made under regulation 14A of the Regulations in respect of target period </w:t>
       </w:r>
       <w:r>
@@ -3244,7 +3533,6 @@
         <w:rPr>
           <w:rFonts w:cs="Arial"/>
         </w:rPr>
-        <w:lastRenderedPageBreak/>
         <w:t>Under the power in regulation 14A of the Regulations, t</w:t>
       </w:r>
       <w:r>
@@ -4026,7 +4314,14 @@
         <w:rPr>
           <w:rFonts w:cs="Arial"/>
         </w:rPr>
-        <w:t xml:space="preserve"> May following the end of a target period such information as has been requested by the Administrator in order to determine whether progress towards meeting the target is, or is likely to be, taken to be satisfactory;</w:t>
+        <w:t xml:space="preserve"> May following the end of a target period such information as has been requested by the Administrator in order to </w:t>
+      </w:r>
+      <w:r>
+        <w:rPr>
+          <w:rFonts w:cs="Arial"/>
+        </w:rPr>
+        <w:lastRenderedPageBreak/>
+        <w:t>determine whether progress towards meeting the target is, or is likely to be, taken to be satisfactory;</w:t>
       </w:r>
     </w:p>
     <w:p>
@@ -4045,7 +4340,6 @@
         <w:rPr>
           <w:rFonts w:cs="Arial"/>
         </w:rPr>
-        <w:lastRenderedPageBreak/>
         <w:t xml:space="preserve">provide the Administrator </w:t>
       </w:r>
       <w:r>
@@ -4341,7 +4635,14 @@
         <w:rPr>
           <w:rFonts w:cs="Arial"/>
         </w:rPr>
-        <w:t>After receiving notification from the Administrator that an Operator is able to operate an account on its own behalf, an Operator must notify the Administrator if it wishes to access its account directly to comply with its obligations under an underlying agreement. If an Operator makes such notification, the Operator must then operate the Register on its own behalf in order to comply with its obligations under an underlying agreement.</w:t>
+        <w:t xml:space="preserve">After receiving notification from the Administrator that an Operator is able to operate an account on its own behalf, an Operator must notify the Administrator if it wishes to access its account directly to comply with its obligations under an underlying agreement. If an Operator makes such notification, the Operator must then operate the Register on </w:t>
+      </w:r>
+      <w:r>
+        <w:rPr>
+          <w:rFonts w:cs="Arial"/>
+        </w:rPr>
+        <w:lastRenderedPageBreak/>
+        <w:t>its own behalf in order to comply with its obligations under an underlying agreement.</w:t>
       </w:r>
       <w:bookmarkEnd w:id="19"/>
       <w:r>
@@ -4875,6 +5176,7 @@
         <w:rPr>
           <w:rFonts w:cs="Arial"/>
         </w:rPr>
+        <w:lastRenderedPageBreak/>
         <w:t>the Administrator must not certify that the facility or facilities comprising the target unit are covered by an agreement or, where a certificate has been issued, the Administrator must vary the certificate in accordance with paragraph 45 of Schedule 6.</w:t>
       </w:r>
     </w:p>
@@ -4932,7 +5234,6 @@
         <w:rPr>
           <w:rFonts w:cs="Arial"/>
         </w:rPr>
-        <w:lastRenderedPageBreak/>
         <w:t xml:space="preserve">a facility is excluded from an underlying agreement under Rule 10; </w:t>
       </w:r>
     </w:p>
@@ -5403,6 +5704,7 @@
           <w:rFonts w:ascii="Arial" w:hAnsi="Arial" w:cs="Arial"/>
           <w:szCs w:val="22"/>
         </w:rPr>
+        <w:lastRenderedPageBreak/>
         <w:t xml:space="preserve">The subsequent certification periods </w:t>
       </w:r>
       <w:r>
@@ -5558,7 +5860,6 @@
           <w:rFonts w:cs="Arial"/>
           <w:b/>
         </w:rPr>
-        <w:lastRenderedPageBreak/>
         <w:t>MEETING THE TARGET</w:t>
       </w:r>
     </w:p>
@@ -5925,6 +6226,7 @@
         <w:rPr>
           <w:rFonts w:cs="Arial"/>
         </w:rPr>
+        <w:lastRenderedPageBreak/>
         <w:t>to whom the fee must be paid;</w:t>
       </w:r>
     </w:p>
@@ -5982,7 +6284,6 @@
         <w:rPr>
           <w:rFonts w:cs="Arial"/>
         </w:rPr>
-        <w:lastRenderedPageBreak/>
         <w:t>If Rule 7.1.1 applies, the amount of the fee is:</w:t>
       </w:r>
     </w:p>
@@ -6431,7 +6732,14 @@
         <w:rPr>
           <w:rFonts w:cs="Arial"/>
         </w:rPr>
-        <w:t>, expressed in units of tCO</w:t>
+        <w:t xml:space="preserve">, </w:t>
+      </w:r>
+      <w:r>
+        <w:rPr>
+          <w:rFonts w:cs="Arial"/>
+        </w:rPr>
+        <w:lastRenderedPageBreak/>
+        <w:t>expressed in units of tCO</w:t>
       </w:r>
       <w:r>
         <w:rPr>
@@ -6513,14 +6821,7 @@
         <w:rPr>
           <w:rFonts w:cs="Arial"/>
         </w:rPr>
-        <w:t xml:space="preserve">If a facility is excluded from a target unit, the Operator must determine how any surplus should be distributed between the facilities that have been excluded from the target unit </w:t>
-      </w:r>
-      <w:r>
-        <w:rPr>
-          <w:rFonts w:cs="Arial"/>
-        </w:rPr>
-        <w:lastRenderedPageBreak/>
-        <w:t>and the facilities remaining in the target unit and must notify the Administrator of the redistribution within 20 working days of the facility being excluded from the target unit.</w:t>
+        <w:t>If a facility is excluded from a target unit, the Operator must determine how any surplus should be distributed between the facilities that have been excluded from the target unit and the facilities remaining in the target unit and must notify the Administrator of the redistribution within 20 working days of the facility being excluded from the target unit.</w:t>
       </w:r>
     </w:p>
     <w:p>
@@ -6832,6 +7133,7 @@
         <w:rPr>
           <w:rFonts w:cs="Arial"/>
         </w:rPr>
+        <w:lastRenderedPageBreak/>
         <w:t xml:space="preserve">it has the same operator as the operator of the underlying agreement under which it will be included, as set out in the technical </w:t>
       </w:r>
       <w:r>
@@ -6934,7 +7236,6 @@
         <w:rPr>
           <w:rFonts w:cs="Arial"/>
         </w:rPr>
-        <w:lastRenderedPageBreak/>
         <w:t xml:space="preserve">it has the </w:t>
       </w:r>
       <w:r>
@@ -7446,6 +7747,7 @@
         <w:rPr>
           <w:rFonts w:cs="Arial"/>
         </w:rPr>
+        <w:lastRenderedPageBreak/>
         <w:t>requesting such further information as is required in order to establish eligibility of the facility or reach a decision on the target for the facility.</w:t>
       </w:r>
     </w:p>
@@ -7534,7 +7836,6 @@
         <w:rPr>
           <w:rFonts w:cs="Arial"/>
         </w:rPr>
-        <w:lastRenderedPageBreak/>
         <w:t>the facility number, or a description of the part that is to be excluded; and</w:t>
       </w:r>
     </w:p>
@@ -7866,6 +8167,7 @@
         <w:rPr>
           <w:rFonts w:cs="Arial"/>
         </w:rPr>
+        <w:lastRenderedPageBreak/>
         <w:t>The Administrator may request any information of a Sector Association or an Operator as it requires in order to determine the revised target under Rule 11.1.</w:t>
       </w:r>
     </w:p>
@@ -7954,7 +8256,6 @@
           <w:rFonts w:cs="Arial"/>
           <w:b/>
         </w:rPr>
-        <w:lastRenderedPageBreak/>
         <w:t xml:space="preserve">ADDITION </w:t>
       </w:r>
       <w:r>
@@ -8315,6 +8616,7 @@
         <w:rPr>
           <w:rFonts w:cs="Arial"/>
         </w:rPr>
+        <w:lastRenderedPageBreak/>
         <w:t>decides to vary or not to vary the target for a target unit,</w:t>
       </w:r>
     </w:p>
@@ -8427,7 +8729,6 @@
         <w:rPr>
           <w:rFonts w:cs="Arial"/>
         </w:rPr>
-        <w:lastRenderedPageBreak/>
         <w:t>that the decision was based on an error of fact;</w:t>
       </w:r>
     </w:p>
@@ -8523,7 +8824,21 @@
         <w:rPr>
           <w:rFonts w:cs="Arial"/>
         </w:rPr>
-        <w:t>On determining an appeal under these Rules the Tribunal must either:</w:t>
+        <w:t xml:space="preserve">On determining an appeal under these </w:t>
+      </w:r>
+      <w:proofErr w:type="gramStart"/>
+      <w:r>
+        <w:rPr>
+          <w:rFonts w:cs="Arial"/>
+        </w:rPr>
+        <w:t>Rules</w:t>
+      </w:r>
+      <w:proofErr w:type="gramEnd"/>
+      <w:r>
+        <w:rPr>
+          <w:rFonts w:cs="Arial"/>
+        </w:rPr>
+        <w:t xml:space="preserve"> the Tribunal must either:</w:t>
       </w:r>
     </w:p>
     <w:bookmarkEnd w:id="35"/>
@@ -8724,7 +9039,14 @@
         <w:rPr>
           <w:rFonts w:cs="Arial"/>
         </w:rPr>
-        <w:t>A Sector Association and an Operator must make all records which it is required to retain under these Rules available for inspection by the Administrator or a person appointed by the Administrator and must provide copies of such records in response to a request by the date specified in the request.</w:t>
+        <w:t xml:space="preserve">A Sector Association and an Operator must make all records which it is required to retain under these Rules available for inspection by the Administrator or a person appointed </w:t>
+      </w:r>
+      <w:r>
+        <w:rPr>
+          <w:rFonts w:cs="Arial"/>
+        </w:rPr>
+        <w:lastRenderedPageBreak/>
+        <w:t>by the Administrator and must provide copies of such records in response to a request by the date specified in the request.</w:t>
       </w:r>
     </w:p>
     <w:p>
@@ -8813,14 +9135,7 @@
         <w:rPr>
           <w:rFonts w:cs="Arial"/>
         </w:rPr>
-        <w:t xml:space="preserve">In respect of the disclosure of information other than disclosure of information required to be published under the Regulations, information supplied by a Sector Association or an Operator to the Administrator or the Secretary of State, to any agent of the </w:t>
-      </w:r>
-      <w:r>
-        <w:rPr>
-          <w:rFonts w:cs="Arial"/>
-        </w:rPr>
-        <w:lastRenderedPageBreak/>
-        <w:t>Administrator or the Secretary of State, or to any person appointed by the Administrator or Secretary of State to carry out an independent audit, may be disclosed without the consent of the Sector Association or Operator, where such disclosure is:</w:t>
+        <w:t>In respect of the disclosure of information other than disclosure of information required to be published under the Regulations, information supplied by a Sector Association or an Operator to the Administrator or the Secretary of State, to any agent of the Administrator or the Secretary of State, or to any person appointed by the Administrator or Secretary of State to carry out an independent audit, may be disclosed without the consent of the Sector Association or Operator, where such disclosure is:</w:t>
       </w:r>
     </w:p>
     <w:p>
@@ -9048,6 +9363,7 @@
         <w:rPr>
           <w:rFonts w:cs="Arial"/>
         </w:rPr>
+        <w:lastRenderedPageBreak/>
         <w:t>the Committee on Climate Change;</w:t>
       </w:r>
     </w:p>
@@ -9356,6 +9672,7 @@
         <w:rPr>
           <w:rFonts w:cs="Arial"/>
         </w:rPr>
+        <w:lastRenderedPageBreak/>
         <w:t>prepare an annual report to the Administrator by the last working day in October in the year in which it has collected charges setting out which Operators it has collected charges from and which Operators have failed to pay charges due to the Sector Association.</w:t>
       </w:r>
     </w:p>
@@ -9425,7 +9742,6 @@
           <w:rFonts w:cs="Arial"/>
           <w:b/>
         </w:rPr>
-        <w:lastRenderedPageBreak/>
         <w:t>SERVICE OF NOTICES</w:t>
       </w:r>
     </w:p>
@@ -9607,6 +9923,7 @@
         </w:rPr>
       </w:pPr>
       <w:proofErr w:type="spellStart"/>
+      <w:proofErr w:type="gramStart"/>
       <w:r>
         <w:rPr>
           <w:rFonts w:cs="Arial"/>
@@ -9624,6 +9941,7 @@
         </w:rPr>
         <w:t>:</w:t>
       </w:r>
+      <w:proofErr w:type="gramEnd"/>
       <w:r>
         <w:rPr>
           <w:rFonts w:cs="Arial"/>
@@ -10920,6 +11238,7 @@
         <w:spacing w:before="0" w:after="0"/>
       </w:pPr>
       <w:r>
+        <w:lastRenderedPageBreak/>
         <w:t xml:space="preserve">TARGET UNIT </w:t>
       </w:r>
       <w:r>
@@ -10973,6 +11292,7 @@
               <w:rPr>
                 <w:b/>
               </w:rPr>
+              <w:lastRenderedPageBreak/>
               <w:t>Ta</w:t>
             </w:r>
             <w:r>
@@ -11202,636 +11522,6 @@
               <w:rPr>
                 <w:noProof/>
                 <w:szCs w:val="22"/>
-                <w:highlight w:val="yellow"/>
-              </w:rPr>
-            </w:pPr>
-          </w:p>
-        </w:tc>
-      </w:tr>
-      <w:tr>
-        <w:trPr>
-          <w:trHeight w:val="1514"/>
-        </w:trPr>
-        <w:tc>
-          <w:tcPr>
-            <w:tcW w:w="2122" w:type="dxa"/>
-            <w:shd w:val="clear" w:color="auto" w:fill="auto"/>
-          </w:tcPr>
-          <w:p>
-            <w:pPr>
-              <w:pStyle w:val="ScheduleSubHeading"/>
-              <w:spacing w:before="0" w:after="0"/>
-              <w:jc w:val="left"/>
-              <w:rPr>
-                <w:b/>
-              </w:rPr>
-            </w:pPr>
-            <w:r>
-              <w:rPr>
-                <w:b/>
-              </w:rPr>
-              <w:t>Th</w:t>
-            </w:r>
-            <w:r>
-              <w:rPr>
-                <w:b/>
-              </w:rPr>
-              <w:t>roughput:</w:t>
-            </w:r>
-          </w:p>
-        </w:tc>
-        <w:tc>
-          <w:tcPr>
-            <w:tcW w:w="3402" w:type="dxa"/>
-            <w:shd w:val="clear" w:color="auto" w:fill="auto"/>
-          </w:tcPr>
-          <w:p>
-            <w:pPr>
-              <w:pStyle w:val="ScheduleSubHeading"/>
-              <w:spacing w:before="0" w:after="0"/>
-              <w:rPr>
-                <w:szCs w:val="22"/>
-              </w:rPr>
-            </w:pPr>
-            <w:r>
-              <w:rPr>
-                <w:szCs w:val="22"/>
-              </w:rPr>
-              <w:fldChar w:fldCharType="begin"/>
-            </w:r>
-            <w:r>
-              <w:rPr>
-                <w:szCs w:val="22"/>
-              </w:rPr>
-              <w:instrText xml:space="preserve"> MERGEFIELD  ${(params.baselineTargetTP5.throughput)!'n/a'}  \* MERGEFORMAT </w:instrText>
-            </w:r>
-            <w:r>
-              <w:rPr>
-                <w:szCs w:val="22"/>
-              </w:rPr>
-              <w:fldChar w:fldCharType="separate"/>
-            </w:r>
-            <w:r>
-              <w:rPr>
-                <w:noProof/>
-                <w:szCs w:val="22"/>
-              </w:rPr>
-              <w:t>«${(params.baselineTargetTP5.throughput)!»</w:t>
-            </w:r>
-            <w:r>
-              <w:rPr>
-                <w:noProof/>
-                <w:szCs w:val="22"/>
-              </w:rPr>
-              <w:fldChar w:fldCharType="end"/>
-            </w:r>
-            <w:r>
-              <w:rPr>
-                <w:szCs w:val="22"/>
-              </w:rPr>
-              <w:fldChar w:fldCharType="begin"/>
-            </w:r>
-            <w:r>
-              <w:rPr>
-                <w:szCs w:val="22"/>
-              </w:rPr>
-              <w:instrText xml:space="preserve"> MERGEFIELD  "[#if (params.baselineTargetTP5.usedReportingMechanism)??]"  \* MERGEFORMAT </w:instrText>
-            </w:r>
-            <w:r>
-              <w:rPr>
-                <w:szCs w:val="22"/>
-              </w:rPr>
-              <w:fldChar w:fldCharType="separate"/>
-            </w:r>
-            <w:r>
-              <w:rPr>
-                <w:noProof/>
-                <w:szCs w:val="22"/>
-              </w:rPr>
-              <w:t>«[#if (params.baselineTargetTP5.usedRepor»</w:t>
-            </w:r>
-            <w:r>
-              <w:rPr>
-                <w:szCs w:val="22"/>
-              </w:rPr>
-              <w:fldChar w:fldCharType="end"/>
-            </w:r>
-            <w:r>
-              <w:rPr>
-                <w:szCs w:val="22"/>
-              </w:rPr>
-              <w:fldChar w:fldCharType="begin"/>
-            </w:r>
-            <w:r>
-              <w:rPr>
-                <w:szCs w:val="22"/>
-              </w:rPr>
-              <w:instrText xml:space="preserve"> MERGEFIELD  "[#if (params.baselineTargetTP5.usedReportingMechanism)]*[/#if]"  \* MERGEFORMAT </w:instrText>
-            </w:r>
-            <w:r>
-              <w:rPr>
-                <w:szCs w:val="22"/>
-              </w:rPr>
-              <w:fldChar w:fldCharType="separate"/>
-            </w:r>
-            <w:r>
-              <w:rPr>
-                <w:noProof/>
-                <w:szCs w:val="22"/>
-              </w:rPr>
-              <w:t>«[#if (params.baselineTargetTP5.usedRepor»</w:t>
-            </w:r>
-            <w:r>
-              <w:rPr>
-                <w:szCs w:val="22"/>
-              </w:rPr>
-              <w:fldChar w:fldCharType="end"/>
-            </w:r>
-            <w:r>
-              <w:rPr>
-                <w:szCs w:val="22"/>
-              </w:rPr>
-              <w:fldChar w:fldCharType="begin"/>
-            </w:r>
-            <w:r>
-              <w:rPr>
-                <w:szCs w:val="22"/>
-              </w:rPr>
-              <w:instrText xml:space="preserve"> MERGEFIELD  [/#if]  \* MERGEFORMAT </w:instrText>
-            </w:r>
-            <w:r>
-              <w:rPr>
-                <w:szCs w:val="22"/>
-              </w:rPr>
-              <w:fldChar w:fldCharType="separate"/>
-            </w:r>
-            <w:r>
-              <w:rPr>
-                <w:noProof/>
-                <w:szCs w:val="22"/>
-              </w:rPr>
-              <w:t>«[/#if]»</w:t>
-            </w:r>
-            <w:r>
-              <w:rPr>
-                <w:szCs w:val="22"/>
-              </w:rPr>
-              <w:fldChar w:fldCharType="end"/>
-            </w:r>
-          </w:p>
-        </w:tc>
-        <w:tc>
-          <w:tcPr>
-            <w:tcW w:w="3492" w:type="dxa"/>
-            <w:shd w:val="clear" w:color="auto" w:fill="auto"/>
-          </w:tcPr>
-          <w:p>
-            <w:pPr>
-              <w:pStyle w:val="ScheduleSubHeading"/>
-              <w:spacing w:before="0" w:after="0"/>
-              <w:rPr>
-                <w:szCs w:val="22"/>
-              </w:rPr>
-            </w:pPr>
-            <w:r>
-              <w:rPr>
-                <w:szCs w:val="22"/>
-              </w:rPr>
-              <w:fldChar w:fldCharType="begin"/>
-            </w:r>
-            <w:r>
-              <w:rPr>
-                <w:szCs w:val="22"/>
-              </w:rPr>
-              <w:instrText xml:space="preserve"> MERGEFIELD  ${(params.baselineTargetTP6.throughput)!'n/a'}  \* MERGEFORMAT </w:instrText>
-            </w:r>
-            <w:r>
-              <w:rPr>
-                <w:szCs w:val="22"/>
-              </w:rPr>
-              <w:fldChar w:fldCharType="separate"/>
-            </w:r>
-            <w:r>
-              <w:rPr>
-                <w:noProof/>
-                <w:szCs w:val="22"/>
-              </w:rPr>
-              <w:t>«${(params.baselineTargetTP6.throughput)!»</w:t>
-            </w:r>
-            <w:r>
-              <w:rPr>
-                <w:noProof/>
-                <w:szCs w:val="22"/>
-              </w:rPr>
-              <w:fldChar w:fldCharType="end"/>
-            </w:r>
-            <w:r>
-              <w:rPr>
-                <w:szCs w:val="22"/>
-              </w:rPr>
-              <w:fldChar w:fldCharType="begin"/>
-            </w:r>
-            <w:r>
-              <w:rPr>
-                <w:szCs w:val="22"/>
-              </w:rPr>
-              <w:instrText xml:space="preserve"> MERGEFIELD  "[#if (params.baselineTargetTP6.usedReportingMechanism)]*[/#if]"  \* MERGEFORMAT </w:instrText>
-            </w:r>
-            <w:r>
-              <w:rPr>
-                <w:szCs w:val="22"/>
-              </w:rPr>
-              <w:fldChar w:fldCharType="separate"/>
-            </w:r>
-            <w:r>
-              <w:rPr>
-                <w:noProof/>
-                <w:szCs w:val="22"/>
-              </w:rPr>
-              <w:t>«[#if (params.baselineTargetTP6.usedRepor»</w:t>
-            </w:r>
-            <w:r>
-              <w:rPr>
-                <w:szCs w:val="22"/>
-              </w:rPr>
-              <w:fldChar w:fldCharType="end"/>
-            </w:r>
-          </w:p>
-        </w:tc>
-      </w:tr>
-      <w:tr>
-        <w:tc>
-          <w:tcPr>
-            <w:tcW w:w="2122" w:type="dxa"/>
-            <w:shd w:val="clear" w:color="auto" w:fill="auto"/>
-          </w:tcPr>
-          <w:p>
-            <w:pPr>
-              <w:pStyle w:val="ScheduleSubHeading"/>
-              <w:spacing w:before="0" w:after="0"/>
-              <w:jc w:val="left"/>
-              <w:rPr>
-                <w:b/>
-              </w:rPr>
-            </w:pPr>
-            <w:r>
-              <w:rPr>
-                <w:b/>
-              </w:rPr>
-              <w:t>Throughput unit:</w:t>
-            </w:r>
-          </w:p>
-        </w:tc>
-        <w:tc>
-          <w:tcPr>
-            <w:tcW w:w="3402" w:type="dxa"/>
-            <w:shd w:val="clear" w:color="auto" w:fill="auto"/>
-          </w:tcPr>
-          <w:p>
-            <w:pPr>
-              <w:pStyle w:val="ScheduleSubHeading"/>
-              <w:spacing w:before="0" w:after="0"/>
-            </w:pPr>
-            <w:r>
-              <w:rPr>
-                <w:szCs w:val="22"/>
-              </w:rPr>
-              <w:fldChar w:fldCharType="begin"/>
-            </w:r>
-            <w:r>
-              <w:rPr>
-                <w:szCs w:val="22"/>
-              </w:rPr>
-              <w:instrText xml:space="preserve"> MERGEFIELD  "[#if (params.baselineTargetTP5.targetType )??]"  \* MERGEFORMAT </w:instrText>
-            </w:r>
-            <w:r>
-              <w:rPr>
-                <w:szCs w:val="22"/>
-              </w:rPr>
-              <w:fldChar w:fldCharType="separate"/>
-            </w:r>
-            <w:r>
-              <w:rPr>
-                <w:noProof/>
-                <w:szCs w:val="22"/>
-              </w:rPr>
-              <w:t>«[#if (params.baselineTargetTP5.targetTyp»</w:t>
-            </w:r>
-            <w:r>
-              <w:rPr>
-                <w:szCs w:val="22"/>
-              </w:rPr>
-              <w:fldChar w:fldCharType="end"/>
-            </w:r>
-            <w:fldSimple w:instr=" MERGEFIELD  &quot;[#if params.baselineTargetTP5.targetType == 'Novem']&quot;  \* MERGEFORMAT ">
-              <w:r>
-                <w:rPr>
-                  <w:noProof/>
-                </w:rPr>
-                <w:t>«[#if params.baselineTargetTP5.targetType»</w:t>
-              </w:r>
-            </w:fldSimple>
-            <w:r>
-              <w:t>n/a</w:t>
-            </w:r>
-            <w:fldSimple w:instr=" MERGEFIELD  &quot;[#elseif (params.baselineTargetTP5.throughputUnit)??]&quot;  \* MERGEFORMAT ">
-              <w:r>
-                <w:rPr>
-                  <w:noProof/>
-                </w:rPr>
-                <w:t>«[#elseif (params.baselineTargetTP5.throu»</w:t>
-              </w:r>
-            </w:fldSimple>
-            <w:fldSimple w:instr=" MERGEFIELD  ${(params.baselineTargetTP5.throughputUnit)}  \* MERGEFORMAT ">
-              <w:r>
-                <w:rPr>
-                  <w:noProof/>
-                </w:rPr>
-                <w:t>«${(params.baselineTargetTP5.throughputUn»</w:t>
-              </w:r>
-            </w:fldSimple>
-          </w:p>
-          <w:p>
-            <w:pPr>
-              <w:pStyle w:val="ScheduleSubHeading"/>
-              <w:spacing w:before="0" w:after="0"/>
-            </w:pPr>
-            <w:fldSimple w:instr=" MERGEFIELD  [#else]  \* MERGEFORMAT ">
-              <w:r>
-                <w:rPr>
-                  <w:noProof/>
-                </w:rPr>
-                <w:t>«[#else]»</w:t>
-              </w:r>
-            </w:fldSimple>
-            <w:fldSimple w:instr=" MERGEFIELD  ${(account.sectorThroughputUnit)}  \* MERGEFORMAT ">
-              <w:r>
-                <w:rPr>
-                  <w:noProof/>
-                </w:rPr>
-                <w:t>«${(account.sectorThroughputUnit)}»</w:t>
-              </w:r>
-            </w:fldSimple>
-            <w:r>
-              <w:rPr>
-                <w:szCs w:val="22"/>
-              </w:rPr>
-              <w:fldChar w:fldCharType="begin"/>
-            </w:r>
-            <w:r>
-              <w:rPr>
-                <w:szCs w:val="22"/>
-              </w:rPr>
-              <w:instrText xml:space="preserve"> MERGEFIELD  [/#if]  \* MERGEFORMAT </w:instrText>
-            </w:r>
-            <w:r>
-              <w:rPr>
-                <w:szCs w:val="22"/>
-              </w:rPr>
-              <w:fldChar w:fldCharType="separate"/>
-            </w:r>
-            <w:r>
-              <w:rPr>
-                <w:noProof/>
-                <w:szCs w:val="22"/>
-              </w:rPr>
-              <w:t>«[/#if]»</w:t>
-            </w:r>
-            <w:r>
-              <w:rPr>
-                <w:szCs w:val="22"/>
-              </w:rPr>
-              <w:fldChar w:fldCharType="end"/>
-            </w:r>
-            <w:fldSimple w:instr=" MERGEFIELD  [#else]  \* MERGEFORMAT ">
-              <w:r>
-                <w:rPr>
-                  <w:noProof/>
-                </w:rPr>
-                <w:t>«[#else]»</w:t>
-              </w:r>
-            </w:fldSimple>
-            <w:r>
-              <w:t xml:space="preserve"> n/a</w:t>
-            </w:r>
-            <w:r>
-              <w:rPr>
-                <w:szCs w:val="22"/>
-              </w:rPr>
-              <w:t xml:space="preserve"> </w:t>
-            </w:r>
-            <w:r>
-              <w:rPr>
-                <w:szCs w:val="22"/>
-              </w:rPr>
-              <w:fldChar w:fldCharType="begin"/>
-            </w:r>
-            <w:r>
-              <w:rPr>
-                <w:szCs w:val="22"/>
-              </w:rPr>
-              <w:instrText xml:space="preserve"> MERGEFIELD  [/#if]  \* MERGEFORMAT </w:instrText>
-            </w:r>
-            <w:r>
-              <w:rPr>
-                <w:szCs w:val="22"/>
-              </w:rPr>
-              <w:fldChar w:fldCharType="separate"/>
-            </w:r>
-            <w:r>
-              <w:rPr>
-                <w:noProof/>
-                <w:szCs w:val="22"/>
-              </w:rPr>
-              <w:t>«[/#if]»</w:t>
-            </w:r>
-            <w:r>
-              <w:rPr>
-                <w:szCs w:val="22"/>
-              </w:rPr>
-              <w:fldChar w:fldCharType="end"/>
-            </w:r>
-          </w:p>
-        </w:tc>
-        <w:tc>
-          <w:tcPr>
-            <w:tcW w:w="3492" w:type="dxa"/>
-            <w:shd w:val="clear" w:color="auto" w:fill="auto"/>
-          </w:tcPr>
-          <w:p>
-            <w:pPr>
-              <w:pStyle w:val="ScheduleSubHeading"/>
-              <w:spacing w:before="0" w:after="0"/>
-            </w:pPr>
-            <w:fldSimple w:instr=" MERGEFIELD  &quot;[#if params.baselineTargetTP6.targetType == 'Novem']&quot;  \* MERGEFORMAT ">
-              <w:r>
-                <w:rPr>
-                  <w:noProof/>
-                </w:rPr>
-                <w:t>«[#if params.baselineTargetTP6.targetType»</w:t>
-              </w:r>
-            </w:fldSimple>
-            <w:r>
-              <w:t>n/a</w:t>
-            </w:r>
-            <w:fldSimple w:instr=" MERGEFIELD  &quot;[#elseif (params.baselineTargetTP6.throughputUnit)??]&quot;  \* MERGEFORMAT ">
-              <w:r>
-                <w:rPr>
-                  <w:noProof/>
-                </w:rPr>
-                <w:t>«[#elseif (params.baselineTargetTP6.throu»</w:t>
-              </w:r>
-            </w:fldSimple>
-            <w:fldSimple w:instr=" MERGEFIELD  ${(params.baselineTargetTP6.throughputUnit)}  \* MERGEFORMAT ">
-              <w:r>
-                <w:rPr>
-                  <w:noProof/>
-                </w:rPr>
-                <w:t>«${(params.baselineTargetTP6.throughputUn»</w:t>
-              </w:r>
-            </w:fldSimple>
-          </w:p>
-          <w:p>
-            <w:pPr>
-              <w:jc w:val="center"/>
-              <w:rPr>
-                <w:noProof/>
-                <w:szCs w:val="22"/>
-                <w:highlight w:val="yellow"/>
-              </w:rPr>
-            </w:pPr>
-            <w:fldSimple w:instr=" MERGEFIELD  [#else]  \* MERGEFORMAT ">
-              <w:r>
-                <w:rPr>
-                  <w:noProof/>
-                </w:rPr>
-                <w:t>«[#else]»</w:t>
-              </w:r>
-            </w:fldSimple>
-            <w:fldSimple w:instr=" MERGEFIELD  ${(account.sectorThroughputUnit)}  \* MERGEFORMAT ">
-              <w:r>
-                <w:rPr>
-                  <w:noProof/>
-                </w:rPr>
-                <w:t>«${(account.sectorThroughputUnit)}»</w:t>
-              </w:r>
-            </w:fldSimple>
-            <w:r>
-              <w:rPr>
-                <w:szCs w:val="22"/>
-              </w:rPr>
-              <w:fldChar w:fldCharType="begin"/>
-            </w:r>
-            <w:r>
-              <w:rPr>
-                <w:szCs w:val="22"/>
-              </w:rPr>
-              <w:instrText xml:space="preserve"> MERGEFIELD  [/#if]  \* MERGEFORMAT </w:instrText>
-            </w:r>
-            <w:r>
-              <w:rPr>
-                <w:szCs w:val="22"/>
-              </w:rPr>
-              <w:fldChar w:fldCharType="separate"/>
-            </w:r>
-            <w:r>
-              <w:rPr>
-                <w:noProof/>
-                <w:szCs w:val="22"/>
-              </w:rPr>
-              <w:t>«[/#if]»</w:t>
-            </w:r>
-            <w:r>
-              <w:rPr>
-                <w:szCs w:val="22"/>
-              </w:rPr>
-              <w:fldChar w:fldCharType="end"/>
-            </w:r>
-          </w:p>
-        </w:tc>
-      </w:tr>
-      <w:tr>
-        <w:tc>
-          <w:tcPr>
-            <w:tcW w:w="2122" w:type="dxa"/>
-            <w:shd w:val="clear" w:color="auto" w:fill="auto"/>
-          </w:tcPr>
-          <w:p>
-            <w:pPr>
-              <w:pStyle w:val="ScheduleSubHeading"/>
-              <w:spacing w:before="0" w:after="0"/>
-              <w:jc w:val="left"/>
-              <w:rPr>
-                <w:b/>
-              </w:rPr>
-            </w:pPr>
-            <w:r>
-              <w:rPr>
-                <w:b/>
-              </w:rPr>
-              <w:t>Energy</w:t>
-            </w:r>
-            <w:r>
-              <w:rPr>
-                <w:b/>
-              </w:rPr>
-              <w:t>/carbon:</w:t>
-            </w:r>
-          </w:p>
-        </w:tc>
-        <w:tc>
-          <w:tcPr>
-            <w:tcW w:w="3402" w:type="dxa"/>
-            <w:shd w:val="clear" w:color="auto" w:fill="auto"/>
-          </w:tcPr>
-          <w:p>
-            <w:pPr>
-              <w:pStyle w:val="ScheduleSubHeading"/>
-              <w:spacing w:before="0" w:after="0"/>
-            </w:pPr>
-            <w:fldSimple w:instr=" MERGEFIELD  ${(params.baselineTargetTP5.energy)!'n/a'}  \* MERGEFORMAT ">
-              <w:r>
-                <w:rPr>
-                  <w:noProof/>
-                </w:rPr>
-                <w:t>«${(params.baselineTargetTP5.energy)!'n/a»</w:t>
-              </w:r>
-            </w:fldSimple>
-          </w:p>
-          <w:p>
-            <w:pPr>
-              <w:pStyle w:val="ScheduleSubHeading"/>
-              <w:spacing w:before="0" w:after="0"/>
-              <w:rPr>
-                <w:highlight w:val="yellow"/>
-              </w:rPr>
-            </w:pPr>
-          </w:p>
-        </w:tc>
-        <w:tc>
-          <w:tcPr>
-            <w:tcW w:w="3492" w:type="dxa"/>
-            <w:shd w:val="clear" w:color="auto" w:fill="auto"/>
-          </w:tcPr>
-          <w:p>
-            <w:pPr>
-              <w:pStyle w:val="ScheduleSubHeading"/>
-              <w:spacing w:before="0" w:after="0"/>
-            </w:pPr>
-            <w:fldSimple w:instr=" MERGEFIELD  ${(params.baselineTargetTP6.energy)}  \* MERGEFORMAT ">
-              <w:r>
-                <w:rPr>
-                  <w:noProof/>
-                </w:rPr>
-                <w:t>«${(params.baselineTargetTP6.energy)}»</w:t>
-              </w:r>
-            </w:fldSimple>
-          </w:p>
-          <w:p>
-            <w:pPr>
-              <w:pStyle w:val="ScheduleSubHeading"/>
-              <w:spacing w:before="0" w:after="0"/>
-              <w:rPr>
                 <w:highlight w:val="yellow"/>
               </w:rPr>
             </w:pPr>
@@ -11857,7 +11547,307 @@
               <w:rPr>
                 <w:b/>
               </w:rPr>
-              <w:t>Energy/carbon unit:</w:t>
+              <w:t>Th</w:t>
+            </w:r>
+            <w:r>
+              <w:rPr>
+                <w:b/>
+              </w:rPr>
+              <w:t>roughput:</w:t>
+            </w:r>
+          </w:p>
+        </w:tc>
+        <w:tc>
+          <w:tcPr>
+            <w:tcW w:w="3402" w:type="dxa"/>
+            <w:shd w:val="clear" w:color="auto" w:fill="auto"/>
+          </w:tcPr>
+          <w:p>
+            <w:pPr>
+              <w:pStyle w:val="ScheduleSubHeading"/>
+              <w:spacing w:before="0" w:after="0"/>
+              <w:rPr>
+                <w:noProof/>
+              </w:rPr>
+            </w:pPr>
+            <w:r>
+              <w:rPr>
+                <w:noProof/>
+              </w:rPr>
+              <w:fldChar w:fldCharType="begin"/>
+            </w:r>
+            <w:r>
+              <w:rPr>
+                <w:noProof/>
+              </w:rPr>
+              <w:instrText xml:space="preserve"> MERGEFIELD  ${(params.baselineTargetTP5.throughput)!'n/a'}  \* MERGEFORMAT </w:instrText>
+            </w:r>
+            <w:r>
+              <w:rPr>
+                <w:noProof/>
+              </w:rPr>
+              <w:fldChar w:fldCharType="separate"/>
+            </w:r>
+            <w:r>
+              <w:rPr>
+                <w:noProof/>
+              </w:rPr>
+              <w:t>«${(params.baselineTargetTP5.throughput)!»</w:t>
+            </w:r>
+            <w:r>
+              <w:rPr>
+                <w:noProof/>
+              </w:rPr>
+              <w:fldChar w:fldCharType="end"/>
+            </w:r>
+            <w:r>
+              <w:rPr>
+                <w:noProof/>
+              </w:rPr>
+              <w:fldChar w:fldCharType="begin"/>
+            </w:r>
+            <w:r>
+              <w:rPr>
+                <w:noProof/>
+              </w:rPr>
+              <w:instrText xml:space="preserve"> MERGEFIELD  "[#if (params.baselineTargetTP5.usedReportingMechanism)??]"  \* MERGEFORMAT </w:instrText>
+            </w:r>
+            <w:r>
+              <w:rPr>
+                <w:noProof/>
+              </w:rPr>
+              <w:fldChar w:fldCharType="separate"/>
+            </w:r>
+            <w:r>
+              <w:rPr>
+                <w:noProof/>
+              </w:rPr>
+              <w:t>«[#if (params.baselineTargetTP5.usedRepor»</w:t>
+            </w:r>
+            <w:r>
+              <w:rPr>
+                <w:noProof/>
+              </w:rPr>
+              <w:fldChar w:fldCharType="end"/>
+            </w:r>
+            <w:r>
+              <w:rPr>
+                <w:noProof/>
+              </w:rPr>
+              <w:fldChar w:fldCharType="begin"/>
+            </w:r>
+            <w:r>
+              <w:rPr>
+                <w:noProof/>
+              </w:rPr>
+              <w:instrText xml:space="preserve"> MERGEFIELD  "[#if (params.baselineTargetTP5.usedReportingMechanism)]*[/#if]"  \* MERGEFORMAT </w:instrText>
+            </w:r>
+            <w:r>
+              <w:rPr>
+                <w:noProof/>
+              </w:rPr>
+              <w:fldChar w:fldCharType="separate"/>
+            </w:r>
+            <w:r>
+              <w:rPr>
+                <w:noProof/>
+              </w:rPr>
+              <w:t>«[#if (params.baselineTargetTP5.usedRepor»</w:t>
+            </w:r>
+            <w:r>
+              <w:rPr>
+                <w:noProof/>
+              </w:rPr>
+              <w:fldChar w:fldCharType="end"/>
+            </w:r>
+            <w:r>
+              <w:rPr>
+                <w:noProof/>
+              </w:rPr>
+              <w:fldChar w:fldCharType="begin"/>
+            </w:r>
+            <w:r>
+              <w:rPr>
+                <w:noProof/>
+              </w:rPr>
+              <w:instrText xml:space="preserve"> MERGEFIELD  [/#if]  \* MERGEFORMAT </w:instrText>
+            </w:r>
+            <w:r>
+              <w:rPr>
+                <w:noProof/>
+              </w:rPr>
+              <w:fldChar w:fldCharType="separate"/>
+            </w:r>
+            <w:r>
+              <w:rPr>
+                <w:noProof/>
+              </w:rPr>
+              <w:t>«[/#if]»</w:t>
+            </w:r>
+            <w:r>
+              <w:rPr>
+                <w:noProof/>
+              </w:rPr>
+              <w:fldChar w:fldCharType="end"/>
+            </w:r>
+          </w:p>
+        </w:tc>
+        <w:tc>
+          <w:tcPr>
+            <w:tcW w:w="3492" w:type="dxa"/>
+            <w:shd w:val="clear" w:color="auto" w:fill="auto"/>
+          </w:tcPr>
+          <w:p>
+            <w:pPr>
+              <w:pStyle w:val="ScheduleSubHeading"/>
+              <w:spacing w:before="0" w:after="0"/>
+              <w:rPr>
+                <w:noProof/>
+              </w:rPr>
+            </w:pPr>
+            <w:r>
+              <w:rPr>
+                <w:noProof/>
+              </w:rPr>
+              <w:fldChar w:fldCharType="begin"/>
+            </w:r>
+            <w:r>
+              <w:rPr>
+                <w:noProof/>
+              </w:rPr>
+              <w:instrText xml:space="preserve"> MERGEFIELD  ${(params.baselineTargetTP6.throughput)!'n/a'}  \* MERGEFORMAT </w:instrText>
+            </w:r>
+            <w:r>
+              <w:rPr>
+                <w:noProof/>
+              </w:rPr>
+              <w:fldChar w:fldCharType="separate"/>
+            </w:r>
+            <w:r>
+              <w:rPr>
+                <w:noProof/>
+              </w:rPr>
+              <w:t>«${(params.baselineTargetTP6.throughput)!»</w:t>
+            </w:r>
+            <w:r>
+              <w:rPr>
+                <w:noProof/>
+              </w:rPr>
+              <w:fldChar w:fldCharType="end"/>
+            </w:r>
+            <w:r>
+              <w:rPr>
+                <w:noProof/>
+              </w:rPr>
+              <w:fldChar w:fldCharType="begin"/>
+            </w:r>
+            <w:r>
+              <w:rPr>
+                <w:noProof/>
+              </w:rPr>
+              <w:instrText xml:space="preserve"> MERGEFIELD  "[#if (params.baselineTargetTP6.usedReportingMechanism)??]"  \* MERGEFORMAT </w:instrText>
+            </w:r>
+            <w:r>
+              <w:rPr>
+                <w:noProof/>
+              </w:rPr>
+              <w:fldChar w:fldCharType="separate"/>
+            </w:r>
+            <w:r>
+              <w:rPr>
+                <w:noProof/>
+              </w:rPr>
+              <w:t>«[#if (params.baselineTargetTP6.usedRepor»</w:t>
+            </w:r>
+            <w:r>
+              <w:rPr>
+                <w:noProof/>
+              </w:rPr>
+              <w:fldChar w:fldCharType="end"/>
+            </w:r>
+            <w:r>
+              <w:rPr>
+                <w:noProof/>
+              </w:rPr>
+              <w:fldChar w:fldCharType="begin"/>
+            </w:r>
+            <w:r>
+              <w:rPr>
+                <w:noProof/>
+              </w:rPr>
+              <w:instrText xml:space="preserve"> MERGEFIELD  "[#if (params.baselineTargetTP6.usedReportingMechanism)]*[/#if]"  \* MERGEFORMAT </w:instrText>
+            </w:r>
+            <w:r>
+              <w:rPr>
+                <w:noProof/>
+              </w:rPr>
+              <w:fldChar w:fldCharType="separate"/>
+            </w:r>
+            <w:r>
+              <w:rPr>
+                <w:noProof/>
+              </w:rPr>
+              <w:t>«[#if (params.baselineTargetTP6.usedRepor»</w:t>
+            </w:r>
+            <w:r>
+              <w:rPr>
+                <w:noProof/>
+              </w:rPr>
+              <w:fldChar w:fldCharType="end"/>
+            </w:r>
+            <w:r>
+              <w:rPr>
+                <w:noProof/>
+              </w:rPr>
+              <w:fldChar w:fldCharType="begin"/>
+            </w:r>
+            <w:r>
+              <w:rPr>
+                <w:noProof/>
+              </w:rPr>
+              <w:instrText xml:space="preserve"> MERGEFIELD  [/#if]  \* MERGEFORMAT </w:instrText>
+            </w:r>
+            <w:r>
+              <w:rPr>
+                <w:noProof/>
+              </w:rPr>
+              <w:fldChar w:fldCharType="separate"/>
+            </w:r>
+            <w:r>
+              <w:rPr>
+                <w:noProof/>
+              </w:rPr>
+              <w:t>«[/#if]»</w:t>
+            </w:r>
+            <w:r>
+              <w:rPr>
+                <w:noProof/>
+              </w:rPr>
+              <w:fldChar w:fldCharType="end"/>
+            </w:r>
+          </w:p>
+        </w:tc>
+      </w:tr>
+      <w:tr>
+        <w:tc>
+          <w:tcPr>
+            <w:tcW w:w="2122" w:type="dxa"/>
+            <w:shd w:val="clear" w:color="auto" w:fill="auto"/>
+          </w:tcPr>
+          <w:p>
+            <w:pPr>
+              <w:pStyle w:val="ScheduleSubHeading"/>
+              <w:spacing w:before="0" w:after="0"/>
+              <w:jc w:val="left"/>
+              <w:rPr>
+                <w:b/>
+              </w:rPr>
+            </w:pPr>
+            <w:r>
+              <w:rPr>
+                <w:b/>
+              </w:rPr>
+              <w:t>Throughput unit:</w:t>
             </w:r>
           </w:p>
         </w:tc>
@@ -11871,14 +11861,474 @@
               <w:pStyle w:val="ScheduleSubHeading"/>
               <w:spacing w:before="0" w:after="0"/>
             </w:pPr>
-            <w:fldSimple w:instr=" MERGEFIELD  ${(params.baselineTargetTP5.energyCarbonUnit)!'n/a'}  \* MERGEFORMAT ">
-              <w:r>
-                <w:rPr>
-                  <w:noProof/>
-                </w:rPr>
-                <w:t>«${(params.baselineTargetTP5.energyCarbon»</w:t>
-              </w:r>
-            </w:fldSimple>
+            <w:r>
+              <w:rPr>
+                <w:szCs w:val="22"/>
+              </w:rPr>
+              <w:fldChar w:fldCharType="begin"/>
+            </w:r>
+            <w:r>
+              <w:rPr>
+                <w:szCs w:val="22"/>
+              </w:rPr>
+              <w:instrText xml:space="preserve"> MERGEFIELD  "[#if (params.baselineTargetTP5.targetType )??]"  \* MERGEFORMAT </w:instrText>
+            </w:r>
+            <w:r>
+              <w:rPr>
+                <w:szCs w:val="22"/>
+              </w:rPr>
+              <w:fldChar w:fldCharType="separate"/>
+            </w:r>
+            <w:r>
+              <w:rPr>
+                <w:noProof/>
+                <w:szCs w:val="22"/>
+              </w:rPr>
+              <w:t>«[#if (params.baselineTargetTP5.targetTyp»</w:t>
+            </w:r>
+            <w:r>
+              <w:rPr>
+                <w:szCs w:val="22"/>
+              </w:rPr>
+              <w:fldChar w:fldCharType="end"/>
+            </w:r>
+            <w:r>
+              <w:fldChar w:fldCharType="begin"/>
+            </w:r>
+            <w:r>
+              <w:instrText xml:space="preserve"> MERGEFIELD  "[#if params.baselineTargetTP5.targetType == 'Novem']"  \* MERGEFORMAT </w:instrText>
+            </w:r>
+            <w:r>
+              <w:fldChar w:fldCharType="separate"/>
+            </w:r>
+            <w:r>
+              <w:rPr>
+                <w:noProof/>
+              </w:rPr>
+              <w:t>«[#if params.baselineTargetTP5.targetType»</w:t>
+            </w:r>
+            <w:r>
+              <w:rPr>
+                <w:noProof/>
+              </w:rPr>
+              <w:fldChar w:fldCharType="end"/>
+            </w:r>
+            <w:r>
+              <w:t>n/a</w:t>
+            </w:r>
+            <w:r>
+              <w:fldChar w:fldCharType="begin"/>
+            </w:r>
+            <w:r>
+              <w:instrText xml:space="preserve"> MERGEFIELD  "[#elseif (params.baselineTargetTP5.throughputUnit)??]"  \* MERGEFORMAT </w:instrText>
+            </w:r>
+            <w:r>
+              <w:fldChar w:fldCharType="separate"/>
+            </w:r>
+            <w:r>
+              <w:rPr>
+                <w:noProof/>
+              </w:rPr>
+              <w:t>«[#elseif (params.baselineTargetTP5.throu»</w:t>
+            </w:r>
+            <w:r>
+              <w:rPr>
+                <w:noProof/>
+              </w:rPr>
+              <w:fldChar w:fldCharType="end"/>
+            </w:r>
+            <w:r>
+              <w:fldChar w:fldCharType="begin"/>
+            </w:r>
+            <w:r>
+              <w:instrText xml:space="preserve"> MERGEFIELD  ${(params.baselineTargetTP5.throughputUnit)}  \* MERGEFORMAT </w:instrText>
+            </w:r>
+            <w:r>
+              <w:fldChar w:fldCharType="separate"/>
+            </w:r>
+            <w:r>
+              <w:rPr>
+                <w:noProof/>
+              </w:rPr>
+              <w:t>«${(params.baselineTargetTP5.throughputUn»</w:t>
+            </w:r>
+            <w:r>
+              <w:rPr>
+                <w:noProof/>
+              </w:rPr>
+              <w:fldChar w:fldCharType="end"/>
+            </w:r>
+          </w:p>
+          <w:p>
+            <w:pPr>
+              <w:pStyle w:val="ScheduleSubHeading"/>
+              <w:spacing w:before="0" w:after="0"/>
+            </w:pPr>
+            <w:r>
+              <w:fldChar w:fldCharType="begin"/>
+            </w:r>
+            <w:r>
+              <w:instrText xml:space="preserve"> MERG</w:instrText>
+            </w:r>
+            <w:r>
+              <w:instrText xml:space="preserve">EFIELD  [#else]  \* MERGEFORMAT </w:instrText>
+            </w:r>
+            <w:r>
+              <w:fldChar w:fldCharType="separate"/>
+            </w:r>
+            <w:r>
+              <w:rPr>
+                <w:noProof/>
+              </w:rPr>
+              <w:t>«[#else]»</w:t>
+            </w:r>
+            <w:r>
+              <w:rPr>
+                <w:noProof/>
+              </w:rPr>
+              <w:fldChar w:fldCharType="end"/>
+            </w:r>
+            <w:r>
+              <w:fldChar w:fldCharType="begin"/>
+            </w:r>
+            <w:r>
+              <w:instrText xml:space="preserve"> MERGEFIELD  ${(account.sectorThroughputUnit)}  \* MERGEFORMAT </w:instrText>
+            </w:r>
+            <w:r>
+              <w:fldChar w:fldCharType="separate"/>
+            </w:r>
+            <w:r>
+              <w:rPr>
+                <w:noProof/>
+              </w:rPr>
+              <w:t>«${(account.sectorThroughputUnit)}»</w:t>
+            </w:r>
+            <w:r>
+              <w:rPr>
+                <w:noProof/>
+              </w:rPr>
+              <w:fldChar w:fldCharType="end"/>
+            </w:r>
+            <w:r>
+              <w:rPr>
+                <w:szCs w:val="22"/>
+              </w:rPr>
+              <w:fldChar w:fldCharType="begin"/>
+            </w:r>
+            <w:r>
+              <w:rPr>
+                <w:szCs w:val="22"/>
+              </w:rPr>
+              <w:instrText xml:space="preserve"> MERGEFIELD  [/#if]  \* MERGEFORMAT </w:instrText>
+            </w:r>
+            <w:r>
+              <w:rPr>
+                <w:szCs w:val="22"/>
+              </w:rPr>
+              <w:fldChar w:fldCharType="separate"/>
+            </w:r>
+            <w:r>
+              <w:rPr>
+                <w:noProof/>
+                <w:szCs w:val="22"/>
+              </w:rPr>
+              <w:t>«[/#if]»</w:t>
+            </w:r>
+            <w:r>
+              <w:rPr>
+                <w:szCs w:val="22"/>
+              </w:rPr>
+              <w:fldChar w:fldCharType="end"/>
+            </w:r>
+            <w:r>
+              <w:fldChar w:fldCharType="begin"/>
+            </w:r>
+            <w:r>
+              <w:instrText xml:space="preserve"> MERGEFIELD  [#else]  \* MERGEFORMAT </w:instrText>
+            </w:r>
+            <w:r>
+              <w:fldChar w:fldCharType="separate"/>
+            </w:r>
+            <w:r>
+              <w:rPr>
+                <w:noProof/>
+              </w:rPr>
+              <w:t>«[#else]»</w:t>
+            </w:r>
+            <w:r>
+              <w:rPr>
+                <w:noProof/>
+              </w:rPr>
+              <w:fldChar w:fldCharType="end"/>
+            </w:r>
+            <w:r>
+              <w:t xml:space="preserve"> n/a</w:t>
+            </w:r>
+            <w:r>
+              <w:rPr>
+                <w:szCs w:val="22"/>
+              </w:rPr>
+              <w:t xml:space="preserve"> </w:t>
+            </w:r>
+            <w:r>
+              <w:rPr>
+                <w:szCs w:val="22"/>
+              </w:rPr>
+              <w:fldChar w:fldCharType="begin"/>
+            </w:r>
+            <w:r>
+              <w:rPr>
+                <w:szCs w:val="22"/>
+              </w:rPr>
+              <w:instrText xml:space="preserve"> MERGEFIELD  [/#if]  \* MERGEFORMAT </w:instrText>
+            </w:r>
+            <w:r>
+              <w:rPr>
+                <w:szCs w:val="22"/>
+              </w:rPr>
+              <w:fldChar w:fldCharType="separate"/>
+            </w:r>
+            <w:r>
+              <w:rPr>
+                <w:noProof/>
+                <w:szCs w:val="22"/>
+              </w:rPr>
+              <w:t>«[/#if]»</w:t>
+            </w:r>
+            <w:r>
+              <w:rPr>
+                <w:szCs w:val="22"/>
+              </w:rPr>
+              <w:fldChar w:fldCharType="end"/>
+            </w:r>
+          </w:p>
+        </w:tc>
+        <w:tc>
+          <w:tcPr>
+            <w:tcW w:w="3492" w:type="dxa"/>
+            <w:shd w:val="clear" w:color="auto" w:fill="auto"/>
+          </w:tcPr>
+          <w:p>
+            <w:pPr>
+              <w:pStyle w:val="ScheduleSubHeading"/>
+              <w:spacing w:before="0" w:after="0"/>
+            </w:pPr>
+            <w:r>
+              <w:fldChar w:fldCharType="begin"/>
+            </w:r>
+            <w:r>
+              <w:instrText xml:space="preserve"> MERGEFIELD  "[#if params.baselineTargetTP6.targetType == 'Novem']"  \* MERGEFORMAT </w:instrText>
+            </w:r>
+            <w:r>
+              <w:fldChar w:fldCharType="separate"/>
+            </w:r>
+            <w:r>
+              <w:rPr>
+                <w:noProof/>
+              </w:rPr>
+              <w:t>«[#if params.baselineTargetTP6.targetType»</w:t>
+            </w:r>
+            <w:r>
+              <w:rPr>
+                <w:noProof/>
+              </w:rPr>
+              <w:fldChar w:fldCharType="end"/>
+            </w:r>
+            <w:r>
+              <w:t>n/a</w:t>
+            </w:r>
+            <w:r>
+              <w:fldChar w:fldCharType="begin"/>
+            </w:r>
+            <w:r>
+              <w:instrText xml:space="preserve"> MERGEFIELD  "[#elseif (params.baselineTargetTP6.throughputUnit)??]"  \* MERGEFORMAT </w:instrText>
+            </w:r>
+            <w:r>
+              <w:fldChar w:fldCharType="separate"/>
+            </w:r>
+            <w:r>
+              <w:rPr>
+                <w:noProof/>
+              </w:rPr>
+              <w:t>«[#elseif (params.baselineTargetTP6.throu»</w:t>
+            </w:r>
+            <w:r>
+              <w:rPr>
+                <w:noProof/>
+              </w:rPr>
+              <w:fldChar w:fldCharType="end"/>
+            </w:r>
+            <w:r>
+              <w:fldChar w:fldCharType="begin"/>
+            </w:r>
+            <w:r>
+              <w:instrText xml:space="preserve"> MERGEFIELD  ${(params.baselineTargetTP6.throughputUnit)}  \* MERGEFORMAT </w:instrText>
+            </w:r>
+            <w:r>
+              <w:fldChar w:fldCharType="separate"/>
+            </w:r>
+            <w:r>
+              <w:rPr>
+                <w:noProof/>
+              </w:rPr>
+              <w:t>«${(params.baselineTargetTP6.throughputUn»</w:t>
+            </w:r>
+            <w:r>
+              <w:rPr>
+                <w:noProof/>
+              </w:rPr>
+              <w:fldChar w:fldCharType="end"/>
+            </w:r>
+          </w:p>
+          <w:p>
+            <w:pPr>
+              <w:jc w:val="center"/>
+              <w:rPr>
+                <w:noProof/>
+                <w:szCs w:val="22"/>
+                <w:highlight w:val="yellow"/>
+              </w:rPr>
+            </w:pPr>
+            <w:r>
+              <w:fldChar w:fldCharType="begin"/>
+            </w:r>
+            <w:r>
+              <w:instrText xml:space="preserve"> MERGE</w:instrText>
+            </w:r>
+            <w:r>
+              <w:instrText xml:space="preserve">FIELD  [#else]  \* MERGEFORMAT </w:instrText>
+            </w:r>
+            <w:r>
+              <w:fldChar w:fldCharType="separate"/>
+            </w:r>
+            <w:r>
+              <w:rPr>
+                <w:noProof/>
+              </w:rPr>
+              <w:t>«[#else]»</w:t>
+            </w:r>
+            <w:r>
+              <w:rPr>
+                <w:noProof/>
+              </w:rPr>
+              <w:fldChar w:fldCharType="end"/>
+            </w:r>
+            <w:r>
+              <w:fldChar w:fldCharType="begin"/>
+            </w:r>
+            <w:r>
+              <w:instrText xml:space="preserve"> MERGEFIELD  ${(account.sectorThroughputUnit)}  \* MERGEFORMAT </w:instrText>
+            </w:r>
+            <w:r>
+              <w:fldChar w:fldCharType="separate"/>
+            </w:r>
+            <w:r>
+              <w:rPr>
+                <w:noProof/>
+              </w:rPr>
+              <w:t>«${(account.sectorThroughputUnit)}»</w:t>
+            </w:r>
+            <w:r>
+              <w:rPr>
+                <w:noProof/>
+              </w:rPr>
+              <w:fldChar w:fldCharType="end"/>
+            </w:r>
+            <w:r>
+              <w:rPr>
+                <w:szCs w:val="22"/>
+              </w:rPr>
+              <w:fldChar w:fldCharType="begin"/>
+            </w:r>
+            <w:r>
+              <w:rPr>
+                <w:szCs w:val="22"/>
+              </w:rPr>
+              <w:instrText xml:space="preserve"> MERGEFIELD  [/#if]  \* MERGEFORMAT </w:instrText>
+            </w:r>
+            <w:r>
+              <w:rPr>
+                <w:szCs w:val="22"/>
+              </w:rPr>
+              <w:fldChar w:fldCharType="separate"/>
+            </w:r>
+            <w:r>
+              <w:rPr>
+                <w:noProof/>
+                <w:szCs w:val="22"/>
+              </w:rPr>
+              <w:t>«[/#if]»</w:t>
+            </w:r>
+            <w:r>
+              <w:rPr>
+                <w:szCs w:val="22"/>
+              </w:rPr>
+              <w:fldChar w:fldCharType="end"/>
+            </w:r>
+          </w:p>
+        </w:tc>
+      </w:tr>
+      <w:tr>
+        <w:tc>
+          <w:tcPr>
+            <w:tcW w:w="2122" w:type="dxa"/>
+            <w:shd w:val="clear" w:color="auto" w:fill="auto"/>
+          </w:tcPr>
+          <w:p>
+            <w:pPr>
+              <w:pStyle w:val="ScheduleSubHeading"/>
+              <w:spacing w:before="0" w:after="0"/>
+              <w:jc w:val="left"/>
+              <w:rPr>
+                <w:b/>
+              </w:rPr>
+            </w:pPr>
+            <w:r>
+              <w:rPr>
+                <w:b/>
+              </w:rPr>
+              <w:lastRenderedPageBreak/>
+              <w:t>Energy</w:t>
+            </w:r>
+            <w:r>
+              <w:rPr>
+                <w:b/>
+              </w:rPr>
+              <w:t>/carbon:</w:t>
+            </w:r>
+          </w:p>
+        </w:tc>
+        <w:tc>
+          <w:tcPr>
+            <w:tcW w:w="3402" w:type="dxa"/>
+            <w:shd w:val="clear" w:color="auto" w:fill="auto"/>
+          </w:tcPr>
+          <w:p>
+            <w:pPr>
+              <w:pStyle w:val="ScheduleSubHeading"/>
+              <w:spacing w:before="0" w:after="0"/>
+            </w:pPr>
+            <w:r>
+              <w:fldChar w:fldCharType="begin"/>
+            </w:r>
+            <w:r>
+              <w:instrText xml:space="preserve"> MERGEFIELD  ${(params.baselineTargetTP5.energy)!'n/a'}  \* MERGEFORMAT </w:instrText>
+            </w:r>
+            <w:r>
+              <w:fldChar w:fldCharType="separate"/>
+            </w:r>
+            <w:r>
+              <w:rPr>
+                <w:noProof/>
+              </w:rPr>
+              <w:t>«${(params.baselineTargetTP5.energy)!'n/a»</w:t>
+            </w:r>
+            <w:r>
+              <w:rPr>
+                <w:noProof/>
+              </w:rPr>
+              <w:fldChar w:fldCharType="end"/>
+            </w:r>
           </w:p>
           <w:p>
             <w:pPr>
@@ -11900,14 +12350,27 @@
               <w:pStyle w:val="ScheduleSubHeading"/>
               <w:spacing w:before="0" w:after="0"/>
             </w:pPr>
-            <w:fldSimple w:instr=" MERGEFIELD  ${(params.baselineTargetTP6.energyCarbonUnit)}  \* MERGEFORMAT ">
-              <w:r>
-                <w:rPr>
-                  <w:noProof/>
-                </w:rPr>
-                <w:t>«${(params.baselineTargetTP6.energyCarbon»</w:t>
-              </w:r>
-            </w:fldSimple>
+            <w:r>
+              <w:fldChar w:fldCharType="begin"/>
+            </w:r>
+            <w:r>
+              <w:instrText xml:space="preserve"> MERGEFIELD  ${(params.baselineTargetTP6.energy)}  \* MERGEFORMAT </w:instrText>
+            </w:r>
+            <w:r>
+              <w:fldChar w:fldCharType="separate"/>
+            </w:r>
+            <w:r>
+              <w:rPr>
+                <w:noProof/>
+              </w:rPr>
+              <w:t>«${(params.baselineTargetTP6.energy)}»</w:t>
+            </w:r>
+            <w:r>
+              <w:rPr>
+                <w:noProof/>
+              </w:rPr>
+              <w:fldChar w:fldCharType="end"/>
+            </w:r>
           </w:p>
           <w:p>
             <w:pPr>
@@ -11939,7 +12402,7 @@
               <w:rPr>
                 <w:b/>
               </w:rPr>
-              <w:t>Target value:</w:t>
+              <w:t>Energy/carbon unit:</w:t>
             </w:r>
           </w:p>
         </w:tc>
@@ -11953,14 +12416,27 @@
               <w:pStyle w:val="ScheduleSubHeading"/>
               <w:spacing w:before="0" w:after="0"/>
             </w:pPr>
-            <w:fldSimple w:instr=" MERGEFIELD  ${(params.baselineTargetTP5.target)!'n/a'}  \* MERGEFORMAT ">
-              <w:r>
-                <w:rPr>
-                  <w:noProof/>
-                </w:rPr>
-                <w:t>«${(params.baselineTargetTP5.target)!'n/a»</w:t>
-              </w:r>
-            </w:fldSimple>
+            <w:r>
+              <w:fldChar w:fldCharType="begin"/>
+            </w:r>
+            <w:r>
+              <w:instrText xml:space="preserve"> MERGEFIELD  ${(params.baselineTargetTP5.energyCarbonUnit)!'n/a'}  \* MERGEFORMAT </w:instrText>
+            </w:r>
+            <w:r>
+              <w:fldChar w:fldCharType="separate"/>
+            </w:r>
+            <w:r>
+              <w:rPr>
+                <w:noProof/>
+              </w:rPr>
+              <w:t>«${(params.baselineTargetTP5.energyCarbon»</w:t>
+            </w:r>
+            <w:r>
+              <w:rPr>
+                <w:noProof/>
+              </w:rPr>
+              <w:fldChar w:fldCharType="end"/>
+            </w:r>
           </w:p>
           <w:p>
             <w:pPr>
@@ -11982,14 +12458,27 @@
               <w:pStyle w:val="ScheduleSubHeading"/>
               <w:spacing w:before="0" w:after="0"/>
             </w:pPr>
-            <w:fldSimple w:instr=" MERGEFIELD  ${(params.baselineTargetTP6.target)!'n/a'}  \* MERGEFORMAT ">
-              <w:r>
-                <w:rPr>
-                  <w:noProof/>
-                </w:rPr>
-                <w:t>«${(params.baselineTargetTP6.target)!'n/a»</w:t>
-              </w:r>
-            </w:fldSimple>
+            <w:r>
+              <w:fldChar w:fldCharType="begin"/>
+            </w:r>
+            <w:r>
+              <w:instrText xml:space="preserve"> MERGEFIELD  ${(params.baselineTargetTP6.energyCarbonUnit)}  \* MERGEFORMAT </w:instrText>
+            </w:r>
+            <w:r>
+              <w:fldChar w:fldCharType="separate"/>
+            </w:r>
+            <w:r>
+              <w:rPr>
+                <w:noProof/>
+              </w:rPr>
+              <w:t>«${(params.baselineTargetTP6.energyCarbon»</w:t>
+            </w:r>
+            <w:r>
+              <w:rPr>
+                <w:noProof/>
+              </w:rPr>
+              <w:fldChar w:fldCharType="end"/>
+            </w:r>
           </w:p>
           <w:p>
             <w:pPr>
@@ -12021,7 +12510,7 @@
               <w:rPr>
                 <w:b/>
               </w:rPr>
-              <w:t>Target %</w:t>
+              <w:t>Target value:</w:t>
             </w:r>
           </w:p>
         </w:tc>
@@ -12035,14 +12524,27 @@
               <w:pStyle w:val="ScheduleSubHeading"/>
               <w:spacing w:before="0" w:after="0"/>
             </w:pPr>
-            <w:fldSimple w:instr=" MERGEFIELD  ${(params.baselineTargetTP5.improvement)!'n/a'}  \* MERGEFORMAT ">
-              <w:r>
-                <w:rPr>
-                  <w:noProof/>
-                </w:rPr>
-                <w:t>«${(params.baselineTargetTP5.improvement)»</w:t>
-              </w:r>
-            </w:fldSimple>
+            <w:r>
+              <w:fldChar w:fldCharType="begin"/>
+            </w:r>
+            <w:r>
+              <w:instrText xml:space="preserve"> MERGEFIELD  ${(params.baselineTargetTP5.target)!'n/a'}  \* MERGEFORMAT </w:instrText>
+            </w:r>
+            <w:r>
+              <w:fldChar w:fldCharType="separate"/>
+            </w:r>
+            <w:r>
+              <w:rPr>
+                <w:noProof/>
+              </w:rPr>
+              <w:t>«${(params.baselineTargetTP5.target)!'n/a»</w:t>
+            </w:r>
+            <w:r>
+              <w:rPr>
+                <w:noProof/>
+              </w:rPr>
+              <w:fldChar w:fldCharType="end"/>
+            </w:r>
           </w:p>
           <w:p>
             <w:pPr>
@@ -12064,14 +12566,135 @@
               <w:pStyle w:val="ScheduleSubHeading"/>
               <w:spacing w:before="0" w:after="0"/>
             </w:pPr>
-            <w:fldSimple w:instr=" MERGEFIELD  ${(params.baselineTargetTP6.improvement)}  \* MERGEFORMAT ">
-              <w:r>
-                <w:rPr>
-                  <w:noProof/>
-                </w:rPr>
-                <w:t>«${(params.baselineTargetTP6.improvement)»</w:t>
-              </w:r>
-            </w:fldSimple>
+            <w:r>
+              <w:fldChar w:fldCharType="begin"/>
+            </w:r>
+            <w:r>
+              <w:instrText xml:space="preserve"> MERGEFIELD  ${(params.baselineTargetTP6.target)!'n/a'}  \* MERGEFORMAT </w:instrText>
+            </w:r>
+            <w:r>
+              <w:fldChar w:fldCharType="separate"/>
+            </w:r>
+            <w:r>
+              <w:rPr>
+                <w:noProof/>
+              </w:rPr>
+              <w:t>«${(params.baselineTargetTP6.target)!'n/a»</w:t>
+            </w:r>
+            <w:r>
+              <w:rPr>
+                <w:noProof/>
+              </w:rPr>
+              <w:fldChar w:fldCharType="end"/>
+            </w:r>
+          </w:p>
+          <w:p>
+            <w:pPr>
+              <w:pStyle w:val="ScheduleSubHeading"/>
+              <w:spacing w:before="0" w:after="0"/>
+              <w:rPr>
+                <w:highlight w:val="yellow"/>
+              </w:rPr>
+            </w:pPr>
+          </w:p>
+        </w:tc>
+      </w:tr>
+      <w:tr>
+        <w:tc>
+          <w:tcPr>
+            <w:tcW w:w="2122" w:type="dxa"/>
+            <w:shd w:val="clear" w:color="auto" w:fill="auto"/>
+          </w:tcPr>
+          <w:p>
+            <w:pPr>
+              <w:pStyle w:val="ScheduleSubHeading"/>
+              <w:spacing w:before="0" w:after="0"/>
+              <w:jc w:val="left"/>
+              <w:rPr>
+                <w:b/>
+              </w:rPr>
+            </w:pPr>
+            <w:r>
+              <w:rPr>
+                <w:b/>
+              </w:rPr>
+              <w:t>Target %</w:t>
+            </w:r>
+          </w:p>
+        </w:tc>
+        <w:tc>
+          <w:tcPr>
+            <w:tcW w:w="3402" w:type="dxa"/>
+            <w:shd w:val="clear" w:color="auto" w:fill="auto"/>
+          </w:tcPr>
+          <w:p>
+            <w:pPr>
+              <w:pStyle w:val="ScheduleSubHeading"/>
+              <w:spacing w:before="0" w:after="0"/>
+            </w:pPr>
+            <w:r>
+              <w:fldChar w:fldCharType="begin"/>
+            </w:r>
+            <w:r>
+              <w:instrText xml:space="preserve"> MERGEFIELD  ${(params.baselineTargetTP5.improvement)!'n/a'}  \* MERGEFORMAT </w:instrText>
+            </w:r>
+            <w:r>
+              <w:fldChar w:fldCharType="separate"/>
+            </w:r>
+            <w:r>
+              <w:rPr>
+                <w:noProof/>
+              </w:rPr>
+              <w:t>«${(params.baselineTargetTP5.improvement)»</w:t>
+            </w:r>
+            <w:r>
+              <w:rPr>
+                <w:noProof/>
+              </w:rPr>
+              <w:fldChar w:fldCharType="end"/>
+            </w:r>
+          </w:p>
+          <w:p>
+            <w:pPr>
+              <w:pStyle w:val="ScheduleSubHeading"/>
+              <w:spacing w:before="0" w:after="0"/>
+              <w:rPr>
+                <w:highlight w:val="yellow"/>
+              </w:rPr>
+            </w:pPr>
+          </w:p>
+        </w:tc>
+        <w:tc>
+          <w:tcPr>
+            <w:tcW w:w="3492" w:type="dxa"/>
+            <w:shd w:val="clear" w:color="auto" w:fill="auto"/>
+          </w:tcPr>
+          <w:p>
+            <w:pPr>
+              <w:pStyle w:val="ScheduleSubHeading"/>
+              <w:spacing w:before="0" w:after="0"/>
+            </w:pPr>
+            <w:r>
+              <w:fldChar w:fldCharType="begin"/>
+            </w:r>
+            <w:r>
+              <w:instrText xml:space="preserve"> MERGEFIELD  ${(params.baselineTargetTP6.improvement)}  \* MERGEFORMAT </w:instrText>
+            </w:r>
+            <w:r>
+              <w:fldChar w:fldCharType="separate"/>
+            </w:r>
+            <w:r>
+              <w:rPr>
+                <w:noProof/>
+              </w:rPr>
+              <w:t>«${(params.baselineTargetTP6.improvement)»</w:t>
+            </w:r>
+            <w:r>
+              <w:rPr>
+                <w:noProof/>
+              </w:rPr>
+              <w:fldChar w:fldCharType="end"/>
+            </w:r>
           </w:p>
           <w:p>
             <w:pPr>
@@ -12194,7 +12817,7 @@
               </wp:anchor>
             </w:drawing>
           </mc:Choice>
-          <mc:Fallback>
+          <mc:Fallback xmlns:oel="http://schemas.microsoft.com/office/2019/extlst">
             <w:pict>
               <v:shapetype w14:anchorId="0CE41541" id="_x0000_t202" coordsize="21600,21600" o:spt="202" path="m,l,21600r21600,l21600,xe">
                 <v:stroke joinstyle="miter"/>
@@ -12292,7 +12915,7 @@
 </file>
 
 <file path=word/endnotes.xml><?xml version="1.0" encoding="utf-8"?>
-<w:endnotes xmlns:wpc="http://schemas.microsoft.com/office/word/2010/wordprocessingCanvas" xmlns:cx="http://schemas.microsoft.com/office/drawing/2014/chartex" xmlns:cx1="http://schemas.microsoft.com/office/drawing/2015/9/8/chartex" xmlns:cx2="http://schemas.microsoft.com/office/drawing/2015/10/21/chartex" xmlns:cx3="http://schemas.microsoft.com/office/drawing/2016/5/9/chartex" xmlns:cx4="http://schemas.microsoft.com/office/drawing/2016/5/10/chartex" xmlns:cx5="http://schemas.microsoft.com/office/drawing/2016/5/11/chartex" xmlns:cx6="http://schemas.microsoft.com/office/drawing/2016/5/12/chartex" xmlns:cx7="http://schemas.microsoft.com/office/drawing/2016/5/13/chartex" xmlns:cx8="http://schemas.microsoft.com/office/drawing/2016/5/14/chartex" xmlns:mc="http://schemas.openxmlformats.org/markup-compatibility/2006" xmlns:aink="http://schemas.microsoft.com/office/drawing/2016/ink" xmlns:am3d="http://schemas.microsoft.com/office/drawing/2017/model3d" xmlns:o="urn:schemas-microsoft-com:office:office" xmlns:oel="http://schemas.microsoft.com/office/2019/extlst" xmlns:r="http://schemas.openxmlformats.org/officeDocument/2006/relationships" xmlns:m="http://schemas.openxmlformats.org/officeDocument/2006/math" xmlns:v="urn:schemas-microsoft-com:vml" xmlns:wp14="http://schemas.microsoft.com/office/word/2010/wordprocessingDrawing" xmlns:wp="http://schemas.openxmlformats.org/drawingml/2006/wordprocessingDrawing" xmlns:w10="urn:schemas-microsoft-com:office:word" xmlns:w="http://schemas.openxmlformats.org/wordprocessingml/2006/main" xmlns:w14="http://schemas.microsoft.com/office/word/2010/wordml" xmlns:w15="http://schemas.microsoft.com/office/word/2012/wordml" xmlns:w16cex="http://schemas.microsoft.com/office/word/2018/wordml/cex" xmlns:w16cid="http://schemas.microsoft.com/office/word/2016/wordml/cid" xmlns:w16="http://schemas.microsoft.com/office/word/2018/wordml" xmlns:w16sdtdh="http://schemas.microsoft.com/office/word/2020/wordml/sdtdatahash" xmlns:w16se="http://schemas.microsoft.com/office/word/2015/wordml/symex" xmlns:wpg="http://schemas.microsoft.com/office/word/2010/wordprocessingGroup" xmlns:wpi="http://schemas.microsoft.com/office/word/2010/wordprocessingInk" xmlns:wne="http://schemas.microsoft.com/office/word/2006/wordml" xmlns:wps="http://schemas.microsoft.com/office/word/2010/wordprocessingShape" mc:Ignorable="w14 w15 w16se w16cid w16 w16cex w16sdtdh wp14">
+<w:endnotes xmlns:wpc="http://schemas.microsoft.com/office/word/2010/wordprocessingCanvas" xmlns:cx="http://schemas.microsoft.com/office/drawing/2014/chartex" xmlns:cx1="http://schemas.microsoft.com/office/drawing/2015/9/8/chartex" xmlns:cx2="http://schemas.microsoft.com/office/drawing/2015/10/21/chartex" xmlns:cx3="http://schemas.microsoft.com/office/drawing/2016/5/9/chartex" xmlns:cx4="http://schemas.microsoft.com/office/drawing/2016/5/10/chartex" xmlns:cx5="http://schemas.microsoft.com/office/drawing/2016/5/11/chartex" xmlns:cx6="http://schemas.microsoft.com/office/drawing/2016/5/12/chartex" xmlns:cx7="http://schemas.microsoft.com/office/drawing/2016/5/13/chartex" xmlns:cx8="http://schemas.microsoft.com/office/drawing/2016/5/14/chartex" xmlns:mc="http://schemas.openxmlformats.org/markup-compatibility/2006" xmlns:aink="http://schemas.microsoft.com/office/drawing/2016/ink" xmlns:am3d="http://schemas.microsoft.com/office/drawing/2017/model3d" xmlns:o="urn:schemas-microsoft-com:office:office" xmlns:r="http://schemas.openxmlformats.org/officeDocument/2006/relationships" xmlns:m="http://schemas.openxmlformats.org/officeDocument/2006/math" xmlns:v="urn:schemas-microsoft-com:vml" xmlns:wp14="http://schemas.microsoft.com/office/word/2010/wordprocessingDrawing" xmlns:wp="http://schemas.openxmlformats.org/drawingml/2006/wordprocessingDrawing" xmlns:w10="urn:schemas-microsoft-com:office:word" xmlns:w="http://schemas.openxmlformats.org/wordprocessingml/2006/main" xmlns:w14="http://schemas.microsoft.com/office/word/2010/wordml" xmlns:w15="http://schemas.microsoft.com/office/word/2012/wordml" xmlns:w16cex="http://schemas.microsoft.com/office/word/2018/wordml/cex" xmlns:w16cid="http://schemas.microsoft.com/office/word/2016/wordml/cid" xmlns:w16="http://schemas.microsoft.com/office/word/2018/wordml" xmlns:w16sdtdh="http://schemas.microsoft.com/office/word/2020/wordml/sdtdatahash" xmlns:w16se="http://schemas.microsoft.com/office/word/2015/wordml/symex" xmlns:wpg="http://schemas.microsoft.com/office/word/2010/wordprocessingGroup" xmlns:wpi="http://schemas.microsoft.com/office/word/2010/wordprocessingInk" xmlns:wne="http://schemas.microsoft.com/office/word/2006/wordml" xmlns:wps="http://schemas.microsoft.com/office/word/2010/wordprocessingShape" mc:Ignorable="w14 w15 w16se w16cid w16 w16cex w16sdtdh wp14">
   <w:endnote w:type="separator" w:id="-1">
     <w:p>
       <w:r>
@@ -12314,7 +12937,7 @@
 </file>
 
 <file path=word/footer1.xml><?xml version="1.0" encoding="utf-8"?>
-<w:ftr xmlns:wpc="http://schemas.microsoft.com/office/word/2010/wordprocessingCanvas" xmlns:cx="http://schemas.microsoft.com/office/drawing/2014/chartex" xmlns:cx1="http://schemas.microsoft.com/office/drawing/2015/9/8/chartex" xmlns:cx2="http://schemas.microsoft.com/office/drawing/2015/10/21/chartex" xmlns:cx3="http://schemas.microsoft.com/office/drawing/2016/5/9/chartex" xmlns:cx4="http://schemas.microsoft.com/office/drawing/2016/5/10/chartex" xmlns:cx5="http://schemas.microsoft.com/office/drawing/2016/5/11/chartex" xmlns:cx6="http://schemas.microsoft.com/office/drawing/2016/5/12/chartex" xmlns:cx7="http://schemas.microsoft.com/office/drawing/2016/5/13/chartex" xmlns:cx8="http://schemas.microsoft.com/office/drawing/2016/5/14/chartex" xmlns:mc="http://schemas.openxmlformats.org/markup-compatibility/2006" xmlns:aink="http://schemas.microsoft.com/office/drawing/2016/ink" xmlns:am3d="http://schemas.microsoft.com/office/drawing/2017/model3d" xmlns:o="urn:schemas-microsoft-com:office:office" xmlns:oel="http://schemas.microsoft.com/office/2019/extlst" xmlns:r="http://schemas.openxmlformats.org/officeDocument/2006/relationships" xmlns:m="http://schemas.openxmlformats.org/officeDocument/2006/math" xmlns:v="urn:schemas-microsoft-com:vml" xmlns:wp14="http://schemas.microsoft.com/office/word/2010/wordprocessingDrawing" xmlns:wp="http://schemas.openxmlformats.org/drawingml/2006/wordprocessingDrawing" xmlns:w10="urn:schemas-microsoft-com:office:word" xmlns:w="http://schemas.openxmlformats.org/wordprocessingml/2006/main" xmlns:w14="http://schemas.microsoft.com/office/word/2010/wordml" xmlns:w15="http://schemas.microsoft.com/office/word/2012/wordml" xmlns:w16cex="http://schemas.microsoft.com/office/word/2018/wordml/cex" xmlns:w16cid="http://schemas.microsoft.com/office/word/2016/wordml/cid" xmlns:w16="http://schemas.microsoft.com/office/word/2018/wordml" xmlns:w16sdtdh="http://schemas.microsoft.com/office/word/2020/wordml/sdtdatahash" xmlns:w16se="http://schemas.microsoft.com/office/word/2015/wordml/symex" xmlns:wpg="http://schemas.microsoft.com/office/word/2010/wordprocessingGroup" xmlns:wpi="http://schemas.microsoft.com/office/word/2010/wordprocessingInk" xmlns:wne="http://schemas.microsoft.com/office/word/2006/wordml" xmlns:wps="http://schemas.microsoft.com/office/word/2010/wordprocessingShape" mc:Ignorable="w14 w15 w16se w16cid w16 w16cex w16sdtdh wp14">
+<w:ftr xmlns:wpc="http://schemas.microsoft.com/office/word/2010/wordprocessingCanvas" xmlns:cx="http://schemas.microsoft.com/office/drawing/2014/chartex" xmlns:cx1="http://schemas.microsoft.com/office/drawing/2015/9/8/chartex" xmlns:cx2="http://schemas.microsoft.com/office/drawing/2015/10/21/chartex" xmlns:cx3="http://schemas.microsoft.com/office/drawing/2016/5/9/chartex" xmlns:cx4="http://schemas.microsoft.com/office/drawing/2016/5/10/chartex" xmlns:cx5="http://schemas.microsoft.com/office/drawing/2016/5/11/chartex" xmlns:cx6="http://schemas.microsoft.com/office/drawing/2016/5/12/chartex" xmlns:cx7="http://schemas.microsoft.com/office/drawing/2016/5/13/chartex" xmlns:cx8="http://schemas.microsoft.com/office/drawing/2016/5/14/chartex" xmlns:mc="http://schemas.openxmlformats.org/markup-compatibility/2006" xmlns:aink="http://schemas.microsoft.com/office/drawing/2016/ink" xmlns:am3d="http://schemas.microsoft.com/office/drawing/2017/model3d" xmlns:o="urn:schemas-microsoft-com:office:office" xmlns:r="http://schemas.openxmlformats.org/officeDocument/2006/relationships" xmlns:m="http://schemas.openxmlformats.org/officeDocument/2006/math" xmlns:v="urn:schemas-microsoft-com:vml" xmlns:wp14="http://schemas.microsoft.com/office/word/2010/wordprocessingDrawing" xmlns:wp="http://schemas.openxmlformats.org/drawingml/2006/wordprocessingDrawing" xmlns:w10="urn:schemas-microsoft-com:office:word" xmlns:w="http://schemas.openxmlformats.org/wordprocessingml/2006/main" xmlns:w14="http://schemas.microsoft.com/office/word/2010/wordml" xmlns:w15="http://schemas.microsoft.com/office/word/2012/wordml" xmlns:w16cex="http://schemas.microsoft.com/office/word/2018/wordml/cex" xmlns:w16cid="http://schemas.microsoft.com/office/word/2016/wordml/cid" xmlns:w16="http://schemas.microsoft.com/office/word/2018/wordml" xmlns:w16sdtdh="http://schemas.microsoft.com/office/word/2020/wordml/sdtdatahash" xmlns:w16se="http://schemas.microsoft.com/office/word/2015/wordml/symex" xmlns:wpg="http://schemas.microsoft.com/office/word/2010/wordprocessingGroup" xmlns:wpi="http://schemas.microsoft.com/office/word/2010/wordprocessingInk" xmlns:wne="http://schemas.microsoft.com/office/word/2006/wordml" xmlns:wps="http://schemas.microsoft.com/office/word/2010/wordprocessingShape" mc:Ignorable="w14 w15 w16se w16cid w16 w16cex w16sdtdh wp14">
   <w:p>
     <w:pPr>
       <w:pStyle w:val="Footer"/>
@@ -12324,7 +12947,7 @@
 </file>
 
 <file path=word/footer2.xml><?xml version="1.0" encoding="utf-8"?>
-<w:ftr xmlns:wpc="http://schemas.microsoft.com/office/word/2010/wordprocessingCanvas" xmlns:cx="http://schemas.microsoft.com/office/drawing/2014/chartex" xmlns:cx1="http://schemas.microsoft.com/office/drawing/2015/9/8/chartex" xmlns:cx2="http://schemas.microsoft.com/office/drawing/2015/10/21/chartex" xmlns:cx3="http://schemas.microsoft.com/office/drawing/2016/5/9/chartex" xmlns:cx4="http://schemas.microsoft.com/office/drawing/2016/5/10/chartex" xmlns:cx5="http://schemas.microsoft.com/office/drawing/2016/5/11/chartex" xmlns:cx6="http://schemas.microsoft.com/office/drawing/2016/5/12/chartex" xmlns:cx7="http://schemas.microsoft.com/office/drawing/2016/5/13/chartex" xmlns:cx8="http://schemas.microsoft.com/office/drawing/2016/5/14/chartex" xmlns:mc="http://schemas.openxmlformats.org/markup-compatibility/2006" xmlns:aink="http://schemas.microsoft.com/office/drawing/2016/ink" xmlns:am3d="http://schemas.microsoft.com/office/drawing/2017/model3d" xmlns:o="urn:schemas-microsoft-com:office:office" xmlns:oel="http://schemas.microsoft.com/office/2019/extlst" xmlns:r="http://schemas.openxmlformats.org/officeDocument/2006/relationships" xmlns:m="http://schemas.openxmlformats.org/officeDocument/2006/math" xmlns:v="urn:schemas-microsoft-com:vml" xmlns:wp14="http://schemas.microsoft.com/office/word/2010/wordprocessingDrawing" xmlns:wp="http://schemas.openxmlformats.org/drawingml/2006/wordprocessingDrawing" xmlns:w10="urn:schemas-microsoft-com:office:word" xmlns:w="http://schemas.openxmlformats.org/wordprocessingml/2006/main" xmlns:w14="http://schemas.microsoft.com/office/word/2010/wordml" xmlns:w15="http://schemas.microsoft.com/office/word/2012/wordml" xmlns:w16cex="http://schemas.microsoft.com/office/word/2018/wordml/cex" xmlns:w16cid="http://schemas.microsoft.com/office/word/2016/wordml/cid" xmlns:w16="http://schemas.microsoft.com/office/word/2018/wordml" xmlns:w16sdtdh="http://schemas.microsoft.com/office/word/2020/wordml/sdtdatahash" xmlns:w16se="http://schemas.microsoft.com/office/word/2015/wordml/symex" xmlns:wpg="http://schemas.microsoft.com/office/word/2010/wordprocessingGroup" xmlns:wpi="http://schemas.microsoft.com/office/word/2010/wordprocessingInk" xmlns:wne="http://schemas.microsoft.com/office/word/2006/wordml" xmlns:wps="http://schemas.microsoft.com/office/word/2010/wordprocessingShape" mc:Ignorable="w14 w15 w16se w16cid w16 w16cex w16sdtdh wp14">
+<w:ftr xmlns:wpc="http://schemas.microsoft.com/office/word/2010/wordprocessingCanvas" xmlns:cx="http://schemas.microsoft.com/office/drawing/2014/chartex" xmlns:cx1="http://schemas.microsoft.com/office/drawing/2015/9/8/chartex" xmlns:cx2="http://schemas.microsoft.com/office/drawing/2015/10/21/chartex" xmlns:cx3="http://schemas.microsoft.com/office/drawing/2016/5/9/chartex" xmlns:cx4="http://schemas.microsoft.com/office/drawing/2016/5/10/chartex" xmlns:cx5="http://schemas.microsoft.com/office/drawing/2016/5/11/chartex" xmlns:cx6="http://schemas.microsoft.com/office/drawing/2016/5/12/chartex" xmlns:cx7="http://schemas.microsoft.com/office/drawing/2016/5/13/chartex" xmlns:cx8="http://schemas.microsoft.com/office/drawing/2016/5/14/chartex" xmlns:mc="http://schemas.openxmlformats.org/markup-compatibility/2006" xmlns:aink="http://schemas.microsoft.com/office/drawing/2016/ink" xmlns:am3d="http://schemas.microsoft.com/office/drawing/2017/model3d" xmlns:o="urn:schemas-microsoft-com:office:office" xmlns:r="http://schemas.openxmlformats.org/officeDocument/2006/relationships" xmlns:m="http://schemas.openxmlformats.org/officeDocument/2006/math" xmlns:v="urn:schemas-microsoft-com:vml" xmlns:wp14="http://schemas.microsoft.com/office/word/2010/wordprocessingDrawing" xmlns:wp="http://schemas.openxmlformats.org/drawingml/2006/wordprocessingDrawing" xmlns:w10="urn:schemas-microsoft-com:office:word" xmlns:w="http://schemas.openxmlformats.org/wordprocessingml/2006/main" xmlns:w14="http://schemas.microsoft.com/office/word/2010/wordml" xmlns:w15="http://schemas.microsoft.com/office/word/2012/wordml" xmlns:w16cex="http://schemas.microsoft.com/office/word/2018/wordml/cex" xmlns:w16cid="http://schemas.microsoft.com/office/word/2016/wordml/cid" xmlns:w16="http://schemas.microsoft.com/office/word/2018/wordml" xmlns:w16sdtdh="http://schemas.microsoft.com/office/word/2020/wordml/sdtdatahash" xmlns:w16se="http://schemas.microsoft.com/office/word/2015/wordml/symex" xmlns:wpg="http://schemas.microsoft.com/office/word/2010/wordprocessingGroup" xmlns:wpi="http://schemas.microsoft.com/office/word/2010/wordprocessingInk" xmlns:wne="http://schemas.microsoft.com/office/word/2006/wordml" xmlns:wps="http://schemas.microsoft.com/office/word/2010/wordprocessingShape" mc:Ignorable="w14 w15 w16se w16cid w16 w16cex w16sdtdh wp14">
   <w:p>
     <w:pPr>
       <w:pStyle w:val="Footer"/>
@@ -12365,7 +12988,7 @@
 </file>
 
 <file path=word/footer3.xml><?xml version="1.0" encoding="utf-8"?>
-<w:ftr xmlns:wpc="http://schemas.microsoft.com/office/word/2010/wordprocessingCanvas" xmlns:cx="http://schemas.microsoft.com/office/drawing/2014/chartex" xmlns:cx1="http://schemas.microsoft.com/office/drawing/2015/9/8/chartex" xmlns:cx2="http://schemas.microsoft.com/office/drawing/2015/10/21/chartex" xmlns:cx3="http://schemas.microsoft.com/office/drawing/2016/5/9/chartex" xmlns:cx4="http://schemas.microsoft.com/office/drawing/2016/5/10/chartex" xmlns:cx5="http://schemas.microsoft.com/office/drawing/2016/5/11/chartex" xmlns:cx6="http://schemas.microsoft.com/office/drawing/2016/5/12/chartex" xmlns:cx7="http://schemas.microsoft.com/office/drawing/2016/5/13/chartex" xmlns:cx8="http://schemas.microsoft.com/office/drawing/2016/5/14/chartex" xmlns:mc="http://schemas.openxmlformats.org/markup-compatibility/2006" xmlns:aink="http://schemas.microsoft.com/office/drawing/2016/ink" xmlns:am3d="http://schemas.microsoft.com/office/drawing/2017/model3d" xmlns:o="urn:schemas-microsoft-com:office:office" xmlns:oel="http://schemas.microsoft.com/office/2019/extlst" xmlns:r="http://schemas.openxmlformats.org/officeDocument/2006/relationships" xmlns:m="http://schemas.openxmlformats.org/officeDocument/2006/math" xmlns:v="urn:schemas-microsoft-com:vml" xmlns:wp14="http://schemas.microsoft.com/office/word/2010/wordprocessingDrawing" xmlns:wp="http://schemas.openxmlformats.org/drawingml/2006/wordprocessingDrawing" xmlns:w10="urn:schemas-microsoft-com:office:word" xmlns:w="http://schemas.openxmlformats.org/wordprocessingml/2006/main" xmlns:w14="http://schemas.microsoft.com/office/word/2010/wordml" xmlns:w15="http://schemas.microsoft.com/office/word/2012/wordml" xmlns:w16cex="http://schemas.microsoft.com/office/word/2018/wordml/cex" xmlns:w16cid="http://schemas.microsoft.com/office/word/2016/wordml/cid" xmlns:w16="http://schemas.microsoft.com/office/word/2018/wordml" xmlns:w16sdtdh="http://schemas.microsoft.com/office/word/2020/wordml/sdtdatahash" xmlns:w16se="http://schemas.microsoft.com/office/word/2015/wordml/symex" xmlns:wpg="http://schemas.microsoft.com/office/word/2010/wordprocessingGroup" xmlns:wpi="http://schemas.microsoft.com/office/word/2010/wordprocessingInk" xmlns:wne="http://schemas.microsoft.com/office/word/2006/wordml" xmlns:wps="http://schemas.microsoft.com/office/word/2010/wordprocessingShape" mc:Ignorable="w14 w15 w16se w16cid w16 w16cex w16sdtdh wp14">
+<w:ftr xmlns:wpc="http://schemas.microsoft.com/office/word/2010/wordprocessingCanvas" xmlns:cx="http://schemas.microsoft.com/office/drawing/2014/chartex" xmlns:cx1="http://schemas.microsoft.com/office/drawing/2015/9/8/chartex" xmlns:cx2="http://schemas.microsoft.com/office/drawing/2015/10/21/chartex" xmlns:cx3="http://schemas.microsoft.com/office/drawing/2016/5/9/chartex" xmlns:cx4="http://schemas.microsoft.com/office/drawing/2016/5/10/chartex" xmlns:cx5="http://schemas.microsoft.com/office/drawing/2016/5/11/chartex" xmlns:cx6="http://schemas.microsoft.com/office/drawing/2016/5/12/chartex" xmlns:cx7="http://schemas.microsoft.com/office/drawing/2016/5/13/chartex" xmlns:cx8="http://schemas.microsoft.com/office/drawing/2016/5/14/chartex" xmlns:mc="http://schemas.openxmlformats.org/markup-compatibility/2006" xmlns:aink="http://schemas.microsoft.com/office/drawing/2016/ink" xmlns:am3d="http://schemas.microsoft.com/office/drawing/2017/model3d" xmlns:o="urn:schemas-microsoft-com:office:office" xmlns:r="http://schemas.openxmlformats.org/officeDocument/2006/relationships" xmlns:m="http://schemas.openxmlformats.org/officeDocument/2006/math" xmlns:v="urn:schemas-microsoft-com:vml" xmlns:wp14="http://schemas.microsoft.com/office/word/2010/wordprocessingDrawing" xmlns:wp="http://schemas.openxmlformats.org/drawingml/2006/wordprocessingDrawing" xmlns:w10="urn:schemas-microsoft-com:office:word" xmlns:w="http://schemas.openxmlformats.org/wordprocessingml/2006/main" xmlns:w14="http://schemas.microsoft.com/office/word/2010/wordml" xmlns:w15="http://schemas.microsoft.com/office/word/2012/wordml" xmlns:w16cex="http://schemas.microsoft.com/office/word/2018/wordml/cex" xmlns:w16cid="http://schemas.microsoft.com/office/word/2016/wordml/cid" xmlns:w16="http://schemas.microsoft.com/office/word/2018/wordml" xmlns:w16sdtdh="http://schemas.microsoft.com/office/word/2020/wordml/sdtdatahash" xmlns:w16se="http://schemas.microsoft.com/office/word/2015/wordml/symex" xmlns:wpg="http://schemas.microsoft.com/office/word/2010/wordprocessingGroup" xmlns:wpi="http://schemas.microsoft.com/office/word/2010/wordprocessingInk" xmlns:wne="http://schemas.microsoft.com/office/word/2006/wordml" xmlns:wps="http://schemas.microsoft.com/office/word/2010/wordprocessingShape" mc:Ignorable="w14 w15 w16se w16cid w16 w16cex w16sdtdh wp14">
   <w:p>
     <w:pPr>
       <w:pStyle w:val="Footer"/>
@@ -12375,7 +12998,7 @@
 </file>
 
 <file path=word/footnotes.xml><?xml version="1.0" encoding="utf-8"?>
-<w:footnotes xmlns:wpc="http://schemas.microsoft.com/office/word/2010/wordprocessingCanvas" xmlns:cx="http://schemas.microsoft.com/office/drawing/2014/chartex" xmlns:cx1="http://schemas.microsoft.com/office/drawing/2015/9/8/chartex" xmlns:cx2="http://schemas.microsoft.com/office/drawing/2015/10/21/chartex" xmlns:cx3="http://schemas.microsoft.com/office/drawing/2016/5/9/chartex" xmlns:cx4="http://schemas.microsoft.com/office/drawing/2016/5/10/chartex" xmlns:cx5="http://schemas.microsoft.com/office/drawing/2016/5/11/chartex" xmlns:cx6="http://schemas.microsoft.com/office/drawing/2016/5/12/chartex" xmlns:cx7="http://schemas.microsoft.com/office/drawing/2016/5/13/chartex" xmlns:cx8="http://schemas.microsoft.com/office/drawing/2016/5/14/chartex" xmlns:mc="http://schemas.openxmlformats.org/markup-compatibility/2006" xmlns:aink="http://schemas.microsoft.com/office/drawing/2016/ink" xmlns:am3d="http://schemas.microsoft.com/office/drawing/2017/model3d" xmlns:o="urn:schemas-microsoft-com:office:office" xmlns:oel="http://schemas.microsoft.com/office/2019/extlst" xmlns:r="http://schemas.openxmlformats.org/officeDocument/2006/relationships" xmlns:m="http://schemas.openxmlformats.org/officeDocument/2006/math" xmlns:v="urn:schemas-microsoft-com:vml" xmlns:wp14="http://schemas.microsoft.com/office/word/2010/wordprocessingDrawing" xmlns:wp="http://schemas.openxmlformats.org/drawingml/2006/wordprocessingDrawing" xmlns:w10="urn:schemas-microsoft-com:office:word" xmlns:w="http://schemas.openxmlformats.org/wordprocessingml/2006/main" xmlns:w14="http://schemas.microsoft.com/office/word/2010/wordml" xmlns:w15="http://schemas.microsoft.com/office/word/2012/wordml" xmlns:w16cex="http://schemas.microsoft.com/office/word/2018/wordml/cex" xmlns:w16cid="http://schemas.microsoft.com/office/word/2016/wordml/cid" xmlns:w16="http://schemas.microsoft.com/office/word/2018/wordml" xmlns:w16sdtdh="http://schemas.microsoft.com/office/word/2020/wordml/sdtdatahash" xmlns:w16se="http://schemas.microsoft.com/office/word/2015/wordml/symex" xmlns:wpg="http://schemas.microsoft.com/office/word/2010/wordprocessingGroup" xmlns:wpi="http://schemas.microsoft.com/office/word/2010/wordprocessingInk" xmlns:wne="http://schemas.microsoft.com/office/word/2006/wordml" xmlns:wps="http://schemas.microsoft.com/office/word/2010/wordprocessingShape" mc:Ignorable="w14 w15 w16se w16cid w16 w16cex w16sdtdh wp14">
+<w:footnotes xmlns:wpc="http://schemas.microsoft.com/office/word/2010/wordprocessingCanvas" xmlns:cx="http://schemas.microsoft.com/office/drawing/2014/chartex" xmlns:cx1="http://schemas.microsoft.com/office/drawing/2015/9/8/chartex" xmlns:cx2="http://schemas.microsoft.com/office/drawing/2015/10/21/chartex" xmlns:cx3="http://schemas.microsoft.com/office/drawing/2016/5/9/chartex" xmlns:cx4="http://schemas.microsoft.com/office/drawing/2016/5/10/chartex" xmlns:cx5="http://schemas.microsoft.com/office/drawing/2016/5/11/chartex" xmlns:cx6="http://schemas.microsoft.com/office/drawing/2016/5/12/chartex" xmlns:cx7="http://schemas.microsoft.com/office/drawing/2016/5/13/chartex" xmlns:cx8="http://schemas.microsoft.com/office/drawing/2016/5/14/chartex" xmlns:mc="http://schemas.openxmlformats.org/markup-compatibility/2006" xmlns:aink="http://schemas.microsoft.com/office/drawing/2016/ink" xmlns:am3d="http://schemas.microsoft.com/office/drawing/2017/model3d" xmlns:o="urn:schemas-microsoft-com:office:office" xmlns:r="http://schemas.openxmlformats.org/officeDocument/2006/relationships" xmlns:m="http://schemas.openxmlformats.org/officeDocument/2006/math" xmlns:v="urn:schemas-microsoft-com:vml" xmlns:wp14="http://schemas.microsoft.com/office/word/2010/wordprocessingDrawing" xmlns:wp="http://schemas.openxmlformats.org/drawingml/2006/wordprocessingDrawing" xmlns:w10="urn:schemas-microsoft-com:office:word" xmlns:w="http://schemas.openxmlformats.org/wordprocessingml/2006/main" xmlns:w14="http://schemas.microsoft.com/office/word/2010/wordml" xmlns:w15="http://schemas.microsoft.com/office/word/2012/wordml" xmlns:w16cex="http://schemas.microsoft.com/office/word/2018/wordml/cex" xmlns:w16cid="http://schemas.microsoft.com/office/word/2016/wordml/cid" xmlns:w16="http://schemas.microsoft.com/office/word/2018/wordml" xmlns:w16sdtdh="http://schemas.microsoft.com/office/word/2020/wordml/sdtdatahash" xmlns:w16se="http://schemas.microsoft.com/office/word/2015/wordml/symex" xmlns:wpg="http://schemas.microsoft.com/office/word/2010/wordprocessingGroup" xmlns:wpi="http://schemas.microsoft.com/office/word/2010/wordprocessingInk" xmlns:wne="http://schemas.microsoft.com/office/word/2006/wordml" xmlns:wps="http://schemas.microsoft.com/office/word/2010/wordprocessingShape" mc:Ignorable="w14 w15 w16se w16cid w16 w16cex w16sdtdh wp14">
   <w:footnote w:type="separator" w:id="-1">
     <w:p>
       <w:r>
@@ -12416,7 +13039,7 @@
 </file>
 
 <file path=word/header1.xml><?xml version="1.0" encoding="utf-8"?>
-<w:hdr xmlns:wpc="http://schemas.microsoft.com/office/word/2010/wordprocessingCanvas" xmlns:cx="http://schemas.microsoft.com/office/drawing/2014/chartex" xmlns:cx1="http://schemas.microsoft.com/office/drawing/2015/9/8/chartex" xmlns:cx2="http://schemas.microsoft.com/office/drawing/2015/10/21/chartex" xmlns:cx3="http://schemas.microsoft.com/office/drawing/2016/5/9/chartex" xmlns:cx4="http://schemas.microsoft.com/office/drawing/2016/5/10/chartex" xmlns:cx5="http://schemas.microsoft.com/office/drawing/2016/5/11/chartex" xmlns:cx6="http://schemas.microsoft.com/office/drawing/2016/5/12/chartex" xmlns:cx7="http://schemas.microsoft.com/office/drawing/2016/5/13/chartex" xmlns:cx8="http://schemas.microsoft.com/office/drawing/2016/5/14/chartex" xmlns:mc="http://schemas.openxmlformats.org/markup-compatibility/2006" xmlns:aink="http://schemas.microsoft.com/office/drawing/2016/ink" xmlns:am3d="http://schemas.microsoft.com/office/drawing/2017/model3d" xmlns:o="urn:schemas-microsoft-com:office:office" xmlns:oel="http://schemas.microsoft.com/office/2019/extlst" xmlns:r="http://schemas.openxmlformats.org/officeDocument/2006/relationships" xmlns:m="http://schemas.openxmlformats.org/officeDocument/2006/math" xmlns:v="urn:schemas-microsoft-com:vml" xmlns:wp14="http://schemas.microsoft.com/office/word/2010/wordprocessingDrawing" xmlns:wp="http://schemas.openxmlformats.org/drawingml/2006/wordprocessingDrawing" xmlns:w10="urn:schemas-microsoft-com:office:word" xmlns:w="http://schemas.openxmlformats.org/wordprocessingml/2006/main" xmlns:w14="http://schemas.microsoft.com/office/word/2010/wordml" xmlns:w15="http://schemas.microsoft.com/office/word/2012/wordml" xmlns:w16cex="http://schemas.microsoft.com/office/word/2018/wordml/cex" xmlns:w16cid="http://schemas.microsoft.com/office/word/2016/wordml/cid" xmlns:w16="http://schemas.microsoft.com/office/word/2018/wordml" xmlns:w16sdtdh="http://schemas.microsoft.com/office/word/2020/wordml/sdtdatahash" xmlns:w16se="http://schemas.microsoft.com/office/word/2015/wordml/symex" xmlns:wpg="http://schemas.microsoft.com/office/word/2010/wordprocessingGroup" xmlns:wpi="http://schemas.microsoft.com/office/word/2010/wordprocessingInk" xmlns:wne="http://schemas.microsoft.com/office/word/2006/wordml" xmlns:wps="http://schemas.microsoft.com/office/word/2010/wordprocessingShape" mc:Ignorable="w14 w15 w16se w16cid w16 w16cex w16sdtdh wp14">
+<w:hdr xmlns:wpc="http://schemas.microsoft.com/office/word/2010/wordprocessingCanvas" xmlns:cx="http://schemas.microsoft.com/office/drawing/2014/chartex" xmlns:cx1="http://schemas.microsoft.com/office/drawing/2015/9/8/chartex" xmlns:cx2="http://schemas.microsoft.com/office/drawing/2015/10/21/chartex" xmlns:cx3="http://schemas.microsoft.com/office/drawing/2016/5/9/chartex" xmlns:cx4="http://schemas.microsoft.com/office/drawing/2016/5/10/chartex" xmlns:cx5="http://schemas.microsoft.com/office/drawing/2016/5/11/chartex" xmlns:cx6="http://schemas.microsoft.com/office/drawing/2016/5/12/chartex" xmlns:cx7="http://schemas.microsoft.com/office/drawing/2016/5/13/chartex" xmlns:cx8="http://schemas.microsoft.com/office/drawing/2016/5/14/chartex" xmlns:mc="http://schemas.openxmlformats.org/markup-compatibility/2006" xmlns:aink="http://schemas.microsoft.com/office/drawing/2016/ink" xmlns:am3d="http://schemas.microsoft.com/office/drawing/2017/model3d" xmlns:o="urn:schemas-microsoft-com:office:office" xmlns:r="http://schemas.openxmlformats.org/officeDocument/2006/relationships" xmlns:m="http://schemas.openxmlformats.org/officeDocument/2006/math" xmlns:v="urn:schemas-microsoft-com:vml" xmlns:wp14="http://schemas.microsoft.com/office/word/2010/wordprocessingDrawing" xmlns:wp="http://schemas.openxmlformats.org/drawingml/2006/wordprocessingDrawing" xmlns:w10="urn:schemas-microsoft-com:office:word" xmlns:w="http://schemas.openxmlformats.org/wordprocessingml/2006/main" xmlns:w14="http://schemas.microsoft.com/office/word/2010/wordml" xmlns:w15="http://schemas.microsoft.com/office/word/2012/wordml" xmlns:w16cex="http://schemas.microsoft.com/office/word/2018/wordml/cex" xmlns:w16cid="http://schemas.microsoft.com/office/word/2016/wordml/cid" xmlns:w16="http://schemas.microsoft.com/office/word/2018/wordml" xmlns:w16sdtdh="http://schemas.microsoft.com/office/word/2020/wordml/sdtdatahash" xmlns:w16se="http://schemas.microsoft.com/office/word/2015/wordml/symex" xmlns:wpg="http://schemas.microsoft.com/office/word/2010/wordprocessingGroup" xmlns:wpi="http://schemas.microsoft.com/office/word/2010/wordprocessingInk" xmlns:wne="http://schemas.microsoft.com/office/word/2006/wordml" xmlns:wps="http://schemas.microsoft.com/office/word/2010/wordprocessingShape" mc:Ignorable="w14 w15 w16se w16cid w16 w16cex w16sdtdh wp14">
   <w:p>
     <w:pPr>
       <w:pStyle w:val="Header"/>
@@ -12426,7 +13049,7 @@
 </file>
 
 <file path=word/header2.xml><?xml version="1.0" encoding="utf-8"?>
-<w:hdr xmlns:wpc="http://schemas.microsoft.com/office/word/2010/wordprocessingCanvas" xmlns:cx="http://schemas.microsoft.com/office/drawing/2014/chartex" xmlns:cx1="http://schemas.microsoft.com/office/drawing/2015/9/8/chartex" xmlns:cx2="http://schemas.microsoft.com/office/drawing/2015/10/21/chartex" xmlns:cx3="http://schemas.microsoft.com/office/drawing/2016/5/9/chartex" xmlns:cx4="http://schemas.microsoft.com/office/drawing/2016/5/10/chartex" xmlns:cx5="http://schemas.microsoft.com/office/drawing/2016/5/11/chartex" xmlns:cx6="http://schemas.microsoft.com/office/drawing/2016/5/12/chartex" xmlns:cx7="http://schemas.microsoft.com/office/drawing/2016/5/13/chartex" xmlns:cx8="http://schemas.microsoft.com/office/drawing/2016/5/14/chartex" xmlns:mc="http://schemas.openxmlformats.org/markup-compatibility/2006" xmlns:aink="http://schemas.microsoft.com/office/drawing/2016/ink" xmlns:am3d="http://schemas.microsoft.com/office/drawing/2017/model3d" xmlns:o="urn:schemas-microsoft-com:office:office" xmlns:oel="http://schemas.microsoft.com/office/2019/extlst" xmlns:r="http://schemas.openxmlformats.org/officeDocument/2006/relationships" xmlns:m="http://schemas.openxmlformats.org/officeDocument/2006/math" xmlns:v="urn:schemas-microsoft-com:vml" xmlns:wp14="http://schemas.microsoft.com/office/word/2010/wordprocessingDrawing" xmlns:wp="http://schemas.openxmlformats.org/drawingml/2006/wordprocessingDrawing" xmlns:w10="urn:schemas-microsoft-com:office:word" xmlns:w="http://schemas.openxmlformats.org/wordprocessingml/2006/main" xmlns:w14="http://schemas.microsoft.com/office/word/2010/wordml" xmlns:w15="http://schemas.microsoft.com/office/word/2012/wordml" xmlns:w16cex="http://schemas.microsoft.com/office/word/2018/wordml/cex" xmlns:w16cid="http://schemas.microsoft.com/office/word/2016/wordml/cid" xmlns:w16="http://schemas.microsoft.com/office/word/2018/wordml" xmlns:w16sdtdh="http://schemas.microsoft.com/office/word/2020/wordml/sdtdatahash" xmlns:w16se="http://schemas.microsoft.com/office/word/2015/wordml/symex" xmlns:wpg="http://schemas.microsoft.com/office/word/2010/wordprocessingGroup" xmlns:wpi="http://schemas.microsoft.com/office/word/2010/wordprocessingInk" xmlns:wne="http://schemas.microsoft.com/office/word/2006/wordml" xmlns:wps="http://schemas.microsoft.com/office/word/2010/wordprocessingShape" mc:Ignorable="w14 w15 w16se w16cid w16 w16cex w16sdtdh wp14">
+<w:hdr xmlns:wpc="http://schemas.microsoft.com/office/word/2010/wordprocessingCanvas" xmlns:cx="http://schemas.microsoft.com/office/drawing/2014/chartex" xmlns:cx1="http://schemas.microsoft.com/office/drawing/2015/9/8/chartex" xmlns:cx2="http://schemas.microsoft.com/office/drawing/2015/10/21/chartex" xmlns:cx3="http://schemas.microsoft.com/office/drawing/2016/5/9/chartex" xmlns:cx4="http://schemas.microsoft.com/office/drawing/2016/5/10/chartex" xmlns:cx5="http://schemas.microsoft.com/office/drawing/2016/5/11/chartex" xmlns:cx6="http://schemas.microsoft.com/office/drawing/2016/5/12/chartex" xmlns:cx7="http://schemas.microsoft.com/office/drawing/2016/5/13/chartex" xmlns:cx8="http://schemas.microsoft.com/office/drawing/2016/5/14/chartex" xmlns:mc="http://schemas.openxmlformats.org/markup-compatibility/2006" xmlns:aink="http://schemas.microsoft.com/office/drawing/2016/ink" xmlns:am3d="http://schemas.microsoft.com/office/drawing/2017/model3d" xmlns:o="urn:schemas-microsoft-com:office:office" xmlns:r="http://schemas.openxmlformats.org/officeDocument/2006/relationships" xmlns:m="http://schemas.openxmlformats.org/officeDocument/2006/math" xmlns:v="urn:schemas-microsoft-com:vml" xmlns:wp14="http://schemas.microsoft.com/office/word/2010/wordprocessingDrawing" xmlns:wp="http://schemas.openxmlformats.org/drawingml/2006/wordprocessingDrawing" xmlns:w10="urn:schemas-microsoft-com:office:word" xmlns:w="http://schemas.openxmlformats.org/wordprocessingml/2006/main" xmlns:w14="http://schemas.microsoft.com/office/word/2010/wordml" xmlns:w15="http://schemas.microsoft.com/office/word/2012/wordml" xmlns:w16cex="http://schemas.microsoft.com/office/word/2018/wordml/cex" xmlns:w16cid="http://schemas.microsoft.com/office/word/2016/wordml/cid" xmlns:w16="http://schemas.microsoft.com/office/word/2018/wordml" xmlns:w16sdtdh="http://schemas.microsoft.com/office/word/2020/wordml/sdtdatahash" xmlns:w16se="http://schemas.microsoft.com/office/word/2015/wordml/symex" xmlns:wpg="http://schemas.microsoft.com/office/word/2010/wordprocessingGroup" xmlns:wpi="http://schemas.microsoft.com/office/word/2010/wordprocessingInk" xmlns:wne="http://schemas.microsoft.com/office/word/2006/wordml" xmlns:wps="http://schemas.microsoft.com/office/word/2010/wordprocessingShape" mc:Ignorable="w14 w15 w16se w16cid w16 w16cex w16sdtdh wp14">
   <w:p>
     <w:pPr>
       <w:pStyle w:val="BLOCKCAPS"/>
@@ -12434,27 +13057,14 @@
     <w:r>
       <w:t xml:space="preserve">UNDERLYING CLIMATE CHANGE AGREEMENT FOR THE </w:t>
     </w:r>
-    <w:r>
-      <w:fldChar w:fldCharType="begin"/>
-    </w:r>
-    <w:r>
-      <w:instrText xml:space="preserve"> MERGEFIELD  ${account.sectorName} </w:instrText>
-    </w:r>
-    <w:r>
-      <w:fldChar w:fldCharType="separate"/>
-    </w:r>
-    <w:r>
-      <w:rPr>
-        <w:noProof/>
-      </w:rPr>
-      <w:t>«${account.sectorName}»</w:t>
-    </w:r>
-    <w:r>
-      <w:rPr>
-        <w:noProof/>
-      </w:rPr>
-      <w:fldChar w:fldCharType="end"/>
-    </w:r>
+    <w:fldSimple w:instr=" MERGEFIELD  ${account.sectorName} ">
+      <w:r>
+        <w:rPr>
+          <w:noProof/>
+        </w:rPr>
+        <w:t>«${account.sectorName}»</w:t>
+      </w:r>
+    </w:fldSimple>
     <w:r>
       <w:t xml:space="preserve"> </w:t>
     </w:r>
@@ -12510,41 +13120,11 @@
     <w:r>
       <w:t xml:space="preserve">Agreement Identifier: </w:t>
     </w:r>
-    <w:fldSimple w:instr=" MERGEFIELD  ${account.targetUnitIdentifier}  \* MERGEFORMAT ">
-      <w:r>
-        <w:rPr>
-          <w:noProof/>
-        </w:rPr>
-        <w:t>«${account.targetUnitIdentifier}»</w:t>
-      </w:r>
-    </w:fldSimple>
-    <w:r>
-      <w:rPr>
-        <w:noProof/>
-      </w:rPr>
-      <w:t xml:space="preserve"> </w:t>
-    </w:r>
-    <w:fldSimple w:instr=" MERGEFIELD  ${params.version}  \* MERGEFORMAT ">
-      <w:r>
-        <w:rPr>
-          <w:noProof/>
-        </w:rPr>
-        <w:t>«${params.version}»</w:t>
-      </w:r>
-    </w:fldSimple>
-  </w:p>
-  <w:p>
-    <w:pPr>
-      <w:pStyle w:val="BoldHeader"/>
-    </w:pPr>
-    <w:r>
-      <w:t xml:space="preserve">TU Identifier: </w:t>
-    </w:r>
     <w:r>
       <w:fldChar w:fldCharType="begin"/>
     </w:r>
     <w:r>
-      <w:instrText xml:space="preserve"> MERGEFIELD  ${account.targetUnitIdentifier} </w:instrText>
+      <w:instrText xml:space="preserve"> MERGEFIELD  ${account.targetUnitIdentifier}  \* MERGEFORMAT </w:instrText>
     </w:r>
     <w:r>
       <w:fldChar w:fldCharType="separate"/>
@@ -12561,6 +13141,52 @@
       </w:rPr>
       <w:fldChar w:fldCharType="end"/>
     </w:r>
+    <w:r>
+      <w:rPr>
+        <w:noProof/>
+      </w:rPr>
+      <w:t xml:space="preserve"> </w:t>
+    </w:r>
+    <w:r>
+      <w:fldChar w:fldCharType="begin"/>
+    </w:r>
+    <w:r>
+      <w:instrText xml:space="preserve"> MERGE</w:instrText>
+    </w:r>
+    <w:r>
+      <w:instrText xml:space="preserve">FIELD  ${params.version}  \* MERGEFORMAT </w:instrText>
+    </w:r>
+    <w:r>
+      <w:fldChar w:fldCharType="separate"/>
+    </w:r>
+    <w:r>
+      <w:rPr>
+        <w:noProof/>
+      </w:rPr>
+      <w:t>«${params.version}»</w:t>
+    </w:r>
+    <w:r>
+      <w:rPr>
+        <w:noProof/>
+      </w:rPr>
+      <w:fldChar w:fldCharType="end"/>
+    </w:r>
+  </w:p>
+  <w:p>
+    <w:pPr>
+      <w:pStyle w:val="BoldHeader"/>
+    </w:pPr>
+    <w:r>
+      <w:t xml:space="preserve">TU Identifier: </w:t>
+    </w:r>
+    <w:fldSimple w:instr=" MERGEFIELD  ${account.targetUnitIdentifier} ">
+      <w:r>
+        <w:rPr>
+          <w:noProof/>
+        </w:rPr>
+        <w:t>«${account.targetUnitIdentifier}»</w:t>
+      </w:r>
+    </w:fldSimple>
   </w:p>
   <w:p>
     <w:pPr>
@@ -12571,7 +13197,7 @@
 </file>
 
 <file path=word/header3.xml><?xml version="1.0" encoding="utf-8"?>
-<w:hdr xmlns:wpc="http://schemas.microsoft.com/office/word/2010/wordprocessingCanvas" xmlns:cx="http://schemas.microsoft.com/office/drawing/2014/chartex" xmlns:cx1="http://schemas.microsoft.com/office/drawing/2015/9/8/chartex" xmlns:cx2="http://schemas.microsoft.com/office/drawing/2015/10/21/chartex" xmlns:cx3="http://schemas.microsoft.com/office/drawing/2016/5/9/chartex" xmlns:cx4="http://schemas.microsoft.com/office/drawing/2016/5/10/chartex" xmlns:cx5="http://schemas.microsoft.com/office/drawing/2016/5/11/chartex" xmlns:cx6="http://schemas.microsoft.com/office/drawing/2016/5/12/chartex" xmlns:cx7="http://schemas.microsoft.com/office/drawing/2016/5/13/chartex" xmlns:cx8="http://schemas.microsoft.com/office/drawing/2016/5/14/chartex" xmlns:mc="http://schemas.openxmlformats.org/markup-compatibility/2006" xmlns:aink="http://schemas.microsoft.com/office/drawing/2016/ink" xmlns:am3d="http://schemas.microsoft.com/office/drawing/2017/model3d" xmlns:o="urn:schemas-microsoft-com:office:office" xmlns:oel="http://schemas.microsoft.com/office/2019/extlst" xmlns:r="http://schemas.openxmlformats.org/officeDocument/2006/relationships" xmlns:m="http://schemas.openxmlformats.org/officeDocument/2006/math" xmlns:v="urn:schemas-microsoft-com:vml" xmlns:wp14="http://schemas.microsoft.com/office/word/2010/wordprocessingDrawing" xmlns:wp="http://schemas.openxmlformats.org/drawingml/2006/wordprocessingDrawing" xmlns:w10="urn:schemas-microsoft-com:office:word" xmlns:w="http://schemas.openxmlformats.org/wordprocessingml/2006/main" xmlns:w14="http://schemas.microsoft.com/office/word/2010/wordml" xmlns:w15="http://schemas.microsoft.com/office/word/2012/wordml" xmlns:w16cex="http://schemas.microsoft.com/office/word/2018/wordml/cex" xmlns:w16cid="http://schemas.microsoft.com/office/word/2016/wordml/cid" xmlns:w16="http://schemas.microsoft.com/office/word/2018/wordml" xmlns:w16sdtdh="http://schemas.microsoft.com/office/word/2020/wordml/sdtdatahash" xmlns:w16se="http://schemas.microsoft.com/office/word/2015/wordml/symex" xmlns:wpg="http://schemas.microsoft.com/office/word/2010/wordprocessingGroup" xmlns:wpi="http://schemas.microsoft.com/office/word/2010/wordprocessingInk" xmlns:wne="http://schemas.microsoft.com/office/word/2006/wordml" xmlns:wps="http://schemas.microsoft.com/office/word/2010/wordprocessingShape" mc:Ignorable="w14 w15 w16se w16cid w16 w16cex w16sdtdh wp14">
+<w:hdr xmlns:wpc="http://schemas.microsoft.com/office/word/2010/wordprocessingCanvas" xmlns:cx="http://schemas.microsoft.com/office/drawing/2014/chartex" xmlns:cx1="http://schemas.microsoft.com/office/drawing/2015/9/8/chartex" xmlns:cx2="http://schemas.microsoft.com/office/drawing/2015/10/21/chartex" xmlns:cx3="http://schemas.microsoft.com/office/drawing/2016/5/9/chartex" xmlns:cx4="http://schemas.microsoft.com/office/drawing/2016/5/10/chartex" xmlns:cx5="http://schemas.microsoft.com/office/drawing/2016/5/11/chartex" xmlns:cx6="http://schemas.microsoft.com/office/drawing/2016/5/12/chartex" xmlns:cx7="http://schemas.microsoft.com/office/drawing/2016/5/13/chartex" xmlns:cx8="http://schemas.microsoft.com/office/drawing/2016/5/14/chartex" xmlns:mc="http://schemas.openxmlformats.org/markup-compatibility/2006" xmlns:aink="http://schemas.microsoft.com/office/drawing/2016/ink" xmlns:am3d="http://schemas.microsoft.com/office/drawing/2017/model3d" xmlns:o="urn:schemas-microsoft-com:office:office" xmlns:r="http://schemas.openxmlformats.org/officeDocument/2006/relationships" xmlns:m="http://schemas.openxmlformats.org/officeDocument/2006/math" xmlns:v="urn:schemas-microsoft-com:vml" xmlns:wp14="http://schemas.microsoft.com/office/word/2010/wordprocessingDrawing" xmlns:wp="http://schemas.openxmlformats.org/drawingml/2006/wordprocessingDrawing" xmlns:w10="urn:schemas-microsoft-com:office:word" xmlns:w="http://schemas.openxmlformats.org/wordprocessingml/2006/main" xmlns:w14="http://schemas.microsoft.com/office/word/2010/wordml" xmlns:w15="http://schemas.microsoft.com/office/word/2012/wordml" xmlns:w16cex="http://schemas.microsoft.com/office/word/2018/wordml/cex" xmlns:w16cid="http://schemas.microsoft.com/office/word/2016/wordml/cid" xmlns:w16="http://schemas.microsoft.com/office/word/2018/wordml" xmlns:w16sdtdh="http://schemas.microsoft.com/office/word/2020/wordml/sdtdatahash" xmlns:w16se="http://schemas.microsoft.com/office/word/2015/wordml/symex" xmlns:wpg="http://schemas.microsoft.com/office/word/2010/wordprocessingGroup" xmlns:wpi="http://schemas.microsoft.com/office/word/2010/wordprocessingInk" xmlns:wne="http://schemas.microsoft.com/office/word/2006/wordml" xmlns:wps="http://schemas.microsoft.com/office/word/2010/wordprocessingShape" mc:Ignorable="w14 w15 w16se w16cid w16 w16cex w16sdtdh wp14">
   <w:p>
     <w:pPr>
       <w:pStyle w:val="Header"/>
@@ -12581,7 +13207,7 @@
 </file>
 
 <file path=word/numbering.xml><?xml version="1.0" encoding="utf-8"?>
-<w:numbering xmlns:wpc="http://schemas.microsoft.com/office/word/2010/wordprocessingCanvas" xmlns:cx="http://schemas.microsoft.com/office/drawing/2014/chartex" xmlns:cx1="http://schemas.microsoft.com/office/drawing/2015/9/8/chartex" xmlns:cx2="http://schemas.microsoft.com/office/drawing/2015/10/21/chartex" xmlns:cx3="http://schemas.microsoft.com/office/drawing/2016/5/9/chartex" xmlns:cx4="http://schemas.microsoft.com/office/drawing/2016/5/10/chartex" xmlns:cx5="http://schemas.microsoft.com/office/drawing/2016/5/11/chartex" xmlns:cx6="http://schemas.microsoft.com/office/drawing/2016/5/12/chartex" xmlns:cx7="http://schemas.microsoft.com/office/drawing/2016/5/13/chartex" xmlns:cx8="http://schemas.microsoft.com/office/drawing/2016/5/14/chartex" xmlns:mc="http://schemas.openxmlformats.org/markup-compatibility/2006" xmlns:aink="http://schemas.microsoft.com/office/drawing/2016/ink" xmlns:am3d="http://schemas.microsoft.com/office/drawing/2017/model3d" xmlns:o="urn:schemas-microsoft-com:office:office" xmlns:oel="http://schemas.microsoft.com/office/2019/extlst" xmlns:r="http://schemas.openxmlformats.org/officeDocument/2006/relationships" xmlns:m="http://schemas.openxmlformats.org/officeDocument/2006/math" xmlns:v="urn:schemas-microsoft-com:vml" xmlns:wp14="http://schemas.microsoft.com/office/word/2010/wordprocessingDrawing" xmlns:wp="http://schemas.openxmlformats.org/drawingml/2006/wordprocessingDrawing" xmlns:w10="urn:schemas-microsoft-com:office:word" xmlns:w="http://schemas.openxmlformats.org/wordprocessingml/2006/main" xmlns:w14="http://schemas.microsoft.com/office/word/2010/wordml" xmlns:w15="http://schemas.microsoft.com/office/word/2012/wordml" xmlns:w16cex="http://schemas.microsoft.com/office/word/2018/wordml/cex" xmlns:w16cid="http://schemas.microsoft.com/office/word/2016/wordml/cid" xmlns:w16="http://schemas.microsoft.com/office/word/2018/wordml" xmlns:w16sdtdh="http://schemas.microsoft.com/office/word/2020/wordml/sdtdatahash" xmlns:w16se="http://schemas.microsoft.com/office/word/2015/wordml/symex" xmlns:wpg="http://schemas.microsoft.com/office/word/2010/wordprocessingGroup" xmlns:wpi="http://schemas.microsoft.com/office/word/2010/wordprocessingInk" xmlns:wne="http://schemas.microsoft.com/office/word/2006/wordml" xmlns:wps="http://schemas.microsoft.com/office/word/2010/wordprocessingShape" mc:Ignorable="w14 w15 w16se w16cid w16 w16cex w16sdtdh wp14">
+<w:numbering xmlns:wpc="http://schemas.microsoft.com/office/word/2010/wordprocessingCanvas" xmlns:cx="http://schemas.microsoft.com/office/drawing/2014/chartex" xmlns:cx1="http://schemas.microsoft.com/office/drawing/2015/9/8/chartex" xmlns:cx2="http://schemas.microsoft.com/office/drawing/2015/10/21/chartex" xmlns:cx3="http://schemas.microsoft.com/office/drawing/2016/5/9/chartex" xmlns:cx4="http://schemas.microsoft.com/office/drawing/2016/5/10/chartex" xmlns:cx5="http://schemas.microsoft.com/office/drawing/2016/5/11/chartex" xmlns:cx6="http://schemas.microsoft.com/office/drawing/2016/5/12/chartex" xmlns:cx7="http://schemas.microsoft.com/office/drawing/2016/5/13/chartex" xmlns:cx8="http://schemas.microsoft.com/office/drawing/2016/5/14/chartex" xmlns:mc="http://schemas.openxmlformats.org/markup-compatibility/2006" xmlns:aink="http://schemas.microsoft.com/office/drawing/2016/ink" xmlns:am3d="http://schemas.microsoft.com/office/drawing/2017/model3d" xmlns:o="urn:schemas-microsoft-com:office:office" xmlns:r="http://schemas.openxmlformats.org/officeDocument/2006/relationships" xmlns:m="http://schemas.openxmlformats.org/officeDocument/2006/math" xmlns:v="urn:schemas-microsoft-com:vml" xmlns:wp14="http://schemas.microsoft.com/office/word/2010/wordprocessingDrawing" xmlns:wp="http://schemas.openxmlformats.org/drawingml/2006/wordprocessingDrawing" xmlns:w10="urn:schemas-microsoft-com:office:word" xmlns:w="http://schemas.openxmlformats.org/wordprocessingml/2006/main" xmlns:w14="http://schemas.microsoft.com/office/word/2010/wordml" xmlns:w15="http://schemas.microsoft.com/office/word/2012/wordml" xmlns:w16cex="http://schemas.microsoft.com/office/word/2018/wordml/cex" xmlns:w16cid="http://schemas.microsoft.com/office/word/2016/wordml/cid" xmlns:w16="http://schemas.microsoft.com/office/word/2018/wordml" xmlns:w16sdtdh="http://schemas.microsoft.com/office/word/2020/wordml/sdtdatahash" xmlns:w16se="http://schemas.microsoft.com/office/word/2015/wordml/symex" xmlns:wpg="http://schemas.microsoft.com/office/word/2010/wordprocessingGroup" xmlns:wpi="http://schemas.microsoft.com/office/word/2010/wordprocessingInk" xmlns:wne="http://schemas.microsoft.com/office/word/2006/wordml" xmlns:wps="http://schemas.microsoft.com/office/word/2010/wordprocessingShape" mc:Ignorable="w14 w15 w16se w16cid w16 w16cex w16sdtdh wp14">
   <w:abstractNum w:abstractNumId="0" w15:restartNumberingAfterBreak="0">
     <w:nsid w:val="05C61D31"/>
     <w:multiLevelType w:val="hybridMultilevel"/>
@@ -15169,40 +15795,40 @@
       </w:rPr>
     </w:lvl>
   </w:abstractNum>
-  <w:num w:numId="1" w16cid:durableId="1222016312">
+  <w:num w:numId="1">
     <w:abstractNumId w:val="13"/>
   </w:num>
-  <w:num w:numId="2" w16cid:durableId="979385683">
+  <w:num w:numId="2">
     <w:abstractNumId w:val="22"/>
   </w:num>
-  <w:num w:numId="3" w16cid:durableId="988093035">
+  <w:num w:numId="3">
     <w:abstractNumId w:val="18"/>
   </w:num>
-  <w:num w:numId="4" w16cid:durableId="1941789183">
+  <w:num w:numId="4">
     <w:abstractNumId w:val="21"/>
   </w:num>
-  <w:num w:numId="5" w16cid:durableId="727999094">
+  <w:num w:numId="5">
     <w:abstractNumId w:val="0"/>
   </w:num>
-  <w:num w:numId="6" w16cid:durableId="1593472569">
+  <w:num w:numId="6">
     <w:abstractNumId w:val="23"/>
   </w:num>
-  <w:num w:numId="7" w16cid:durableId="445394849">
+  <w:num w:numId="7">
     <w:abstractNumId w:val="2"/>
   </w:num>
-  <w:num w:numId="8" w16cid:durableId="2090880423">
+  <w:num w:numId="8">
     <w:abstractNumId w:val="8"/>
   </w:num>
-  <w:num w:numId="9" w16cid:durableId="742920518">
+  <w:num w:numId="9">
     <w:abstractNumId w:val="20"/>
   </w:num>
-  <w:num w:numId="10" w16cid:durableId="1726679015">
+  <w:num w:numId="10">
     <w:abstractNumId w:val="10"/>
   </w:num>
-  <w:num w:numId="11" w16cid:durableId="636110324">
+  <w:num w:numId="11">
     <w:abstractNumId w:val="17"/>
   </w:num>
-  <w:num w:numId="12" w16cid:durableId="93016951">
+  <w:num w:numId="12">
     <w:abstractNumId w:val="12"/>
     <w:lvlOverride w:ilvl="0">
       <w:startOverride w:val="1"/>
@@ -15232,10 +15858,10 @@
       <w:startOverride w:val="1"/>
     </w:lvlOverride>
   </w:num>
-  <w:num w:numId="13" w16cid:durableId="404839416">
+  <w:num w:numId="13">
     <w:abstractNumId w:val="19"/>
   </w:num>
-  <w:num w:numId="14" w16cid:durableId="1474716593">
+  <w:num w:numId="14">
     <w:abstractNumId w:val="1"/>
     <w:lvlOverride w:ilvl="0">
       <w:startOverride w:val="1"/>
@@ -15265,7 +15891,7 @@
       <w:startOverride w:val="1"/>
     </w:lvlOverride>
   </w:num>
-  <w:num w:numId="15" w16cid:durableId="235406070">
+  <w:num w:numId="15">
     <w:abstractNumId w:val="20"/>
     <w:lvlOverride w:ilvl="0">
       <w:startOverride w:val="1"/>
@@ -15295,25 +15921,25 @@
       <w:startOverride w:val="1"/>
     </w:lvlOverride>
   </w:num>
-  <w:num w:numId="16" w16cid:durableId="1439910257">
+  <w:num w:numId="16">
     <w:abstractNumId w:val="11"/>
   </w:num>
-  <w:num w:numId="17" w16cid:durableId="1009213954">
+  <w:num w:numId="17">
     <w:abstractNumId w:val="3"/>
   </w:num>
-  <w:num w:numId="18" w16cid:durableId="400757864">
+  <w:num w:numId="18">
     <w:abstractNumId w:val="16"/>
   </w:num>
-  <w:num w:numId="19" w16cid:durableId="1475175951">
+  <w:num w:numId="19">
     <w:abstractNumId w:val="14"/>
   </w:num>
-  <w:num w:numId="20" w16cid:durableId="165830729">
+  <w:num w:numId="20">
     <w:abstractNumId w:val="5"/>
   </w:num>
-  <w:num w:numId="21" w16cid:durableId="1595741079">
+  <w:num w:numId="21">
     <w:abstractNumId w:val="9"/>
   </w:num>
-  <w:num w:numId="22" w16cid:durableId="418795356">
+  <w:num w:numId="22">
     <w:abstractNumId w:val="20"/>
     <w:lvlOverride w:ilvl="0">
       <w:lvl w:ilvl="0">
@@ -15425,10 +16051,10 @@
       </w:lvl>
     </w:lvlOverride>
   </w:num>
-  <w:num w:numId="23" w16cid:durableId="1141921555">
+  <w:num w:numId="23">
     <w:abstractNumId w:val="7"/>
   </w:num>
-  <w:num w:numId="24" w16cid:durableId="3946824">
+  <w:num w:numId="24">
     <w:abstractNumId w:val="20"/>
     <w:lvlOverride w:ilvl="0">
       <w:lvl w:ilvl="0">
@@ -15570,13 +16196,13 @@
       </w:lvl>
     </w:lvlOverride>
   </w:num>
-  <w:num w:numId="25" w16cid:durableId="1658024879">
+  <w:num w:numId="25">
     <w:abstractNumId w:val="4"/>
   </w:num>
-  <w:num w:numId="26" w16cid:durableId="2010983247">
+  <w:num w:numId="26">
     <w:abstractNumId w:val="6"/>
   </w:num>
-  <w:num w:numId="27" w16cid:durableId="1845046228">
+  <w:num w:numId="27">
     <w:abstractNumId w:val="15"/>
   </w:num>
 </w:numbering>
@@ -17193,6 +17819,24 @@
 </file>
 
 <file path=customXml/item1.xml><?xml version="1.0" encoding="utf-8"?>
+<b:Sources xmlns:b="http://schemas.openxmlformats.org/officeDocument/2006/bibliography" xmlns="http://schemas.openxmlformats.org/officeDocument/2006/bibliography" SelectedStyle="\APA.XSL" StyleName="APA">
+  <b:Source xmlns:b="http://schemas.openxmlformats.org/officeDocument/2006/bibliography" xmlns="http://schemas.openxmlformats.org/officeDocument/2006/bibliography">
+    <b:Tag>Placeholder1</b:Tag>
+    <b:RefOrder>1</b:RefOrder>
+  </b:Source>
+</b:Sources>
+</file>
+
+<file path=customXml/item2.xml><?xml version="1.0" encoding="utf-8"?>
+<?mso-contentType ?>
+<FormTemplates xmlns="http://schemas.microsoft.com/sharepoint/v3/contenttype/forms">
+  <Display>DocumentLibraryForm</Display>
+  <Edit>DocumentLibraryForm</Edit>
+  <New>DocumentLibraryForm</New>
+</FormTemplates>
+</file>
+
+<file path=customXml/item3.xml><?xml version="1.0" encoding="utf-8"?>
 <p:properties xmlns:p="http://schemas.microsoft.com/office/2006/metadata/properties" xmlns:xsi="http://www.w3.org/2001/XMLSchema-instance" xmlns:pc="http://schemas.microsoft.com/office/infopath/2007/PartnerControls">
   <documentManagement>
     <TaxCatchAll xmlns="81936f9c-53d8-4266-aa9b-a06434fad9b0" xsi:nil="true"/>
@@ -17255,7 +17899,7 @@
 </p:properties>
 </file>
 
-<file path=customXml/item2.xml><?xml version="1.0" encoding="utf-8"?>
+<file path=customXml/item4.xml><?xml version="1.0" encoding="utf-8"?>
 <ct:contentTypeSchema xmlns:ct="http://schemas.microsoft.com/office/2006/metadata/contentType" xmlns:ma="http://schemas.microsoft.com/office/2006/metadata/properties/metaAttributes" ct:_="" ma:_="" ma:contentTypeName="Document" ma:contentTypeID="0x010100D3E95BD17430684699B6054FDB0F7415" ma:contentTypeVersion="15" ma:contentTypeDescription="Create a new document." ma:contentTypeScope="" ma:versionID="182b4cf3018755cc3ab32971eee71f0d">
   <xsd:schema xmlns:xsd="http://www.w3.org/2001/XMLSchema" xmlns:xs="http://www.w3.org/2001/XMLSchema" xmlns:p="http://schemas.microsoft.com/office/2006/metadata/properties" xmlns:ns2="81bc41dc-9701-4a6e-89bc-f9cd8bb07e06" xmlns:ns3="81936f9c-53d8-4266-aa9b-a06434fad9b0" targetNamespace="http://schemas.microsoft.com/office/2006/metadata/properties" ma:root="true" ma:fieldsID="70b26da4b85ed8adbaf50332d839d605" ns2:_="" ns3:_="">
     <xsd:import namespace="81bc41dc-9701-4a6e-89bc-f9cd8bb07e06"/>
@@ -17486,25 +18130,23 @@
 </ct:contentTypeSchema>
 </file>
 
-<file path=customXml/item3.xml><?xml version="1.0" encoding="utf-8"?>
-<b:Sources xmlns:b="http://schemas.openxmlformats.org/officeDocument/2006/bibliography" xmlns="http://schemas.openxmlformats.org/officeDocument/2006/bibliography" SelectedStyle="\APA.XSL" StyleName="APA">
-  <b:Source xmlns:b="http://schemas.openxmlformats.org/officeDocument/2006/bibliography" xmlns="http://schemas.openxmlformats.org/officeDocument/2006/bibliography">
-    <b:Tag>Placeholder1</b:Tag>
-    <b:RefOrder>1</b:RefOrder>
-  </b:Source>
-</b:Sources>
+<file path=customXml/itemProps1.xml><?xml version="1.0" encoding="utf-8"?>
+<ds:datastoreItem xmlns:ds="http://schemas.openxmlformats.org/officeDocument/2006/customXml" ds:itemID="{9FE81725-9916-4F07-8DD4-A0D78BB415ED}">
+  <ds:schemaRefs>
+    <ds:schemaRef ds:uri="http://schemas.openxmlformats.org/officeDocument/2006/bibliography"/>
+  </ds:schemaRefs>
+</ds:datastoreItem>
 </file>
 
-<file path=customXml/item4.xml><?xml version="1.0" encoding="utf-8"?>
-<?mso-contentType ?>
-<FormTemplates xmlns="http://schemas.microsoft.com/sharepoint/v3/contenttype/forms">
-  <Display>DocumentLibraryForm</Display>
-  <Edit>DocumentLibraryForm</Edit>
-  <New>DocumentLibraryForm</New>
-</FormTemplates>
+<file path=customXml/itemProps2.xml><?xml version="1.0" encoding="utf-8"?>
+<ds:datastoreItem xmlns:ds="http://schemas.openxmlformats.org/officeDocument/2006/customXml" ds:itemID="{9E3DAD1C-033A-4C5A-AE3F-B5E3AAD21000}">
+  <ds:schemaRefs>
+    <ds:schemaRef ds:uri="http://schemas.microsoft.com/sharepoint/v3/contenttype/forms"/>
+  </ds:schemaRefs>
+</ds:datastoreItem>
 </file>
 
-<file path=customXml/itemProps1.xml><?xml version="1.0" encoding="utf-8"?>
+<file path=customXml/itemProps3.xml><?xml version="1.0" encoding="utf-8"?>
 <ds:datastoreItem xmlns:ds="http://schemas.openxmlformats.org/officeDocument/2006/customXml" ds:itemID="{661971C0-D36E-46CD-AC3A-1FC19B648A17}">
   <ds:schemaRefs>
     <ds:schemaRef ds:uri="http://schemas.microsoft.com/office/2006/metadata/properties"/>
@@ -17515,7 +18157,7 @@
 </ds:datastoreItem>
 </file>
 
-<file path=customXml/itemProps2.xml><?xml version="1.0" encoding="utf-8"?>
+<file path=customXml/itemProps4.xml><?xml version="1.0" encoding="utf-8"?>
 <ds:datastoreItem xmlns:ds="http://schemas.openxmlformats.org/officeDocument/2006/customXml" ds:itemID="{EE94CE25-D062-4D44-8302-25AE1C216E52}">
   <ds:schemaRefs>
     <ds:schemaRef ds:uri="http://schemas.microsoft.com/office/2006/metadata/contentType"/>
@@ -17532,20 +18174,4 @@
     <ds:schemaRef ds:uri="http://schemas.microsoft.com/internal/obd"/>
   </ds:schemaRefs>
 </ds:datastoreItem>
-</file>
-
-<file path=customXml/itemProps3.xml><?xml version="1.0" encoding="utf-8"?>
-<ds:datastoreItem xmlns:ds="http://schemas.openxmlformats.org/officeDocument/2006/customXml" ds:itemID="{9FE81725-9916-4F07-8DD4-A0D78BB415ED}">
-  <ds:schemaRefs>
-    <ds:schemaRef ds:uri="http://schemas.openxmlformats.org/officeDocument/2006/bibliography"/>
-  </ds:schemaRefs>
-</ds:datastoreItem>
-</file>
-
-<file path=customXml/itemProps4.xml><?xml version="1.0" encoding="utf-8"?>
-<ds:datastoreItem xmlns:ds="http://schemas.openxmlformats.org/officeDocument/2006/customXml" ds:itemID="{9E3DAD1C-033A-4C5A-AE3F-B5E3AAD21000}">
-  <ds:schemaRefs>
-    <ds:schemaRef ds:uri="http://schemas.microsoft.com/sharepoint/v3/contenttype/forms"/>
-  </ds:schemaRefs>
-</ds:datastoreItem>
 </file>
--- a/uk-cca-app-api/src/main/resources/templates/ca/england/Updated UnA template - v03.docx
+++ b/uk-cca-app-api/src/main/resources/templates/ca/england/Updated UnA template - v03.docx
@@ -1312,7 +1312,21 @@
         <w:rPr>
           <w:rFonts w:cs="Arial"/>
         </w:rPr>
-        <w:t xml:space="preserve">“Novem ratio target” has the meaning set out in the technical </w:t>
+        <w:t>“</w:t>
+      </w:r>
+      <w:proofErr w:type="spellStart"/>
+      <w:r>
+        <w:rPr>
+          <w:rFonts w:cs="Arial"/>
+        </w:rPr>
+        <w:t>Novem</w:t>
+      </w:r>
+      <w:proofErr w:type="spellEnd"/>
+      <w:r>
+        <w:rPr>
+          <w:rFonts w:cs="Arial"/>
+        </w:rPr>
+        <w:t xml:space="preserve"> ratio target” has the meaning set out in the technical </w:t>
       </w:r>
       <w:r>
         <w:rPr>
@@ -8102,7 +8116,21 @@
         <w:rPr>
           <w:rFonts w:cs="Arial"/>
         </w:rPr>
-        <w:t xml:space="preserve">in respect of a target unit which has a Novem ratio target, </w:t>
+        <w:t xml:space="preserve">in respect of a target unit which has a </w:t>
+      </w:r>
+      <w:proofErr w:type="spellStart"/>
+      <w:r>
+        <w:rPr>
+          <w:rFonts w:cs="Arial"/>
+        </w:rPr>
+        <w:t>Novem</w:t>
+      </w:r>
+      <w:proofErr w:type="spellEnd"/>
+      <w:r>
+        <w:rPr>
+          <w:rFonts w:cs="Arial"/>
+        </w:rPr>
+        <w:t xml:space="preserve"> ratio target, </w:t>
       </w:r>
       <w:r>
         <w:rPr>
@@ -9887,8 +9915,16 @@
         <w:rPr>
           <w:rFonts w:cs="Arial"/>
         </w:rPr>
-        <w:t>Preston, Lancs</w:t>
-      </w:r>
+        <w:t xml:space="preserve">Preston, </w:t>
+      </w:r>
+      <w:proofErr w:type="spellStart"/>
+      <w:r>
+        <w:rPr>
+          <w:rFonts w:cs="Arial"/>
+        </w:rPr>
+        <w:t>Lancs</w:t>
+      </w:r>
+      <w:proofErr w:type="spellEnd"/>
     </w:p>
     <w:p>
       <w:pPr>
@@ -10480,7 +10516,7 @@
         <w:rPr>
           <w:rFonts w:cs="Arial"/>
         </w:rPr>
-        <w:instrText xml:space="preserve"> MERGEFIELD  ${account.sectorName} </w:instrText>
+        <w:instrText xml:space="preserve"> MERGEFIELD  ${params.sectorName} </w:instrText>
       </w:r>
       <w:r>
         <w:rPr>
@@ -10493,7 +10529,7 @@
           <w:rFonts w:cs="Arial"/>
           <w:noProof/>
         </w:rPr>
-        <w:t>«${account.sectorName}»</w:t>
+        <w:t>«${params.sectorName}»</w:t>
       </w:r>
       <w:r>
         <w:rPr>
@@ -10554,7 +10590,7 @@
         <w:rPr>
           <w:rFonts w:cs="Arial"/>
         </w:rPr>
-        <w:instrText xml:space="preserve"> MERGEFIELD  ${account.sectorContactFullName} </w:instrText>
+        <w:instrText xml:space="preserve"> MERGEFIELD  ${params.sectorContactFullName} </w:instrText>
       </w:r>
       <w:r>
         <w:rPr>
@@ -10567,7 +10603,7 @@
           <w:rFonts w:cs="Arial"/>
           <w:noProof/>
         </w:rPr>
-        <w:t>«${account.sectorContactFullName}»</w:t>
+        <w:t>«${params.sectorContactFullName}»</w:t>
       </w:r>
       <w:r>
         <w:rPr>
@@ -10625,7 +10661,7 @@
         <w:rPr>
           <w:rFonts w:cs="Arial"/>
         </w:rPr>
-        <w:instrText xml:space="preserve"> MERGEFIELD  ${account.sectorContactLocation} </w:instrText>
+        <w:instrText xml:space="preserve"> MERGEFIELD  ${params.sectorContactAddress} </w:instrText>
       </w:r>
       <w:r>
         <w:rPr>
@@ -10638,7 +10674,7 @@
           <w:rFonts w:cs="Arial"/>
           <w:noProof/>
         </w:rPr>
-        <w:t>«${account.sectorContactLocation}»</w:t>
+        <w:t>«${params.sectorContactAddress}»</w:t>
       </w:r>
       <w:r>
         <w:rPr>
@@ -10684,7 +10720,7 @@
         <w:rPr>
           <w:rFonts w:cs="Arial"/>
         </w:rPr>
-        <w:instrText xml:space="preserve"> MERGEFIELD  ${account.sectorContactEmail} </w:instrText>
+        <w:instrText xml:space="preserve"> MERGEFIELD  ${params.sectorContactEmail} </w:instrText>
       </w:r>
       <w:r>
         <w:rPr>
@@ -10697,7 +10733,7 @@
           <w:rFonts w:cs="Arial"/>
           <w:noProof/>
         </w:rPr>
-        <w:t>«${account.sectorContactEmail}»</w:t>
+        <w:t>«${params.sectorContactEmail}»</w:t>
       </w:r>
       <w:r>
         <w:rPr>
@@ -10775,7 +10811,7 @@
           <w:rFonts w:cs="Arial"/>
           <w:bCs/>
         </w:rPr>
-        <w:instrText xml:space="preserve"> MERGEFIELD  ${(account.umaDate)!}  \* MERGEFORMAT </w:instrText>
+        <w:instrText xml:space="preserve"> MERGEFIELD  ${(params.umaDate)!}  \* MERGEFORMAT </w:instrText>
       </w:r>
       <w:r>
         <w:rPr>
@@ -10790,7 +10826,7 @@
           <w:bCs/>
           <w:noProof/>
         </w:rPr>
-        <w:t>«${(account.umaDate)!}»</w:t>
+        <w:t>«${(params.umaDate)!}»</w:t>
       </w:r>
       <w:r>
         <w:rPr>
@@ -10839,7 +10875,7 @@
         <w:rPr>
           <w:rFonts w:cs="Arial"/>
         </w:rPr>
-        <w:instrText xml:space="preserve"> MERGEFIELD  ${(account.definition)!} </w:instrText>
+        <w:instrText xml:space="preserve"> MERGEFIELD  ${(params.sectorDefinition)!} </w:instrText>
       </w:r>
       <w:r>
         <w:rPr>
@@ -10852,7 +10888,7 @@
           <w:rFonts w:cs="Arial"/>
           <w:noProof/>
         </w:rPr>
-        <w:t>«${(account.definition)!}»</w:t>
+        <w:t>«${(params.sectorDefinition)!}»</w:t>
       </w:r>
       <w:r>
         <w:rPr>
@@ -11916,27 +11952,14 @@
             <w:r>
               <w:t>n/a</w:t>
             </w:r>
-            <w:r>
-              <w:fldChar w:fldCharType="begin"/>
-            </w:r>
-            <w:r>
-              <w:instrText xml:space="preserve"> MERGEFIELD  "[#elseif (params.baselineTargetTP5.throughputUnit)??]"  \* MERGEFORMAT </w:instrText>
-            </w:r>
-            <w:r>
-              <w:fldChar w:fldCharType="separate"/>
-            </w:r>
-            <w:r>
-              <w:rPr>
-                <w:noProof/>
-              </w:rPr>
-              <w:t>«[#elseif (params.baselineTargetTP5.throu»</w:t>
-            </w:r>
-            <w:r>
-              <w:rPr>
-                <w:noProof/>
-              </w:rPr>
-              <w:fldChar w:fldCharType="end"/>
-            </w:r>
+            <w:fldSimple w:instr=" MERGEFIELD  [#else]  \* MERGEFORMAT ">
+              <w:r>
+                <w:rPr>
+                  <w:noProof/>
+                </w:rPr>
+                <w:t>«[#else]»</w:t>
+              </w:r>
+            </w:fldSimple>
             <w:r>
               <w:fldChar w:fldCharType="begin"/>
             </w:r>
@@ -11964,51 +11987,6 @@
               <w:pStyle w:val="ScheduleSubHeading"/>
               <w:spacing w:before="0" w:after="0"/>
             </w:pPr>
-            <w:r>
-              <w:fldChar w:fldCharType="begin"/>
-            </w:r>
-            <w:r>
-              <w:instrText xml:space="preserve"> MERG</w:instrText>
-            </w:r>
-            <w:r>
-              <w:instrText xml:space="preserve">EFIELD  [#else]  \* MERGEFORMAT </w:instrText>
-            </w:r>
-            <w:r>
-              <w:fldChar w:fldCharType="separate"/>
-            </w:r>
-            <w:r>
-              <w:rPr>
-                <w:noProof/>
-              </w:rPr>
-              <w:t>«[#else]»</w:t>
-            </w:r>
-            <w:r>
-              <w:rPr>
-                <w:noProof/>
-              </w:rPr>
-              <w:fldChar w:fldCharType="end"/>
-            </w:r>
-            <w:r>
-              <w:fldChar w:fldCharType="begin"/>
-            </w:r>
-            <w:r>
-              <w:instrText xml:space="preserve"> MERGEFIELD  ${(account.sectorThroughputUnit)}  \* MERGEFORMAT </w:instrText>
-            </w:r>
-            <w:r>
-              <w:fldChar w:fldCharType="separate"/>
-            </w:r>
-            <w:r>
-              <w:rPr>
-                <w:noProof/>
-              </w:rPr>
-              <w:t>«${(account.sectorThroughputUnit)}»</w:t>
-            </w:r>
-            <w:r>
-              <w:rPr>
-                <w:noProof/>
-              </w:rPr>
-              <w:fldChar w:fldCharType="end"/>
-            </w:r>
             <w:r>
               <w:rPr>
                 <w:szCs w:val="22"/>
@@ -12137,27 +12115,14 @@
             <w:r>
               <w:t>n/a</w:t>
             </w:r>
-            <w:r>
-              <w:fldChar w:fldCharType="begin"/>
-            </w:r>
-            <w:r>
-              <w:instrText xml:space="preserve"> MERGEFIELD  "[#elseif (params.baselineTargetTP6.throughputUnit)??]"  \* MERGEFORMAT </w:instrText>
-            </w:r>
-            <w:r>
-              <w:fldChar w:fldCharType="separate"/>
-            </w:r>
-            <w:r>
-              <w:rPr>
-                <w:noProof/>
-              </w:rPr>
-              <w:t>«[#elseif (params.baselineTargetTP6.throu»</w:t>
-            </w:r>
-            <w:r>
-              <w:rPr>
-                <w:noProof/>
-              </w:rPr>
-              <w:fldChar w:fldCharType="end"/>
-            </w:r>
+            <w:fldSimple w:instr=" MERGEFIELD  [#else]  \* MERGEFORMAT ">
+              <w:r>
+                <w:rPr>
+                  <w:noProof/>
+                </w:rPr>
+                <w:t>«[#else]»</w:t>
+              </w:r>
+            </w:fldSimple>
             <w:r>
               <w:fldChar w:fldCharType="begin"/>
             </w:r>
@@ -12189,51 +12154,6 @@
                 <w:highlight w:val="yellow"/>
               </w:rPr>
             </w:pPr>
-            <w:r>
-              <w:fldChar w:fldCharType="begin"/>
-            </w:r>
-            <w:r>
-              <w:instrText xml:space="preserve"> MERGE</w:instrText>
-            </w:r>
-            <w:r>
-              <w:instrText xml:space="preserve">FIELD  [#else]  \* MERGEFORMAT </w:instrText>
-            </w:r>
-            <w:r>
-              <w:fldChar w:fldCharType="separate"/>
-            </w:r>
-            <w:r>
-              <w:rPr>
-                <w:noProof/>
-              </w:rPr>
-              <w:t>«[#else]»</w:t>
-            </w:r>
-            <w:r>
-              <w:rPr>
-                <w:noProof/>
-              </w:rPr>
-              <w:fldChar w:fldCharType="end"/>
-            </w:r>
-            <w:r>
-              <w:fldChar w:fldCharType="begin"/>
-            </w:r>
-            <w:r>
-              <w:instrText xml:space="preserve"> MERGEFIELD  ${(account.sectorThroughputUnit)}  \* MERGEFORMAT </w:instrText>
-            </w:r>
-            <w:r>
-              <w:fldChar w:fldCharType="separate"/>
-            </w:r>
-            <w:r>
-              <w:rPr>
-                <w:noProof/>
-              </w:rPr>
-              <w:t>«${(account.sectorThroughputUnit)}»</w:t>
-            </w:r>
-            <w:r>
-              <w:rPr>
-                <w:noProof/>
-              </w:rPr>
-              <w:fldChar w:fldCharType="end"/>
-            </w:r>
             <w:r>
               <w:rPr>
                 <w:szCs w:val="22"/>
@@ -12287,7 +12207,6 @@
               <w:rPr>
                 <w:b/>
               </w:rPr>
-              <w:lastRenderedPageBreak/>
               <w:t>Energy</w:t>
             </w:r>
             <w:r>
@@ -12462,7 +12381,10 @@
               <w:fldChar w:fldCharType="begin"/>
             </w:r>
             <w:r>
-              <w:instrText xml:space="preserve"> MERGEFIELD  ${(params.baselineTargetTP6.energyCarbonUnit)}  \* MERGEFORMAT </w:instrText>
+              <w:instrText xml:space="preserve"> MERGEFIELD  ${(params.baselineTargetTP6.energyCarbonUnit)}  \* </w:instrText>
+            </w:r>
+            <w:r>
+              <w:instrText xml:space="preserve">MERGEFORMAT </w:instrText>
             </w:r>
             <w:r>
               <w:fldChar w:fldCharType="separate"/>
@@ -12510,6 +12432,7 @@
               <w:rPr>
                 <w:b/>
               </w:rPr>
+              <w:lastRenderedPageBreak/>
               <w:t>Target value:</w:t>
             </w:r>
           </w:p>
@@ -12636,7 +12559,7 @@
               <w:fldChar w:fldCharType="begin"/>
             </w:r>
             <w:r>
-              <w:instrText xml:space="preserve"> MERGEFIELD  ${(params.baselineTargetTP5.improvement)!'n/a'}  \* MERGEFORMAT </w:instrText>
+              <w:instrText xml:space="preserve"> MERGEFIELD  "[#if (params.baselineTargetTP5.improvement)??]"  \* MERGEFORMAT </w:instrText>
             </w:r>
             <w:r>
               <w:fldChar w:fldCharType="separate"/>
@@ -12645,6 +12568,27 @@
               <w:rPr>
                 <w:noProof/>
               </w:rPr>
+              <w:t>«[#if (params.baselineTargetTP5.improveme»</w:t>
+            </w:r>
+            <w:r>
+              <w:rPr>
+                <w:noProof/>
+              </w:rPr>
+              <w:fldChar w:fldCharType="end"/>
+            </w:r>
+            <w:r>
+              <w:fldChar w:fldCharType="begin"/>
+            </w:r>
+            <w:r>
+              <w:instrText xml:space="preserve"> MERGEFIELD  ${(params.baselineTargetTP5.improvement)}  \* MERGEFORMAT </w:instrText>
+            </w:r>
+            <w:r>
+              <w:fldChar w:fldCharType="separate"/>
+            </w:r>
+            <w:r>
+              <w:rPr>
+                <w:noProof/>
+              </w:rPr>
               <w:t>«${(params.baselineTargetTP5.improvement)»</w:t>
             </w:r>
             <w:r>
@@ -12652,16 +12596,67 @@
                 <w:noProof/>
               </w:rPr>
               <w:fldChar w:fldCharType="end"/>
+            </w:r>
+            <w:r>
+              <w:t>%</w:t>
             </w:r>
           </w:p>
           <w:p>
             <w:pPr>
               <w:pStyle w:val="ScheduleSubHeading"/>
               <w:spacing w:before="0" w:after="0"/>
-              <w:rPr>
-                <w:highlight w:val="yellow"/>
-              </w:rPr>
             </w:pPr>
+            <w:fldSimple w:instr=" MERGEFIELD  [#else]  \* MERGEFORMAT ">
+              <w:r>
+                <w:rPr>
+                  <w:noProof/>
+                </w:rPr>
+                <w:t>«[#else]»</w:t>
+              </w:r>
+            </w:fldSimple>
+            <w:r>
+              <w:rPr>
+                <w:noProof/>
+              </w:rPr>
+              <w:t>n/a</w:t>
+            </w:r>
+          </w:p>
+          <w:p>
+            <w:pPr>
+              <w:pStyle w:val="ScheduleSubHeading"/>
+              <w:spacing w:before="0" w:after="0"/>
+            </w:pPr>
+            <w:r>
+              <w:rPr>
+                <w:szCs w:val="22"/>
+              </w:rPr>
+              <w:fldChar w:fldCharType="begin"/>
+            </w:r>
+            <w:r>
+              <w:rPr>
+                <w:szCs w:val="22"/>
+              </w:rPr>
+              <w:instrText xml:space="preserve"> MERGEFIELD  [/#if]  \* MERGEFORMAT </w:instrText>
+            </w:r>
+            <w:r>
+              <w:rPr>
+                <w:szCs w:val="22"/>
+              </w:rPr>
+              <w:fldChar w:fldCharType="separate"/>
+            </w:r>
+            <w:r>
+              <w:rPr>
+                <w:noProof/>
+                <w:szCs w:val="22"/>
+              </w:rPr>
+              <w:t>«[/#if]»</w:t>
+            </w:r>
+            <w:r>
+              <w:rPr>
+                <w:szCs w:val="22"/>
+              </w:rPr>
+              <w:fldChar w:fldCharType="end"/>
+            </w:r>
           </w:p>
         </w:tc>
         <w:tc>
@@ -12694,6 +12689,12 @@
                 <w:noProof/>
               </w:rPr>
               <w:fldChar w:fldCharType="end"/>
+            </w:r>
+            <w:r>
+              <w:rPr>
+                <w:noProof/>
+              </w:rPr>
+              <w:t>%</w:t>
             </w:r>
           </w:p>
           <w:p>
@@ -12899,12 +12900,8 @@
       </w:pPr>
     </w:p>
     <w:sectPr>
-      <w:headerReference w:type="even" r:id="rId17"/>
-      <w:headerReference w:type="default" r:id="rId18"/>
-      <w:footerReference w:type="even" r:id="rId19"/>
-      <w:footerReference w:type="default" r:id="rId20"/>
-      <w:headerReference w:type="first" r:id="rId21"/>
-      <w:footerReference w:type="first" r:id="rId22"/>
+      <w:headerReference w:type="default" r:id="rId17"/>
+      <w:footerReference w:type="default" r:id="rId18"/>
       <w:pgSz w:w="11906" w:h="16838"/>
       <w:pgMar w:top="1440" w:right="1440" w:bottom="1440" w:left="1440" w:header="708" w:footer="708" w:gutter="0"/>
       <w:cols w:space="708"/>
@@ -12937,16 +12934,6 @@
 </file>
 
 <file path=word/footer1.xml><?xml version="1.0" encoding="utf-8"?>
-<w:ftr xmlns:wpc="http://schemas.microsoft.com/office/word/2010/wordprocessingCanvas" xmlns:cx="http://schemas.microsoft.com/office/drawing/2014/chartex" xmlns:cx1="http://schemas.microsoft.com/office/drawing/2015/9/8/chartex" xmlns:cx2="http://schemas.microsoft.com/office/drawing/2015/10/21/chartex" xmlns:cx3="http://schemas.microsoft.com/office/drawing/2016/5/9/chartex" xmlns:cx4="http://schemas.microsoft.com/office/drawing/2016/5/10/chartex" xmlns:cx5="http://schemas.microsoft.com/office/drawing/2016/5/11/chartex" xmlns:cx6="http://schemas.microsoft.com/office/drawing/2016/5/12/chartex" xmlns:cx7="http://schemas.microsoft.com/office/drawing/2016/5/13/chartex" xmlns:cx8="http://schemas.microsoft.com/office/drawing/2016/5/14/chartex" xmlns:mc="http://schemas.openxmlformats.org/markup-compatibility/2006" xmlns:aink="http://schemas.microsoft.com/office/drawing/2016/ink" xmlns:am3d="http://schemas.microsoft.com/office/drawing/2017/model3d" xmlns:o="urn:schemas-microsoft-com:office:office" xmlns:r="http://schemas.openxmlformats.org/officeDocument/2006/relationships" xmlns:m="http://schemas.openxmlformats.org/officeDocument/2006/math" xmlns:v="urn:schemas-microsoft-com:vml" xmlns:wp14="http://schemas.microsoft.com/office/word/2010/wordprocessingDrawing" xmlns:wp="http://schemas.openxmlformats.org/drawingml/2006/wordprocessingDrawing" xmlns:w10="urn:schemas-microsoft-com:office:word" xmlns:w="http://schemas.openxmlformats.org/wordprocessingml/2006/main" xmlns:w14="http://schemas.microsoft.com/office/word/2010/wordml" xmlns:w15="http://schemas.microsoft.com/office/word/2012/wordml" xmlns:w16cex="http://schemas.microsoft.com/office/word/2018/wordml/cex" xmlns:w16cid="http://schemas.microsoft.com/office/word/2016/wordml/cid" xmlns:w16="http://schemas.microsoft.com/office/word/2018/wordml" xmlns:w16sdtdh="http://schemas.microsoft.com/office/word/2020/wordml/sdtdatahash" xmlns:w16se="http://schemas.microsoft.com/office/word/2015/wordml/symex" xmlns:wpg="http://schemas.microsoft.com/office/word/2010/wordprocessingGroup" xmlns:wpi="http://schemas.microsoft.com/office/word/2010/wordprocessingInk" xmlns:wne="http://schemas.microsoft.com/office/word/2006/wordml" xmlns:wps="http://schemas.microsoft.com/office/word/2010/wordprocessingShape" mc:Ignorable="w14 w15 w16se w16cid w16 w16cex w16sdtdh wp14">
-  <w:p>
-    <w:pPr>
-      <w:pStyle w:val="Footer"/>
-    </w:pPr>
-  </w:p>
-</w:ftr>
-</file>
-
-<file path=word/footer2.xml><?xml version="1.0" encoding="utf-8"?>
 <w:ftr xmlns:wpc="http://schemas.microsoft.com/office/word/2010/wordprocessingCanvas" xmlns:cx="http://schemas.microsoft.com/office/drawing/2014/chartex" xmlns:cx1="http://schemas.microsoft.com/office/drawing/2015/9/8/chartex" xmlns:cx2="http://schemas.microsoft.com/office/drawing/2015/10/21/chartex" xmlns:cx3="http://schemas.microsoft.com/office/drawing/2016/5/9/chartex" xmlns:cx4="http://schemas.microsoft.com/office/drawing/2016/5/10/chartex" xmlns:cx5="http://schemas.microsoft.com/office/drawing/2016/5/11/chartex" xmlns:cx6="http://schemas.microsoft.com/office/drawing/2016/5/12/chartex" xmlns:cx7="http://schemas.microsoft.com/office/drawing/2016/5/13/chartex" xmlns:cx8="http://schemas.microsoft.com/office/drawing/2016/5/14/chartex" xmlns:mc="http://schemas.openxmlformats.org/markup-compatibility/2006" xmlns:aink="http://schemas.microsoft.com/office/drawing/2016/ink" xmlns:am3d="http://schemas.microsoft.com/office/drawing/2017/model3d" xmlns:o="urn:schemas-microsoft-com:office:office" xmlns:r="http://schemas.openxmlformats.org/officeDocument/2006/relationships" xmlns:m="http://schemas.openxmlformats.org/officeDocument/2006/math" xmlns:v="urn:schemas-microsoft-com:vml" xmlns:wp14="http://schemas.microsoft.com/office/word/2010/wordprocessingDrawing" xmlns:wp="http://schemas.openxmlformats.org/drawingml/2006/wordprocessingDrawing" xmlns:w10="urn:schemas-microsoft-com:office:word" xmlns:w="http://schemas.openxmlformats.org/wordprocessingml/2006/main" xmlns:w14="http://schemas.microsoft.com/office/word/2010/wordml" xmlns:w15="http://schemas.microsoft.com/office/word/2012/wordml" xmlns:w16cex="http://schemas.microsoft.com/office/word/2018/wordml/cex" xmlns:w16cid="http://schemas.microsoft.com/office/word/2016/wordml/cid" xmlns:w16="http://schemas.microsoft.com/office/word/2018/wordml" xmlns:w16sdtdh="http://schemas.microsoft.com/office/word/2020/wordml/sdtdatahash" xmlns:w16se="http://schemas.microsoft.com/office/word/2015/wordml/symex" xmlns:wpg="http://schemas.microsoft.com/office/word/2010/wordprocessingGroup" xmlns:wpi="http://schemas.microsoft.com/office/word/2010/wordprocessingInk" xmlns:wne="http://schemas.microsoft.com/office/word/2006/wordml" xmlns:wps="http://schemas.microsoft.com/office/word/2010/wordprocessingShape" mc:Ignorable="w14 w15 w16se w16cid w16 w16cex w16sdtdh wp14">
   <w:p>
     <w:pPr>
@@ -12987,16 +12974,6 @@
 </w:ftr>
 </file>
 
-<file path=word/footer3.xml><?xml version="1.0" encoding="utf-8"?>
-<w:ftr xmlns:wpc="http://schemas.microsoft.com/office/word/2010/wordprocessingCanvas" xmlns:cx="http://schemas.microsoft.com/office/drawing/2014/chartex" xmlns:cx1="http://schemas.microsoft.com/office/drawing/2015/9/8/chartex" xmlns:cx2="http://schemas.microsoft.com/office/drawing/2015/10/21/chartex" xmlns:cx3="http://schemas.microsoft.com/office/drawing/2016/5/9/chartex" xmlns:cx4="http://schemas.microsoft.com/office/drawing/2016/5/10/chartex" xmlns:cx5="http://schemas.microsoft.com/office/drawing/2016/5/11/chartex" xmlns:cx6="http://schemas.microsoft.com/office/drawing/2016/5/12/chartex" xmlns:cx7="http://schemas.microsoft.com/office/drawing/2016/5/13/chartex" xmlns:cx8="http://schemas.microsoft.com/office/drawing/2016/5/14/chartex" xmlns:mc="http://schemas.openxmlformats.org/markup-compatibility/2006" xmlns:aink="http://schemas.microsoft.com/office/drawing/2016/ink" xmlns:am3d="http://schemas.microsoft.com/office/drawing/2017/model3d" xmlns:o="urn:schemas-microsoft-com:office:office" xmlns:r="http://schemas.openxmlformats.org/officeDocument/2006/relationships" xmlns:m="http://schemas.openxmlformats.org/officeDocument/2006/math" xmlns:v="urn:schemas-microsoft-com:vml" xmlns:wp14="http://schemas.microsoft.com/office/word/2010/wordprocessingDrawing" xmlns:wp="http://schemas.openxmlformats.org/drawingml/2006/wordprocessingDrawing" xmlns:w10="urn:schemas-microsoft-com:office:word" xmlns:w="http://schemas.openxmlformats.org/wordprocessingml/2006/main" xmlns:w14="http://schemas.microsoft.com/office/word/2010/wordml" xmlns:w15="http://schemas.microsoft.com/office/word/2012/wordml" xmlns:w16cex="http://schemas.microsoft.com/office/word/2018/wordml/cex" xmlns:w16cid="http://schemas.microsoft.com/office/word/2016/wordml/cid" xmlns:w16="http://schemas.microsoft.com/office/word/2018/wordml" xmlns:w16sdtdh="http://schemas.microsoft.com/office/word/2020/wordml/sdtdatahash" xmlns:w16se="http://schemas.microsoft.com/office/word/2015/wordml/symex" xmlns:wpg="http://schemas.microsoft.com/office/word/2010/wordprocessingGroup" xmlns:wpi="http://schemas.microsoft.com/office/word/2010/wordprocessingInk" xmlns:wne="http://schemas.microsoft.com/office/word/2006/wordml" xmlns:wps="http://schemas.microsoft.com/office/word/2010/wordprocessingShape" mc:Ignorable="w14 w15 w16se w16cid w16 w16cex w16sdtdh wp14">
-  <w:p>
-    <w:pPr>
-      <w:pStyle w:val="Footer"/>
-    </w:pPr>
-  </w:p>
-</w:ftr>
-</file>
-
 <file path=word/footnotes.xml><?xml version="1.0" encoding="utf-8"?>
 <w:footnotes xmlns:wpc="http://schemas.microsoft.com/office/word/2010/wordprocessingCanvas" xmlns:cx="http://schemas.microsoft.com/office/drawing/2014/chartex" xmlns:cx1="http://schemas.microsoft.com/office/drawing/2015/9/8/chartex" xmlns:cx2="http://schemas.microsoft.com/office/drawing/2015/10/21/chartex" xmlns:cx3="http://schemas.microsoft.com/office/drawing/2016/5/9/chartex" xmlns:cx4="http://schemas.microsoft.com/office/drawing/2016/5/10/chartex" xmlns:cx5="http://schemas.microsoft.com/office/drawing/2016/5/11/chartex" xmlns:cx6="http://schemas.microsoft.com/office/drawing/2016/5/12/chartex" xmlns:cx7="http://schemas.microsoft.com/office/drawing/2016/5/13/chartex" xmlns:cx8="http://schemas.microsoft.com/office/drawing/2016/5/14/chartex" xmlns:mc="http://schemas.openxmlformats.org/markup-compatibility/2006" xmlns:aink="http://schemas.microsoft.com/office/drawing/2016/ink" xmlns:am3d="http://schemas.microsoft.com/office/drawing/2017/model3d" xmlns:o="urn:schemas-microsoft-com:office:office" xmlns:r="http://schemas.openxmlformats.org/officeDocument/2006/relationships" xmlns:m="http://schemas.openxmlformats.org/officeDocument/2006/math" xmlns:v="urn:schemas-microsoft-com:vml" xmlns:wp14="http://schemas.microsoft.com/office/word/2010/wordprocessingDrawing" xmlns:wp="http://schemas.openxmlformats.org/drawingml/2006/wordprocessingDrawing" xmlns:w10="urn:schemas-microsoft-com:office:word" xmlns:w="http://schemas.openxmlformats.org/wordprocessingml/2006/main" xmlns:w14="http://schemas.microsoft.com/office/word/2010/wordml" xmlns:w15="http://schemas.microsoft.com/office/word/2012/wordml" xmlns:w16cex="http://schemas.microsoft.com/office/word/2018/wordml/cex" xmlns:w16cid="http://schemas.microsoft.com/office/word/2016/wordml/cid" xmlns:w16="http://schemas.microsoft.com/office/word/2018/wordml" xmlns:w16sdtdh="http://schemas.microsoft.com/office/word/2020/wordml/sdtdatahash" xmlns:w16se="http://schemas.microsoft.com/office/word/2015/wordml/symex" xmlns:wpg="http://schemas.microsoft.com/office/word/2010/wordprocessingGroup" xmlns:wpi="http://schemas.microsoft.com/office/word/2010/wordprocessingInk" xmlns:wne="http://schemas.microsoft.com/office/word/2006/wordml" xmlns:wps="http://schemas.microsoft.com/office/word/2010/wordprocessingShape" mc:Ignorable="w14 w15 w16se w16cid w16 w16cex w16sdtdh wp14">
   <w:footnote w:type="separator" w:id="-1">
@@ -13042,29 +13019,32 @@
 <w:hdr xmlns:wpc="http://schemas.microsoft.com/office/word/2010/wordprocessingCanvas" xmlns:cx="http://schemas.microsoft.com/office/drawing/2014/chartex" xmlns:cx1="http://schemas.microsoft.com/office/drawing/2015/9/8/chartex" xmlns:cx2="http://schemas.microsoft.com/office/drawing/2015/10/21/chartex" xmlns:cx3="http://schemas.microsoft.com/office/drawing/2016/5/9/chartex" xmlns:cx4="http://schemas.microsoft.com/office/drawing/2016/5/10/chartex" xmlns:cx5="http://schemas.microsoft.com/office/drawing/2016/5/11/chartex" xmlns:cx6="http://schemas.microsoft.com/office/drawing/2016/5/12/chartex" xmlns:cx7="http://schemas.microsoft.com/office/drawing/2016/5/13/chartex" xmlns:cx8="http://schemas.microsoft.com/office/drawing/2016/5/14/chartex" xmlns:mc="http://schemas.openxmlformats.org/markup-compatibility/2006" xmlns:aink="http://schemas.microsoft.com/office/drawing/2016/ink" xmlns:am3d="http://schemas.microsoft.com/office/drawing/2017/model3d" xmlns:o="urn:schemas-microsoft-com:office:office" xmlns:r="http://schemas.openxmlformats.org/officeDocument/2006/relationships" xmlns:m="http://schemas.openxmlformats.org/officeDocument/2006/math" xmlns:v="urn:schemas-microsoft-com:vml" xmlns:wp14="http://schemas.microsoft.com/office/word/2010/wordprocessingDrawing" xmlns:wp="http://schemas.openxmlformats.org/drawingml/2006/wordprocessingDrawing" xmlns:w10="urn:schemas-microsoft-com:office:word" xmlns:w="http://schemas.openxmlformats.org/wordprocessingml/2006/main" xmlns:w14="http://schemas.microsoft.com/office/word/2010/wordml" xmlns:w15="http://schemas.microsoft.com/office/word/2012/wordml" xmlns:w16cex="http://schemas.microsoft.com/office/word/2018/wordml/cex" xmlns:w16cid="http://schemas.microsoft.com/office/word/2016/wordml/cid" xmlns:w16="http://schemas.microsoft.com/office/word/2018/wordml" xmlns:w16sdtdh="http://schemas.microsoft.com/office/word/2020/wordml/sdtdatahash" xmlns:w16se="http://schemas.microsoft.com/office/word/2015/wordml/symex" xmlns:wpg="http://schemas.microsoft.com/office/word/2010/wordprocessingGroup" xmlns:wpi="http://schemas.microsoft.com/office/word/2010/wordprocessingInk" xmlns:wne="http://schemas.microsoft.com/office/word/2006/wordml" xmlns:wps="http://schemas.microsoft.com/office/word/2010/wordprocessingShape" mc:Ignorable="w14 w15 w16se w16cid w16 w16cex w16sdtdh wp14">
   <w:p>
     <w:pPr>
-      <w:pStyle w:val="Header"/>
-    </w:pPr>
-  </w:p>
-</w:hdr>
-</file>
-
-<file path=word/header2.xml><?xml version="1.0" encoding="utf-8"?>
-<w:hdr xmlns:wpc="http://schemas.microsoft.com/office/word/2010/wordprocessingCanvas" xmlns:cx="http://schemas.microsoft.com/office/drawing/2014/chartex" xmlns:cx1="http://schemas.microsoft.com/office/drawing/2015/9/8/chartex" xmlns:cx2="http://schemas.microsoft.com/office/drawing/2015/10/21/chartex" xmlns:cx3="http://schemas.microsoft.com/office/drawing/2016/5/9/chartex" xmlns:cx4="http://schemas.microsoft.com/office/drawing/2016/5/10/chartex" xmlns:cx5="http://schemas.microsoft.com/office/drawing/2016/5/11/chartex" xmlns:cx6="http://schemas.microsoft.com/office/drawing/2016/5/12/chartex" xmlns:cx7="http://schemas.microsoft.com/office/drawing/2016/5/13/chartex" xmlns:cx8="http://schemas.microsoft.com/office/drawing/2016/5/14/chartex" xmlns:mc="http://schemas.openxmlformats.org/markup-compatibility/2006" xmlns:aink="http://schemas.microsoft.com/office/drawing/2016/ink" xmlns:am3d="http://schemas.microsoft.com/office/drawing/2017/model3d" xmlns:o="urn:schemas-microsoft-com:office:office" xmlns:r="http://schemas.openxmlformats.org/officeDocument/2006/relationships" xmlns:m="http://schemas.openxmlformats.org/officeDocument/2006/math" xmlns:v="urn:schemas-microsoft-com:vml" xmlns:wp14="http://schemas.microsoft.com/office/word/2010/wordprocessingDrawing" xmlns:wp="http://schemas.openxmlformats.org/drawingml/2006/wordprocessingDrawing" xmlns:w10="urn:schemas-microsoft-com:office:word" xmlns:w="http://schemas.openxmlformats.org/wordprocessingml/2006/main" xmlns:w14="http://schemas.microsoft.com/office/word/2010/wordml" xmlns:w15="http://schemas.microsoft.com/office/word/2012/wordml" xmlns:w16cex="http://schemas.microsoft.com/office/word/2018/wordml/cex" xmlns:w16cid="http://schemas.microsoft.com/office/word/2016/wordml/cid" xmlns:w16="http://schemas.microsoft.com/office/word/2018/wordml" xmlns:w16sdtdh="http://schemas.microsoft.com/office/word/2020/wordml/sdtdatahash" xmlns:w16se="http://schemas.microsoft.com/office/word/2015/wordml/symex" xmlns:wpg="http://schemas.microsoft.com/office/word/2010/wordprocessingGroup" xmlns:wpi="http://schemas.microsoft.com/office/word/2010/wordprocessingInk" xmlns:wne="http://schemas.microsoft.com/office/word/2006/wordml" xmlns:wps="http://schemas.microsoft.com/office/word/2010/wordprocessingShape" mc:Ignorable="w14 w15 w16se w16cid w16 w16cex w16sdtdh wp14">
-  <w:p>
-    <w:pPr>
       <w:pStyle w:val="BLOCKCAPS"/>
     </w:pPr>
     <w:r>
       <w:t xml:space="preserve">UNDERLYING CLIMATE CHANGE AGREEMENT FOR THE </w:t>
     </w:r>
-    <w:fldSimple w:instr=" MERGEFIELD  ${account.sectorName} ">
-      <w:r>
-        <w:rPr>
-          <w:noProof/>
-        </w:rPr>
-        <w:t>«${account.sectorName}»</w:t>
-      </w:r>
-    </w:fldSimple>
+    <w:r>
+      <w:fldChar w:fldCharType="begin"/>
+    </w:r>
+    <w:r>
+      <w:instrText xml:space="preserve"> MERGEFIELD  ${params.sectorName} </w:instrText>
+    </w:r>
+    <w:r>
+      <w:fldChar w:fldCharType="separate"/>
+    </w:r>
+    <w:r>
+      <w:rPr>
+        <w:noProof/>
+      </w:rPr>
+      <w:t>«${params.sectorName}»</w:t>
+    </w:r>
+    <w:r>
+      <w:rPr>
+        <w:noProof/>
+      </w:rPr>
+      <w:fldChar w:fldCharType="end"/>
+    </w:r>
     <w:r>
       <w:t xml:space="preserve"> </w:t>
     </w:r>
@@ -13151,10 +13131,7 @@
       <w:fldChar w:fldCharType="begin"/>
     </w:r>
     <w:r>
-      <w:instrText xml:space="preserve"> MERGE</w:instrText>
-    </w:r>
-    <w:r>
-      <w:instrText xml:space="preserve">FIELD  ${params.version}  \* MERGEFORMAT </w:instrText>
+      <w:instrText xml:space="preserve"> MERGEFIELD  ${params.version}  \* MERGEFORMAT </w:instrText>
     </w:r>
     <w:r>
       <w:fldChar w:fldCharType="separate"/>
@@ -13188,16 +13165,6 @@
       </w:r>
     </w:fldSimple>
   </w:p>
-  <w:p>
-    <w:pPr>
-      <w:pStyle w:val="Header"/>
-    </w:pPr>
-  </w:p>
-</w:hdr>
-</file>
-
-<file path=word/header3.xml><?xml version="1.0" encoding="utf-8"?>
-<w:hdr xmlns:wpc="http://schemas.microsoft.com/office/word/2010/wordprocessingCanvas" xmlns:cx="http://schemas.microsoft.com/office/drawing/2014/chartex" xmlns:cx1="http://schemas.microsoft.com/office/drawing/2015/9/8/chartex" xmlns:cx2="http://schemas.microsoft.com/office/drawing/2015/10/21/chartex" xmlns:cx3="http://schemas.microsoft.com/office/drawing/2016/5/9/chartex" xmlns:cx4="http://schemas.microsoft.com/office/drawing/2016/5/10/chartex" xmlns:cx5="http://schemas.microsoft.com/office/drawing/2016/5/11/chartex" xmlns:cx6="http://schemas.microsoft.com/office/drawing/2016/5/12/chartex" xmlns:cx7="http://schemas.microsoft.com/office/drawing/2016/5/13/chartex" xmlns:cx8="http://schemas.microsoft.com/office/drawing/2016/5/14/chartex" xmlns:mc="http://schemas.openxmlformats.org/markup-compatibility/2006" xmlns:aink="http://schemas.microsoft.com/office/drawing/2016/ink" xmlns:am3d="http://schemas.microsoft.com/office/drawing/2017/model3d" xmlns:o="urn:schemas-microsoft-com:office:office" xmlns:r="http://schemas.openxmlformats.org/officeDocument/2006/relationships" xmlns:m="http://schemas.openxmlformats.org/officeDocument/2006/math" xmlns:v="urn:schemas-microsoft-com:vml" xmlns:wp14="http://schemas.microsoft.com/office/word/2010/wordprocessingDrawing" xmlns:wp="http://schemas.openxmlformats.org/drawingml/2006/wordprocessingDrawing" xmlns:w10="urn:schemas-microsoft-com:office:word" xmlns:w="http://schemas.openxmlformats.org/wordprocessingml/2006/main" xmlns:w14="http://schemas.microsoft.com/office/word/2010/wordml" xmlns:w15="http://schemas.microsoft.com/office/word/2012/wordml" xmlns:w16cex="http://schemas.microsoft.com/office/word/2018/wordml/cex" xmlns:w16cid="http://schemas.microsoft.com/office/word/2016/wordml/cid" xmlns:w16="http://schemas.microsoft.com/office/word/2018/wordml" xmlns:w16sdtdh="http://schemas.microsoft.com/office/word/2020/wordml/sdtdatahash" xmlns:w16se="http://schemas.microsoft.com/office/word/2015/wordml/symex" xmlns:wpg="http://schemas.microsoft.com/office/word/2010/wordprocessingGroup" xmlns:wpi="http://schemas.microsoft.com/office/word/2010/wordprocessingInk" xmlns:wne="http://schemas.microsoft.com/office/word/2006/wordml" xmlns:wps="http://schemas.microsoft.com/office/word/2010/wordprocessingShape" mc:Ignorable="w14 w15 w16se w16cid w16 w16cex w16sdtdh wp14">
   <w:p>
     <w:pPr>
       <w:pStyle w:val="Header"/>
